--- a/docs/AMC_RFP_Orchestrator_Project_Report.docx
+++ b/docs/AMC_RFP_Orchestrator_Project_Report.docx
@@ -255,18 +255,33 @@
         <w:pStyle w:val="Heading1"/>
       </w:pPr>
       <w:bookmarkStart w:id="0" w:name="_Toc234670560"/>
+      <w:bookmarkStart w:id="1" w:name="_Toc234826334"/>
       <w:r>
         <w:lastRenderedPageBreak/>
         <w:t>Table of Contents</w:t>
       </w:r>
       <w:bookmarkEnd w:id="0"/>
+      <w:bookmarkEnd w:id="1"/>
     </w:p>
     <w:p>
       <w:pPr>
         <w:pStyle w:val="TOC1"/>
-      </w:pPr>
-      <w:r>
-        <w:fldChar w:fldCharType="begin" w:dirty="true"/>
+        <w:tabs>
+          <w:tab w:val="right" w:leader="dot" w:pos="8630"/>
+        </w:tabs>
+        <w:rPr>
+          <w:rFonts w:asciiTheme="minorHAnsi" w:hAnsiTheme="minorHAnsi"/>
+          <w:noProof/>
+          <w:color w:val="auto"/>
+          <w:kern w:val="2"/>
+          <w:sz w:val="24"/>
+          <w:szCs w:val="24"/>
+          <w:lang w:val="en-IN" w:eastAsia="en-IN" w:bidi="ta-IN"/>
+          <w14:ligatures w14:val="standardContextual"/>
+        </w:rPr>
+      </w:pPr>
+      <w:r>
+        <w:fldChar w:fldCharType="begin"/>
       </w:r>
       <w:r>
         <w:instrText xml:space="preserve"> TOC \o "1-3" \h \z \u </w:instrText>
@@ -274,20 +289,4501 @@
       <w:r>
         <w:fldChar w:fldCharType="separate"/>
       </w:r>
-      <w:r>
-        <w:t>Right-click here and choose "Update Field" (or press F9) to generate the Table of Contents.</w:t>
-      </w:r>
+      <w:hyperlink w:anchor="_Toc234826334" w:history="1">
+        <w:r>
+          <w:rPr>
+            <w:rStyle w:val="Hyperlink"/>
+            <w:noProof/>
+          </w:rPr>
+          <w:t>Table of Contents</w:t>
+        </w:r>
+        <w:r>
+          <w:rPr>
+            <w:noProof/>
+            <w:webHidden/>
+          </w:rPr>
+          <w:tab/>
+        </w:r>
+        <w:r>
+          <w:rPr>
+            <w:noProof/>
+            <w:webHidden/>
+          </w:rPr>
+          <w:fldChar w:fldCharType="begin"/>
+        </w:r>
+        <w:r>
+          <w:rPr>
+            <w:noProof/>
+            <w:webHidden/>
+          </w:rPr>
+          <w:instrText xml:space="preserve"> PAGEREF _Toc234826334 \h </w:instrText>
+        </w:r>
+        <w:r>
+          <w:rPr>
+            <w:noProof/>
+            <w:webHidden/>
+          </w:rPr>
+        </w:r>
+        <w:r>
+          <w:rPr>
+            <w:noProof/>
+            <w:webHidden/>
+          </w:rPr>
+          <w:fldChar w:fldCharType="separate"/>
+        </w:r>
+        <w:r>
+          <w:rPr>
+            <w:noProof/>
+            <w:webHidden/>
+          </w:rPr>
+          <w:t>2</w:t>
+        </w:r>
+        <w:r>
+          <w:rPr>
+            <w:noProof/>
+            <w:webHidden/>
+          </w:rPr>
+          <w:fldChar w:fldCharType="end"/>
+        </w:r>
+      </w:hyperlink>
+    </w:p>
+    <w:p>
+      <w:pPr>
+        <w:pStyle w:val="TOC1"/>
+        <w:tabs>
+          <w:tab w:val="right" w:leader="dot" w:pos="8630"/>
+        </w:tabs>
+        <w:rPr>
+          <w:rFonts w:asciiTheme="minorHAnsi" w:hAnsiTheme="minorHAnsi"/>
+          <w:noProof/>
+          <w:color w:val="auto"/>
+          <w:kern w:val="2"/>
+          <w:sz w:val="24"/>
+          <w:szCs w:val="24"/>
+          <w:lang w:val="en-IN" w:eastAsia="en-IN" w:bidi="ta-IN"/>
+          <w14:ligatures w14:val="standardContextual"/>
+        </w:rPr>
+      </w:pPr>
+      <w:hyperlink w:anchor="_Toc234826335" w:history="1">
+        <w:r>
+          <w:rPr>
+            <w:rStyle w:val="Hyperlink"/>
+            <w:noProof/>
+          </w:rPr>
+          <w:t>1. Executive Summary</w:t>
+        </w:r>
+        <w:r>
+          <w:rPr>
+            <w:noProof/>
+            <w:webHidden/>
+          </w:rPr>
+          <w:tab/>
+        </w:r>
+        <w:r>
+          <w:rPr>
+            <w:noProof/>
+            <w:webHidden/>
+          </w:rPr>
+          <w:fldChar w:fldCharType="begin"/>
+        </w:r>
+        <w:r>
+          <w:rPr>
+            <w:noProof/>
+            <w:webHidden/>
+          </w:rPr>
+          <w:instrText xml:space="preserve"> PAGEREF _Toc234826335 \h </w:instrText>
+        </w:r>
+        <w:r>
+          <w:rPr>
+            <w:noProof/>
+            <w:webHidden/>
+          </w:rPr>
+        </w:r>
+        <w:r>
+          <w:rPr>
+            <w:noProof/>
+            <w:webHidden/>
+          </w:rPr>
+          <w:fldChar w:fldCharType="separate"/>
+        </w:r>
+        <w:r>
+          <w:rPr>
+            <w:noProof/>
+            <w:webHidden/>
+          </w:rPr>
+          <w:t>5</w:t>
+        </w:r>
+        <w:r>
+          <w:rPr>
+            <w:noProof/>
+            <w:webHidden/>
+          </w:rPr>
+          <w:fldChar w:fldCharType="end"/>
+        </w:r>
+      </w:hyperlink>
+    </w:p>
+    <w:p>
+      <w:pPr>
+        <w:pStyle w:val="TOC1"/>
+        <w:tabs>
+          <w:tab w:val="right" w:leader="dot" w:pos="8630"/>
+        </w:tabs>
+        <w:rPr>
+          <w:rFonts w:asciiTheme="minorHAnsi" w:hAnsiTheme="minorHAnsi"/>
+          <w:noProof/>
+          <w:color w:val="auto"/>
+          <w:kern w:val="2"/>
+          <w:sz w:val="24"/>
+          <w:szCs w:val="24"/>
+          <w:lang w:val="en-IN" w:eastAsia="en-IN" w:bidi="ta-IN"/>
+          <w14:ligatures w14:val="standardContextual"/>
+        </w:rPr>
+      </w:pPr>
+      <w:hyperlink w:anchor="_Toc234826336" w:history="1">
+        <w:r>
+          <w:rPr>
+            <w:rStyle w:val="Hyperlink"/>
+            <w:noProof/>
+          </w:rPr>
+          <w:t>2. Business Context &amp; Problem Statement</w:t>
+        </w:r>
+        <w:r>
+          <w:rPr>
+            <w:noProof/>
+            <w:webHidden/>
+          </w:rPr>
+          <w:tab/>
+        </w:r>
+        <w:r>
+          <w:rPr>
+            <w:noProof/>
+            <w:webHidden/>
+          </w:rPr>
+          <w:fldChar w:fldCharType="begin"/>
+        </w:r>
+        <w:r>
+          <w:rPr>
+            <w:noProof/>
+            <w:webHidden/>
+          </w:rPr>
+          <w:instrText xml:space="preserve"> PAGEREF _Toc234826336 \h </w:instrText>
+        </w:r>
+        <w:r>
+          <w:rPr>
+            <w:noProof/>
+            <w:webHidden/>
+          </w:rPr>
+        </w:r>
+        <w:r>
+          <w:rPr>
+            <w:noProof/>
+            <w:webHidden/>
+          </w:rPr>
+          <w:fldChar w:fldCharType="separate"/>
+        </w:r>
+        <w:r>
+          <w:rPr>
+            <w:noProof/>
+            <w:webHidden/>
+          </w:rPr>
+          <w:t>6</w:t>
+        </w:r>
+        <w:r>
+          <w:rPr>
+            <w:noProof/>
+            <w:webHidden/>
+          </w:rPr>
+          <w:fldChar w:fldCharType="end"/>
+        </w:r>
+      </w:hyperlink>
+    </w:p>
+    <w:p>
+      <w:pPr>
+        <w:pStyle w:val="TOC2"/>
+        <w:tabs>
+          <w:tab w:val="right" w:leader="dot" w:pos="8630"/>
+        </w:tabs>
+        <w:rPr>
+          <w:rFonts w:asciiTheme="minorHAnsi" w:hAnsiTheme="minorHAnsi"/>
+          <w:noProof/>
+          <w:color w:val="auto"/>
+          <w:kern w:val="2"/>
+          <w:sz w:val="24"/>
+          <w:szCs w:val="24"/>
+          <w:lang w:val="en-IN" w:eastAsia="en-IN" w:bidi="ta-IN"/>
+          <w14:ligatures w14:val="standardContextual"/>
+        </w:rPr>
+      </w:pPr>
+      <w:hyperlink w:anchor="_Toc234826337" w:history="1">
+        <w:r>
+          <w:rPr>
+            <w:rStyle w:val="Hyperlink"/>
+            <w:noProof/>
+          </w:rPr>
+          <w:t>2.1 The Operational Bottleneck</w:t>
+        </w:r>
+        <w:r>
+          <w:rPr>
+            <w:noProof/>
+            <w:webHidden/>
+          </w:rPr>
+          <w:tab/>
+        </w:r>
+        <w:r>
+          <w:rPr>
+            <w:noProof/>
+            <w:webHidden/>
+          </w:rPr>
+          <w:fldChar w:fldCharType="begin"/>
+        </w:r>
+        <w:r>
+          <w:rPr>
+            <w:noProof/>
+            <w:webHidden/>
+          </w:rPr>
+          <w:instrText xml:space="preserve"> PAGEREF _Toc234826337 \h </w:instrText>
+        </w:r>
+        <w:r>
+          <w:rPr>
+            <w:noProof/>
+            <w:webHidden/>
+          </w:rPr>
+        </w:r>
+        <w:r>
+          <w:rPr>
+            <w:noProof/>
+            <w:webHidden/>
+          </w:rPr>
+          <w:fldChar w:fldCharType="separate"/>
+        </w:r>
+        <w:r>
+          <w:rPr>
+            <w:noProof/>
+            <w:webHidden/>
+          </w:rPr>
+          <w:t>6</w:t>
+        </w:r>
+        <w:r>
+          <w:rPr>
+            <w:noProof/>
+            <w:webHidden/>
+          </w:rPr>
+          <w:fldChar w:fldCharType="end"/>
+        </w:r>
+      </w:hyperlink>
+    </w:p>
+    <w:p>
+      <w:pPr>
+        <w:pStyle w:val="TOC2"/>
+        <w:tabs>
+          <w:tab w:val="right" w:leader="dot" w:pos="8630"/>
+        </w:tabs>
+        <w:rPr>
+          <w:rFonts w:asciiTheme="minorHAnsi" w:hAnsiTheme="minorHAnsi"/>
+          <w:noProof/>
+          <w:color w:val="auto"/>
+          <w:kern w:val="2"/>
+          <w:sz w:val="24"/>
+          <w:szCs w:val="24"/>
+          <w:lang w:val="en-IN" w:eastAsia="en-IN" w:bidi="ta-IN"/>
+          <w14:ligatures w14:val="standardContextual"/>
+        </w:rPr>
+      </w:pPr>
+      <w:hyperlink w:anchor="_Toc234826338" w:history="1">
+        <w:r>
+          <w:rPr>
+            <w:rStyle w:val="Hyperlink"/>
+            <w:noProof/>
+          </w:rPr>
+          <w:t>2.2 Why This Matters Now</w:t>
+        </w:r>
+        <w:r>
+          <w:rPr>
+            <w:noProof/>
+            <w:webHidden/>
+          </w:rPr>
+          <w:tab/>
+        </w:r>
+        <w:r>
+          <w:rPr>
+            <w:noProof/>
+            <w:webHidden/>
+          </w:rPr>
+          <w:fldChar w:fldCharType="begin"/>
+        </w:r>
+        <w:r>
+          <w:rPr>
+            <w:noProof/>
+            <w:webHidden/>
+          </w:rPr>
+          <w:instrText xml:space="preserve"> PAGEREF _Toc234826338 \h </w:instrText>
+        </w:r>
+        <w:r>
+          <w:rPr>
+            <w:noProof/>
+            <w:webHidden/>
+          </w:rPr>
+        </w:r>
+        <w:r>
+          <w:rPr>
+            <w:noProof/>
+            <w:webHidden/>
+          </w:rPr>
+          <w:fldChar w:fldCharType="separate"/>
+        </w:r>
+        <w:r>
+          <w:rPr>
+            <w:noProof/>
+            <w:webHidden/>
+          </w:rPr>
+          <w:t>6</w:t>
+        </w:r>
+        <w:r>
+          <w:rPr>
+            <w:noProof/>
+            <w:webHidden/>
+          </w:rPr>
+          <w:fldChar w:fldCharType="end"/>
+        </w:r>
+      </w:hyperlink>
+    </w:p>
+    <w:p>
+      <w:pPr>
+        <w:pStyle w:val="TOC1"/>
+        <w:tabs>
+          <w:tab w:val="right" w:leader="dot" w:pos="8630"/>
+        </w:tabs>
+        <w:rPr>
+          <w:rFonts w:asciiTheme="minorHAnsi" w:hAnsiTheme="minorHAnsi"/>
+          <w:noProof/>
+          <w:color w:val="auto"/>
+          <w:kern w:val="2"/>
+          <w:sz w:val="24"/>
+          <w:szCs w:val="24"/>
+          <w:lang w:val="en-IN" w:eastAsia="en-IN" w:bidi="ta-IN"/>
+          <w14:ligatures w14:val="standardContextual"/>
+        </w:rPr>
+      </w:pPr>
+      <w:hyperlink w:anchor="_Toc234826339" w:history="1">
+        <w:r>
+          <w:rPr>
+            <w:rStyle w:val="Hyperlink"/>
+            <w:noProof/>
+          </w:rPr>
+          <w:t>3. Proposed Solution</w:t>
+        </w:r>
+        <w:r>
+          <w:rPr>
+            <w:noProof/>
+            <w:webHidden/>
+          </w:rPr>
+          <w:tab/>
+        </w:r>
+        <w:r>
+          <w:rPr>
+            <w:noProof/>
+            <w:webHidden/>
+          </w:rPr>
+          <w:fldChar w:fldCharType="begin"/>
+        </w:r>
+        <w:r>
+          <w:rPr>
+            <w:noProof/>
+            <w:webHidden/>
+          </w:rPr>
+          <w:instrText xml:space="preserve"> PAGEREF _Toc234826339 \h </w:instrText>
+        </w:r>
+        <w:r>
+          <w:rPr>
+            <w:noProof/>
+            <w:webHidden/>
+          </w:rPr>
+        </w:r>
+        <w:r>
+          <w:rPr>
+            <w:noProof/>
+            <w:webHidden/>
+          </w:rPr>
+          <w:fldChar w:fldCharType="separate"/>
+        </w:r>
+        <w:r>
+          <w:rPr>
+            <w:noProof/>
+            <w:webHidden/>
+          </w:rPr>
+          <w:t>7</w:t>
+        </w:r>
+        <w:r>
+          <w:rPr>
+            <w:noProof/>
+            <w:webHidden/>
+          </w:rPr>
+          <w:fldChar w:fldCharType="end"/>
+        </w:r>
+      </w:hyperlink>
+    </w:p>
+    <w:p>
+      <w:pPr>
+        <w:pStyle w:val="TOC2"/>
+        <w:tabs>
+          <w:tab w:val="right" w:leader="dot" w:pos="8630"/>
+        </w:tabs>
+        <w:rPr>
+          <w:rFonts w:asciiTheme="minorHAnsi" w:hAnsiTheme="minorHAnsi"/>
+          <w:noProof/>
+          <w:color w:val="auto"/>
+          <w:kern w:val="2"/>
+          <w:sz w:val="24"/>
+          <w:szCs w:val="24"/>
+          <w:lang w:val="en-IN" w:eastAsia="en-IN" w:bidi="ta-IN"/>
+          <w14:ligatures w14:val="standardContextual"/>
+        </w:rPr>
+      </w:pPr>
+      <w:hyperlink w:anchor="_Toc234826340" w:history="1">
+        <w:r>
+          <w:rPr>
+            <w:rStyle w:val="Hyperlink"/>
+            <w:noProof/>
+          </w:rPr>
+          <w:t>3.1 What It Does, End to End</w:t>
+        </w:r>
+        <w:r>
+          <w:rPr>
+            <w:noProof/>
+            <w:webHidden/>
+          </w:rPr>
+          <w:tab/>
+        </w:r>
+        <w:r>
+          <w:rPr>
+            <w:noProof/>
+            <w:webHidden/>
+          </w:rPr>
+          <w:fldChar w:fldCharType="begin"/>
+        </w:r>
+        <w:r>
+          <w:rPr>
+            <w:noProof/>
+            <w:webHidden/>
+          </w:rPr>
+          <w:instrText xml:space="preserve"> PAGEREF _Toc234826340 \h </w:instrText>
+        </w:r>
+        <w:r>
+          <w:rPr>
+            <w:noProof/>
+            <w:webHidden/>
+          </w:rPr>
+        </w:r>
+        <w:r>
+          <w:rPr>
+            <w:noProof/>
+            <w:webHidden/>
+          </w:rPr>
+          <w:fldChar w:fldCharType="separate"/>
+        </w:r>
+        <w:r>
+          <w:rPr>
+            <w:noProof/>
+            <w:webHidden/>
+          </w:rPr>
+          <w:t>7</w:t>
+        </w:r>
+        <w:r>
+          <w:rPr>
+            <w:noProof/>
+            <w:webHidden/>
+          </w:rPr>
+          <w:fldChar w:fldCharType="end"/>
+        </w:r>
+      </w:hyperlink>
+    </w:p>
+    <w:p>
+      <w:pPr>
+        <w:pStyle w:val="TOC2"/>
+        <w:tabs>
+          <w:tab w:val="right" w:leader="dot" w:pos="8630"/>
+        </w:tabs>
+        <w:rPr>
+          <w:rFonts w:asciiTheme="minorHAnsi" w:hAnsiTheme="minorHAnsi"/>
+          <w:noProof/>
+          <w:color w:val="auto"/>
+          <w:kern w:val="2"/>
+          <w:sz w:val="24"/>
+          <w:szCs w:val="24"/>
+          <w:lang w:val="en-IN" w:eastAsia="en-IN" w:bidi="ta-IN"/>
+          <w14:ligatures w14:val="standardContextual"/>
+        </w:rPr>
+      </w:pPr>
+      <w:hyperlink w:anchor="_Toc234826341" w:history="1">
+        <w:r>
+          <w:rPr>
+            <w:rStyle w:val="Hyperlink"/>
+            <w:noProof/>
+          </w:rPr>
+          <w:t>3.2 What Makes It Different From a Simple Chatbot</w:t>
+        </w:r>
+        <w:r>
+          <w:rPr>
+            <w:noProof/>
+            <w:webHidden/>
+          </w:rPr>
+          <w:tab/>
+        </w:r>
+        <w:r>
+          <w:rPr>
+            <w:noProof/>
+            <w:webHidden/>
+          </w:rPr>
+          <w:fldChar w:fldCharType="begin"/>
+        </w:r>
+        <w:r>
+          <w:rPr>
+            <w:noProof/>
+            <w:webHidden/>
+          </w:rPr>
+          <w:instrText xml:space="preserve"> PAGEREF _Toc234826341 \h </w:instrText>
+        </w:r>
+        <w:r>
+          <w:rPr>
+            <w:noProof/>
+            <w:webHidden/>
+          </w:rPr>
+        </w:r>
+        <w:r>
+          <w:rPr>
+            <w:noProof/>
+            <w:webHidden/>
+          </w:rPr>
+          <w:fldChar w:fldCharType="separate"/>
+        </w:r>
+        <w:r>
+          <w:rPr>
+            <w:noProof/>
+            <w:webHidden/>
+          </w:rPr>
+          <w:t>7</w:t>
+        </w:r>
+        <w:r>
+          <w:rPr>
+            <w:noProof/>
+            <w:webHidden/>
+          </w:rPr>
+          <w:fldChar w:fldCharType="end"/>
+        </w:r>
+      </w:hyperlink>
+    </w:p>
+    <w:p>
+      <w:pPr>
+        <w:pStyle w:val="TOC1"/>
+        <w:tabs>
+          <w:tab w:val="right" w:leader="dot" w:pos="8630"/>
+        </w:tabs>
+        <w:rPr>
+          <w:rFonts w:asciiTheme="minorHAnsi" w:hAnsiTheme="minorHAnsi"/>
+          <w:noProof/>
+          <w:color w:val="auto"/>
+          <w:kern w:val="2"/>
+          <w:sz w:val="24"/>
+          <w:szCs w:val="24"/>
+          <w:lang w:val="en-IN" w:eastAsia="en-IN" w:bidi="ta-IN"/>
+          <w14:ligatures w14:val="standardContextual"/>
+        </w:rPr>
+      </w:pPr>
+      <w:hyperlink w:anchor="_Toc234826342" w:history="1">
+        <w:r>
+          <w:rPr>
+            <w:rStyle w:val="Hyperlink"/>
+            <w:noProof/>
+          </w:rPr>
+          <w:t>4. Why an Agentic AI Approach</w:t>
+        </w:r>
+        <w:r>
+          <w:rPr>
+            <w:noProof/>
+            <w:webHidden/>
+          </w:rPr>
+          <w:tab/>
+        </w:r>
+        <w:r>
+          <w:rPr>
+            <w:noProof/>
+            <w:webHidden/>
+          </w:rPr>
+          <w:fldChar w:fldCharType="begin"/>
+        </w:r>
+        <w:r>
+          <w:rPr>
+            <w:noProof/>
+            <w:webHidden/>
+          </w:rPr>
+          <w:instrText xml:space="preserve"> PAGEREF _Toc234826342 \h </w:instrText>
+        </w:r>
+        <w:r>
+          <w:rPr>
+            <w:noProof/>
+            <w:webHidden/>
+          </w:rPr>
+        </w:r>
+        <w:r>
+          <w:rPr>
+            <w:noProof/>
+            <w:webHidden/>
+          </w:rPr>
+          <w:fldChar w:fldCharType="separate"/>
+        </w:r>
+        <w:r>
+          <w:rPr>
+            <w:noProof/>
+            <w:webHidden/>
+          </w:rPr>
+          <w:t>8</w:t>
+        </w:r>
+        <w:r>
+          <w:rPr>
+            <w:noProof/>
+            <w:webHidden/>
+          </w:rPr>
+          <w:fldChar w:fldCharType="end"/>
+        </w:r>
+      </w:hyperlink>
+    </w:p>
+    <w:p>
+      <w:pPr>
+        <w:pStyle w:val="TOC2"/>
+        <w:tabs>
+          <w:tab w:val="right" w:leader="dot" w:pos="8630"/>
+        </w:tabs>
+        <w:rPr>
+          <w:rFonts w:asciiTheme="minorHAnsi" w:hAnsiTheme="minorHAnsi"/>
+          <w:noProof/>
+          <w:color w:val="auto"/>
+          <w:kern w:val="2"/>
+          <w:sz w:val="24"/>
+          <w:szCs w:val="24"/>
+          <w:lang w:val="en-IN" w:eastAsia="en-IN" w:bidi="ta-IN"/>
+          <w14:ligatures w14:val="standardContextual"/>
+        </w:rPr>
+      </w:pPr>
+      <w:hyperlink w:anchor="_Toc234826343" w:history="1">
+        <w:r>
+          <w:rPr>
+            <w:rStyle w:val="Hyperlink"/>
+            <w:noProof/>
+          </w:rPr>
+          <w:t>4.1 Task Decomposition Mirrors How the Work Actually Gets Done</w:t>
+        </w:r>
+        <w:r>
+          <w:rPr>
+            <w:noProof/>
+            <w:webHidden/>
+          </w:rPr>
+          <w:tab/>
+        </w:r>
+        <w:r>
+          <w:rPr>
+            <w:noProof/>
+            <w:webHidden/>
+          </w:rPr>
+          <w:fldChar w:fldCharType="begin"/>
+        </w:r>
+        <w:r>
+          <w:rPr>
+            <w:noProof/>
+            <w:webHidden/>
+          </w:rPr>
+          <w:instrText xml:space="preserve"> PAGEREF _Toc234826343 \h </w:instrText>
+        </w:r>
+        <w:r>
+          <w:rPr>
+            <w:noProof/>
+            <w:webHidden/>
+          </w:rPr>
+        </w:r>
+        <w:r>
+          <w:rPr>
+            <w:noProof/>
+            <w:webHidden/>
+          </w:rPr>
+          <w:fldChar w:fldCharType="separate"/>
+        </w:r>
+        <w:r>
+          <w:rPr>
+            <w:noProof/>
+            <w:webHidden/>
+          </w:rPr>
+          <w:t>8</w:t>
+        </w:r>
+        <w:r>
+          <w:rPr>
+            <w:noProof/>
+            <w:webHidden/>
+          </w:rPr>
+          <w:fldChar w:fldCharType="end"/>
+        </w:r>
+      </w:hyperlink>
+    </w:p>
+    <w:p>
+      <w:pPr>
+        <w:pStyle w:val="TOC2"/>
+        <w:tabs>
+          <w:tab w:val="right" w:leader="dot" w:pos="8630"/>
+        </w:tabs>
+        <w:rPr>
+          <w:rFonts w:asciiTheme="minorHAnsi" w:hAnsiTheme="minorHAnsi"/>
+          <w:noProof/>
+          <w:color w:val="auto"/>
+          <w:kern w:val="2"/>
+          <w:sz w:val="24"/>
+          <w:szCs w:val="24"/>
+          <w:lang w:val="en-IN" w:eastAsia="en-IN" w:bidi="ta-IN"/>
+          <w14:ligatures w14:val="standardContextual"/>
+        </w:rPr>
+      </w:pPr>
+      <w:hyperlink w:anchor="_Toc234826344" w:history="1">
+        <w:r>
+          <w:rPr>
+            <w:rStyle w:val="Hyperlink"/>
+            <w:noProof/>
+          </w:rPr>
+          <w:t>4.2 Grounding Eliminates Hallucination Risk</w:t>
+        </w:r>
+        <w:r>
+          <w:rPr>
+            <w:noProof/>
+            <w:webHidden/>
+          </w:rPr>
+          <w:tab/>
+        </w:r>
+        <w:r>
+          <w:rPr>
+            <w:noProof/>
+            <w:webHidden/>
+          </w:rPr>
+          <w:fldChar w:fldCharType="begin"/>
+        </w:r>
+        <w:r>
+          <w:rPr>
+            <w:noProof/>
+            <w:webHidden/>
+          </w:rPr>
+          <w:instrText xml:space="preserve"> PAGEREF _Toc234826344 \h </w:instrText>
+        </w:r>
+        <w:r>
+          <w:rPr>
+            <w:noProof/>
+            <w:webHidden/>
+          </w:rPr>
+        </w:r>
+        <w:r>
+          <w:rPr>
+            <w:noProof/>
+            <w:webHidden/>
+          </w:rPr>
+          <w:fldChar w:fldCharType="separate"/>
+        </w:r>
+        <w:r>
+          <w:rPr>
+            <w:noProof/>
+            <w:webHidden/>
+          </w:rPr>
+          <w:t>8</w:t>
+        </w:r>
+        <w:r>
+          <w:rPr>
+            <w:noProof/>
+            <w:webHidden/>
+          </w:rPr>
+          <w:fldChar w:fldCharType="end"/>
+        </w:r>
+      </w:hyperlink>
+    </w:p>
+    <w:p>
+      <w:pPr>
+        <w:pStyle w:val="TOC2"/>
+        <w:tabs>
+          <w:tab w:val="right" w:leader="dot" w:pos="8630"/>
+        </w:tabs>
+        <w:rPr>
+          <w:rFonts w:asciiTheme="minorHAnsi" w:hAnsiTheme="minorHAnsi"/>
+          <w:noProof/>
+          <w:color w:val="auto"/>
+          <w:kern w:val="2"/>
+          <w:sz w:val="24"/>
+          <w:szCs w:val="24"/>
+          <w:lang w:val="en-IN" w:eastAsia="en-IN" w:bidi="ta-IN"/>
+          <w14:ligatures w14:val="standardContextual"/>
+        </w:rPr>
+      </w:pPr>
+      <w:hyperlink w:anchor="_Toc234826345" w:history="1">
+        <w:r>
+          <w:rPr>
+            <w:rStyle w:val="Hyperlink"/>
+            <w:noProof/>
+          </w:rPr>
+          <w:t>4.3 Self-Correction Is a First-Class Capability, Not an Afterthought</w:t>
+        </w:r>
+        <w:r>
+          <w:rPr>
+            <w:noProof/>
+            <w:webHidden/>
+          </w:rPr>
+          <w:tab/>
+        </w:r>
+        <w:r>
+          <w:rPr>
+            <w:noProof/>
+            <w:webHidden/>
+          </w:rPr>
+          <w:fldChar w:fldCharType="begin"/>
+        </w:r>
+        <w:r>
+          <w:rPr>
+            <w:noProof/>
+            <w:webHidden/>
+          </w:rPr>
+          <w:instrText xml:space="preserve"> PAGEREF _Toc234826345 \h </w:instrText>
+        </w:r>
+        <w:r>
+          <w:rPr>
+            <w:noProof/>
+            <w:webHidden/>
+          </w:rPr>
+        </w:r>
+        <w:r>
+          <w:rPr>
+            <w:noProof/>
+            <w:webHidden/>
+          </w:rPr>
+          <w:fldChar w:fldCharType="separate"/>
+        </w:r>
+        <w:r>
+          <w:rPr>
+            <w:noProof/>
+            <w:webHidden/>
+          </w:rPr>
+          <w:t>8</w:t>
+        </w:r>
+        <w:r>
+          <w:rPr>
+            <w:noProof/>
+            <w:webHidden/>
+          </w:rPr>
+          <w:fldChar w:fldCharType="end"/>
+        </w:r>
+      </w:hyperlink>
+    </w:p>
+    <w:p>
+      <w:pPr>
+        <w:pStyle w:val="TOC2"/>
+        <w:tabs>
+          <w:tab w:val="right" w:leader="dot" w:pos="8630"/>
+        </w:tabs>
+        <w:rPr>
+          <w:rFonts w:asciiTheme="minorHAnsi" w:hAnsiTheme="minorHAnsi"/>
+          <w:noProof/>
+          <w:color w:val="auto"/>
+          <w:kern w:val="2"/>
+          <w:sz w:val="24"/>
+          <w:szCs w:val="24"/>
+          <w:lang w:val="en-IN" w:eastAsia="en-IN" w:bidi="ta-IN"/>
+          <w14:ligatures w14:val="standardContextual"/>
+        </w:rPr>
+      </w:pPr>
+      <w:hyperlink w:anchor="_Toc234826346" w:history="1">
+        <w:r>
+          <w:rPr>
+            <w:rStyle w:val="Hyperlink"/>
+            <w:noProof/>
+          </w:rPr>
+          <w:t>4.4 Deterministic, Auditable Decision Points</w:t>
+        </w:r>
+        <w:r>
+          <w:rPr>
+            <w:noProof/>
+            <w:webHidden/>
+          </w:rPr>
+          <w:tab/>
+        </w:r>
+        <w:r>
+          <w:rPr>
+            <w:noProof/>
+            <w:webHidden/>
+          </w:rPr>
+          <w:fldChar w:fldCharType="begin"/>
+        </w:r>
+        <w:r>
+          <w:rPr>
+            <w:noProof/>
+            <w:webHidden/>
+          </w:rPr>
+          <w:instrText xml:space="preserve"> PAGEREF _Toc234826346 \h </w:instrText>
+        </w:r>
+        <w:r>
+          <w:rPr>
+            <w:noProof/>
+            <w:webHidden/>
+          </w:rPr>
+        </w:r>
+        <w:r>
+          <w:rPr>
+            <w:noProof/>
+            <w:webHidden/>
+          </w:rPr>
+          <w:fldChar w:fldCharType="separate"/>
+        </w:r>
+        <w:r>
+          <w:rPr>
+            <w:noProof/>
+            <w:webHidden/>
+          </w:rPr>
+          <w:t>8</w:t>
+        </w:r>
+        <w:r>
+          <w:rPr>
+            <w:noProof/>
+            <w:webHidden/>
+          </w:rPr>
+          <w:fldChar w:fldCharType="end"/>
+        </w:r>
+      </w:hyperlink>
+    </w:p>
+    <w:p>
+      <w:pPr>
+        <w:pStyle w:val="TOC2"/>
+        <w:tabs>
+          <w:tab w:val="right" w:leader="dot" w:pos="8630"/>
+        </w:tabs>
+        <w:rPr>
+          <w:rFonts w:asciiTheme="minorHAnsi" w:hAnsiTheme="minorHAnsi"/>
+          <w:noProof/>
+          <w:color w:val="auto"/>
+          <w:kern w:val="2"/>
+          <w:sz w:val="24"/>
+          <w:szCs w:val="24"/>
+          <w:lang w:val="en-IN" w:eastAsia="en-IN" w:bidi="ta-IN"/>
+          <w14:ligatures w14:val="standardContextual"/>
+        </w:rPr>
+      </w:pPr>
+      <w:hyperlink w:anchor="_Toc234826347" w:history="1">
+        <w:r>
+          <w:rPr>
+            <w:rStyle w:val="Hyperlink"/>
+            <w:noProof/>
+          </w:rPr>
+          <w:t>4.5 Full Observability and Traceability</w:t>
+        </w:r>
+        <w:r>
+          <w:rPr>
+            <w:noProof/>
+            <w:webHidden/>
+          </w:rPr>
+          <w:tab/>
+        </w:r>
+        <w:r>
+          <w:rPr>
+            <w:noProof/>
+            <w:webHidden/>
+          </w:rPr>
+          <w:fldChar w:fldCharType="begin"/>
+        </w:r>
+        <w:r>
+          <w:rPr>
+            <w:noProof/>
+            <w:webHidden/>
+          </w:rPr>
+          <w:instrText xml:space="preserve"> PAGEREF _Toc234826347 \h </w:instrText>
+        </w:r>
+        <w:r>
+          <w:rPr>
+            <w:noProof/>
+            <w:webHidden/>
+          </w:rPr>
+        </w:r>
+        <w:r>
+          <w:rPr>
+            <w:noProof/>
+            <w:webHidden/>
+          </w:rPr>
+          <w:fldChar w:fldCharType="separate"/>
+        </w:r>
+        <w:r>
+          <w:rPr>
+            <w:noProof/>
+            <w:webHidden/>
+          </w:rPr>
+          <w:t>8</w:t>
+        </w:r>
+        <w:r>
+          <w:rPr>
+            <w:noProof/>
+            <w:webHidden/>
+          </w:rPr>
+          <w:fldChar w:fldCharType="end"/>
+        </w:r>
+      </w:hyperlink>
+    </w:p>
+    <w:p>
+      <w:pPr>
+        <w:pStyle w:val="TOC2"/>
+        <w:tabs>
+          <w:tab w:val="right" w:leader="dot" w:pos="8630"/>
+        </w:tabs>
+        <w:rPr>
+          <w:rFonts w:asciiTheme="minorHAnsi" w:hAnsiTheme="minorHAnsi"/>
+          <w:noProof/>
+          <w:color w:val="auto"/>
+          <w:kern w:val="2"/>
+          <w:sz w:val="24"/>
+          <w:szCs w:val="24"/>
+          <w:lang w:val="en-IN" w:eastAsia="en-IN" w:bidi="ta-IN"/>
+          <w14:ligatures w14:val="standardContextual"/>
+        </w:rPr>
+      </w:pPr>
+      <w:hyperlink w:anchor="_Toc234826348" w:history="1">
+        <w:r>
+          <w:rPr>
+            <w:rStyle w:val="Hyperlink"/>
+            <w:noProof/>
+          </w:rPr>
+          <w:t>4.6 Safety Net That Never Silently Fails</w:t>
+        </w:r>
+        <w:r>
+          <w:rPr>
+            <w:noProof/>
+            <w:webHidden/>
+          </w:rPr>
+          <w:tab/>
+        </w:r>
+        <w:r>
+          <w:rPr>
+            <w:noProof/>
+            <w:webHidden/>
+          </w:rPr>
+          <w:fldChar w:fldCharType="begin"/>
+        </w:r>
+        <w:r>
+          <w:rPr>
+            <w:noProof/>
+            <w:webHidden/>
+          </w:rPr>
+          <w:instrText xml:space="preserve"> PAGEREF _Toc234826348 \h </w:instrText>
+        </w:r>
+        <w:r>
+          <w:rPr>
+            <w:noProof/>
+            <w:webHidden/>
+          </w:rPr>
+        </w:r>
+        <w:r>
+          <w:rPr>
+            <w:noProof/>
+            <w:webHidden/>
+          </w:rPr>
+          <w:fldChar w:fldCharType="separate"/>
+        </w:r>
+        <w:r>
+          <w:rPr>
+            <w:noProof/>
+            <w:webHidden/>
+          </w:rPr>
+          <w:t>9</w:t>
+        </w:r>
+        <w:r>
+          <w:rPr>
+            <w:noProof/>
+            <w:webHidden/>
+          </w:rPr>
+          <w:fldChar w:fldCharType="end"/>
+        </w:r>
+      </w:hyperlink>
+    </w:p>
+    <w:p>
+      <w:pPr>
+        <w:pStyle w:val="TOC1"/>
+        <w:tabs>
+          <w:tab w:val="right" w:leader="dot" w:pos="8630"/>
+        </w:tabs>
+        <w:rPr>
+          <w:rFonts w:asciiTheme="minorHAnsi" w:hAnsiTheme="minorHAnsi"/>
+          <w:noProof/>
+          <w:color w:val="auto"/>
+          <w:kern w:val="2"/>
+          <w:sz w:val="24"/>
+          <w:szCs w:val="24"/>
+          <w:lang w:val="en-IN" w:eastAsia="en-IN" w:bidi="ta-IN"/>
+          <w14:ligatures w14:val="standardContextual"/>
+        </w:rPr>
+      </w:pPr>
+      <w:hyperlink w:anchor="_Toc234826349" w:history="1">
+        <w:r>
+          <w:rPr>
+            <w:rStyle w:val="Hyperlink"/>
+            <w:noProof/>
+          </w:rPr>
+          <w:t>5. System Architecture &amp; Agent Collaboration</w:t>
+        </w:r>
+        <w:r>
+          <w:rPr>
+            <w:noProof/>
+            <w:webHidden/>
+          </w:rPr>
+          <w:tab/>
+        </w:r>
+        <w:r>
+          <w:rPr>
+            <w:noProof/>
+            <w:webHidden/>
+          </w:rPr>
+          <w:fldChar w:fldCharType="begin"/>
+        </w:r>
+        <w:r>
+          <w:rPr>
+            <w:noProof/>
+            <w:webHidden/>
+          </w:rPr>
+          <w:instrText xml:space="preserve"> PAGEREF _Toc234826349 \h </w:instrText>
+        </w:r>
+        <w:r>
+          <w:rPr>
+            <w:noProof/>
+            <w:webHidden/>
+          </w:rPr>
+        </w:r>
+        <w:r>
+          <w:rPr>
+            <w:noProof/>
+            <w:webHidden/>
+          </w:rPr>
+          <w:fldChar w:fldCharType="separate"/>
+        </w:r>
+        <w:r>
+          <w:rPr>
+            <w:noProof/>
+            <w:webHidden/>
+          </w:rPr>
+          <w:t>10</w:t>
+        </w:r>
+        <w:r>
+          <w:rPr>
+            <w:noProof/>
+            <w:webHidden/>
+          </w:rPr>
+          <w:fldChar w:fldCharType="end"/>
+        </w:r>
+      </w:hyperlink>
+    </w:p>
+    <w:p>
+      <w:pPr>
+        <w:pStyle w:val="TOC2"/>
+        <w:tabs>
+          <w:tab w:val="right" w:leader="dot" w:pos="8630"/>
+        </w:tabs>
+        <w:rPr>
+          <w:rFonts w:asciiTheme="minorHAnsi" w:hAnsiTheme="minorHAnsi"/>
+          <w:noProof/>
+          <w:color w:val="auto"/>
+          <w:kern w:val="2"/>
+          <w:sz w:val="24"/>
+          <w:szCs w:val="24"/>
+          <w:lang w:val="en-IN" w:eastAsia="en-IN" w:bidi="ta-IN"/>
+          <w14:ligatures w14:val="standardContextual"/>
+        </w:rPr>
+      </w:pPr>
+      <w:hyperlink w:anchor="_Toc234826350" w:history="1">
+        <w:r>
+          <w:rPr>
+            <w:rStyle w:val="Hyperlink"/>
+            <w:noProof/>
+          </w:rPr>
+          <w:t>5.1 The Five Agents</w:t>
+        </w:r>
+        <w:r>
+          <w:rPr>
+            <w:noProof/>
+            <w:webHidden/>
+          </w:rPr>
+          <w:tab/>
+        </w:r>
+        <w:r>
+          <w:rPr>
+            <w:noProof/>
+            <w:webHidden/>
+          </w:rPr>
+          <w:fldChar w:fldCharType="begin"/>
+        </w:r>
+        <w:r>
+          <w:rPr>
+            <w:noProof/>
+            <w:webHidden/>
+          </w:rPr>
+          <w:instrText xml:space="preserve"> PAGEREF _Toc234826350 \h </w:instrText>
+        </w:r>
+        <w:r>
+          <w:rPr>
+            <w:noProof/>
+            <w:webHidden/>
+          </w:rPr>
+        </w:r>
+        <w:r>
+          <w:rPr>
+            <w:noProof/>
+            <w:webHidden/>
+          </w:rPr>
+          <w:fldChar w:fldCharType="separate"/>
+        </w:r>
+        <w:r>
+          <w:rPr>
+            <w:noProof/>
+            <w:webHidden/>
+          </w:rPr>
+          <w:t>10</w:t>
+        </w:r>
+        <w:r>
+          <w:rPr>
+            <w:noProof/>
+            <w:webHidden/>
+          </w:rPr>
+          <w:fldChar w:fldCharType="end"/>
+        </w:r>
+      </w:hyperlink>
+    </w:p>
+    <w:p>
+      <w:pPr>
+        <w:pStyle w:val="TOC2"/>
+        <w:tabs>
+          <w:tab w:val="right" w:leader="dot" w:pos="8630"/>
+        </w:tabs>
+        <w:rPr>
+          <w:rFonts w:asciiTheme="minorHAnsi" w:hAnsiTheme="minorHAnsi"/>
+          <w:noProof/>
+          <w:color w:val="auto"/>
+          <w:kern w:val="2"/>
+          <w:sz w:val="24"/>
+          <w:szCs w:val="24"/>
+          <w:lang w:val="en-IN" w:eastAsia="en-IN" w:bidi="ta-IN"/>
+          <w14:ligatures w14:val="standardContextual"/>
+        </w:rPr>
+      </w:pPr>
+      <w:hyperlink w:anchor="_Toc234826351" w:history="1">
+        <w:r>
+          <w:rPr>
+            <w:rStyle w:val="Hyperlink"/>
+            <w:noProof/>
+          </w:rPr>
+          <w:t>5.2 The Self-Correcting Compliance Loop</w:t>
+        </w:r>
+        <w:r>
+          <w:rPr>
+            <w:noProof/>
+            <w:webHidden/>
+          </w:rPr>
+          <w:tab/>
+        </w:r>
+        <w:r>
+          <w:rPr>
+            <w:noProof/>
+            <w:webHidden/>
+          </w:rPr>
+          <w:fldChar w:fldCharType="begin"/>
+        </w:r>
+        <w:r>
+          <w:rPr>
+            <w:noProof/>
+            <w:webHidden/>
+          </w:rPr>
+          <w:instrText xml:space="preserve"> PAGEREF _Toc234826351 \h </w:instrText>
+        </w:r>
+        <w:r>
+          <w:rPr>
+            <w:noProof/>
+            <w:webHidden/>
+          </w:rPr>
+        </w:r>
+        <w:r>
+          <w:rPr>
+            <w:noProof/>
+            <w:webHidden/>
+          </w:rPr>
+          <w:fldChar w:fldCharType="separate"/>
+        </w:r>
+        <w:r>
+          <w:rPr>
+            <w:noProof/>
+            <w:webHidden/>
+          </w:rPr>
+          <w:t>11</w:t>
+        </w:r>
+        <w:r>
+          <w:rPr>
+            <w:noProof/>
+            <w:webHidden/>
+          </w:rPr>
+          <w:fldChar w:fldCharType="end"/>
+        </w:r>
+      </w:hyperlink>
+    </w:p>
+    <w:p>
+      <w:pPr>
+        <w:pStyle w:val="TOC2"/>
+        <w:tabs>
+          <w:tab w:val="right" w:leader="dot" w:pos="8630"/>
+        </w:tabs>
+        <w:rPr>
+          <w:rFonts w:asciiTheme="minorHAnsi" w:hAnsiTheme="minorHAnsi"/>
+          <w:noProof/>
+          <w:color w:val="auto"/>
+          <w:kern w:val="2"/>
+          <w:sz w:val="24"/>
+          <w:szCs w:val="24"/>
+          <w:lang w:val="en-IN" w:eastAsia="en-IN" w:bidi="ta-IN"/>
+          <w14:ligatures w14:val="standardContextual"/>
+        </w:rPr>
+      </w:pPr>
+      <w:hyperlink w:anchor="_Toc234826352" w:history="1">
+        <w:r>
+          <w:rPr>
+            <w:rStyle w:val="Hyperlink"/>
+            <w:noProof/>
+          </w:rPr>
+          <w:t>5.3 Grounded Data Layer</w:t>
+        </w:r>
+        <w:r>
+          <w:rPr>
+            <w:noProof/>
+            <w:webHidden/>
+          </w:rPr>
+          <w:tab/>
+        </w:r>
+        <w:r>
+          <w:rPr>
+            <w:noProof/>
+            <w:webHidden/>
+          </w:rPr>
+          <w:fldChar w:fldCharType="begin"/>
+        </w:r>
+        <w:r>
+          <w:rPr>
+            <w:noProof/>
+            <w:webHidden/>
+          </w:rPr>
+          <w:instrText xml:space="preserve"> PAGEREF _Toc234826352 \h </w:instrText>
+        </w:r>
+        <w:r>
+          <w:rPr>
+            <w:noProof/>
+            <w:webHidden/>
+          </w:rPr>
+        </w:r>
+        <w:r>
+          <w:rPr>
+            <w:noProof/>
+            <w:webHidden/>
+          </w:rPr>
+          <w:fldChar w:fldCharType="separate"/>
+        </w:r>
+        <w:r>
+          <w:rPr>
+            <w:noProof/>
+            <w:webHidden/>
+          </w:rPr>
+          <w:t>11</w:t>
+        </w:r>
+        <w:r>
+          <w:rPr>
+            <w:noProof/>
+            <w:webHidden/>
+          </w:rPr>
+          <w:fldChar w:fldCharType="end"/>
+        </w:r>
+      </w:hyperlink>
+    </w:p>
+    <w:p>
+      <w:pPr>
+        <w:pStyle w:val="TOC1"/>
+        <w:tabs>
+          <w:tab w:val="right" w:leader="dot" w:pos="8630"/>
+        </w:tabs>
+        <w:rPr>
+          <w:rFonts w:asciiTheme="minorHAnsi" w:hAnsiTheme="minorHAnsi"/>
+          <w:noProof/>
+          <w:color w:val="auto"/>
+          <w:kern w:val="2"/>
+          <w:sz w:val="24"/>
+          <w:szCs w:val="24"/>
+          <w:lang w:val="en-IN" w:eastAsia="en-IN" w:bidi="ta-IN"/>
+          <w14:ligatures w14:val="standardContextual"/>
+        </w:rPr>
+      </w:pPr>
+      <w:hyperlink w:anchor="_Toc234826353" w:history="1">
+        <w:r>
+          <w:rPr>
+            <w:rStyle w:val="Hyperlink"/>
+            <w:noProof/>
+          </w:rPr>
+          <w:t>6. Why the AWS Strands Agents Framework</w:t>
+        </w:r>
+        <w:r>
+          <w:rPr>
+            <w:noProof/>
+            <w:webHidden/>
+          </w:rPr>
+          <w:tab/>
+        </w:r>
+        <w:r>
+          <w:rPr>
+            <w:noProof/>
+            <w:webHidden/>
+          </w:rPr>
+          <w:fldChar w:fldCharType="begin"/>
+        </w:r>
+        <w:r>
+          <w:rPr>
+            <w:noProof/>
+            <w:webHidden/>
+          </w:rPr>
+          <w:instrText xml:space="preserve"> PAGEREF _Toc234826353 \h </w:instrText>
+        </w:r>
+        <w:r>
+          <w:rPr>
+            <w:noProof/>
+            <w:webHidden/>
+          </w:rPr>
+        </w:r>
+        <w:r>
+          <w:rPr>
+            <w:noProof/>
+            <w:webHidden/>
+          </w:rPr>
+          <w:fldChar w:fldCharType="separate"/>
+        </w:r>
+        <w:r>
+          <w:rPr>
+            <w:noProof/>
+            <w:webHidden/>
+          </w:rPr>
+          <w:t>13</w:t>
+        </w:r>
+        <w:r>
+          <w:rPr>
+            <w:noProof/>
+            <w:webHidden/>
+          </w:rPr>
+          <w:fldChar w:fldCharType="end"/>
+        </w:r>
+      </w:hyperlink>
+    </w:p>
+    <w:p>
+      <w:pPr>
+        <w:pStyle w:val="TOC2"/>
+        <w:tabs>
+          <w:tab w:val="right" w:leader="dot" w:pos="8630"/>
+        </w:tabs>
+        <w:rPr>
+          <w:rFonts w:asciiTheme="minorHAnsi" w:hAnsiTheme="minorHAnsi"/>
+          <w:noProof/>
+          <w:color w:val="auto"/>
+          <w:kern w:val="2"/>
+          <w:sz w:val="24"/>
+          <w:szCs w:val="24"/>
+          <w:lang w:val="en-IN" w:eastAsia="en-IN" w:bidi="ta-IN"/>
+          <w14:ligatures w14:val="standardContextual"/>
+        </w:rPr>
+      </w:pPr>
+      <w:hyperlink w:anchor="_Toc234826354" w:history="1">
+        <w:r>
+          <w:rPr>
+            <w:rStyle w:val="Hyperlink"/>
+            <w:noProof/>
+          </w:rPr>
+          <w:t>6.1 Native Multi-Agent Graph Orchestration</w:t>
+        </w:r>
+        <w:r>
+          <w:rPr>
+            <w:noProof/>
+            <w:webHidden/>
+          </w:rPr>
+          <w:tab/>
+        </w:r>
+        <w:r>
+          <w:rPr>
+            <w:noProof/>
+            <w:webHidden/>
+          </w:rPr>
+          <w:fldChar w:fldCharType="begin"/>
+        </w:r>
+        <w:r>
+          <w:rPr>
+            <w:noProof/>
+            <w:webHidden/>
+          </w:rPr>
+          <w:instrText xml:space="preserve"> PAGEREF _Toc234826354 \h </w:instrText>
+        </w:r>
+        <w:r>
+          <w:rPr>
+            <w:noProof/>
+            <w:webHidden/>
+          </w:rPr>
+        </w:r>
+        <w:r>
+          <w:rPr>
+            <w:noProof/>
+            <w:webHidden/>
+          </w:rPr>
+          <w:fldChar w:fldCharType="separate"/>
+        </w:r>
+        <w:r>
+          <w:rPr>
+            <w:noProof/>
+            <w:webHidden/>
+          </w:rPr>
+          <w:t>13</w:t>
+        </w:r>
+        <w:r>
+          <w:rPr>
+            <w:noProof/>
+            <w:webHidden/>
+          </w:rPr>
+          <w:fldChar w:fldCharType="end"/>
+        </w:r>
+      </w:hyperlink>
+    </w:p>
+    <w:p>
+      <w:pPr>
+        <w:pStyle w:val="TOC2"/>
+        <w:tabs>
+          <w:tab w:val="right" w:leader="dot" w:pos="8630"/>
+        </w:tabs>
+        <w:rPr>
+          <w:rFonts w:asciiTheme="minorHAnsi" w:hAnsiTheme="minorHAnsi"/>
+          <w:noProof/>
+          <w:color w:val="auto"/>
+          <w:kern w:val="2"/>
+          <w:sz w:val="24"/>
+          <w:szCs w:val="24"/>
+          <w:lang w:val="en-IN" w:eastAsia="en-IN" w:bidi="ta-IN"/>
+          <w14:ligatures w14:val="standardContextual"/>
+        </w:rPr>
+      </w:pPr>
+      <w:hyperlink w:anchor="_Toc234826355" w:history="1">
+        <w:r>
+          <w:rPr>
+            <w:rStyle w:val="Hyperlink"/>
+            <w:noProof/>
+          </w:rPr>
+          <w:t>6.2 Reliable Structured Output for Governance Decisions</w:t>
+        </w:r>
+        <w:r>
+          <w:rPr>
+            <w:noProof/>
+            <w:webHidden/>
+          </w:rPr>
+          <w:tab/>
+        </w:r>
+        <w:r>
+          <w:rPr>
+            <w:noProof/>
+            <w:webHidden/>
+          </w:rPr>
+          <w:fldChar w:fldCharType="begin"/>
+        </w:r>
+        <w:r>
+          <w:rPr>
+            <w:noProof/>
+            <w:webHidden/>
+          </w:rPr>
+          <w:instrText xml:space="preserve"> PAGEREF _Toc234826355 \h </w:instrText>
+        </w:r>
+        <w:r>
+          <w:rPr>
+            <w:noProof/>
+            <w:webHidden/>
+          </w:rPr>
+        </w:r>
+        <w:r>
+          <w:rPr>
+            <w:noProof/>
+            <w:webHidden/>
+          </w:rPr>
+          <w:fldChar w:fldCharType="separate"/>
+        </w:r>
+        <w:r>
+          <w:rPr>
+            <w:noProof/>
+            <w:webHidden/>
+          </w:rPr>
+          <w:t>13</w:t>
+        </w:r>
+        <w:r>
+          <w:rPr>
+            <w:noProof/>
+            <w:webHidden/>
+          </w:rPr>
+          <w:fldChar w:fldCharType="end"/>
+        </w:r>
+      </w:hyperlink>
+    </w:p>
+    <w:p>
+      <w:pPr>
+        <w:pStyle w:val="TOC2"/>
+        <w:tabs>
+          <w:tab w:val="right" w:leader="dot" w:pos="8630"/>
+        </w:tabs>
+        <w:rPr>
+          <w:rFonts w:asciiTheme="minorHAnsi" w:hAnsiTheme="minorHAnsi"/>
+          <w:noProof/>
+          <w:color w:val="auto"/>
+          <w:kern w:val="2"/>
+          <w:sz w:val="24"/>
+          <w:szCs w:val="24"/>
+          <w:lang w:val="en-IN" w:eastAsia="en-IN" w:bidi="ta-IN"/>
+          <w14:ligatures w14:val="standardContextual"/>
+        </w:rPr>
+      </w:pPr>
+      <w:hyperlink w:anchor="_Toc234826356" w:history="1">
+        <w:r>
+          <w:rPr>
+            <w:rStyle w:val="Hyperlink"/>
+            <w:noProof/>
+          </w:rPr>
+          <w:t>6.3 Model-Agnostic by Design</w:t>
+        </w:r>
+        <w:r>
+          <w:rPr>
+            <w:noProof/>
+            <w:webHidden/>
+          </w:rPr>
+          <w:tab/>
+        </w:r>
+        <w:r>
+          <w:rPr>
+            <w:noProof/>
+            <w:webHidden/>
+          </w:rPr>
+          <w:fldChar w:fldCharType="begin"/>
+        </w:r>
+        <w:r>
+          <w:rPr>
+            <w:noProof/>
+            <w:webHidden/>
+          </w:rPr>
+          <w:instrText xml:space="preserve"> PAGEREF _Toc234826356 \h </w:instrText>
+        </w:r>
+        <w:r>
+          <w:rPr>
+            <w:noProof/>
+            <w:webHidden/>
+          </w:rPr>
+        </w:r>
+        <w:r>
+          <w:rPr>
+            <w:noProof/>
+            <w:webHidden/>
+          </w:rPr>
+          <w:fldChar w:fldCharType="separate"/>
+        </w:r>
+        <w:r>
+          <w:rPr>
+            <w:noProof/>
+            <w:webHidden/>
+          </w:rPr>
+          <w:t>13</w:t>
+        </w:r>
+        <w:r>
+          <w:rPr>
+            <w:noProof/>
+            <w:webHidden/>
+          </w:rPr>
+          <w:fldChar w:fldCharType="end"/>
+        </w:r>
+      </w:hyperlink>
+    </w:p>
+    <w:p>
+      <w:pPr>
+        <w:pStyle w:val="TOC2"/>
+        <w:tabs>
+          <w:tab w:val="right" w:leader="dot" w:pos="8630"/>
+        </w:tabs>
+        <w:rPr>
+          <w:rFonts w:asciiTheme="minorHAnsi" w:hAnsiTheme="minorHAnsi"/>
+          <w:noProof/>
+          <w:color w:val="auto"/>
+          <w:kern w:val="2"/>
+          <w:sz w:val="24"/>
+          <w:szCs w:val="24"/>
+          <w:lang w:val="en-IN" w:eastAsia="en-IN" w:bidi="ta-IN"/>
+          <w14:ligatures w14:val="standardContextual"/>
+        </w:rPr>
+      </w:pPr>
+      <w:hyperlink w:anchor="_Toc234826357" w:history="1">
+        <w:r>
+          <w:rPr>
+            <w:rStyle w:val="Hyperlink"/>
+            <w:noProof/>
+          </w:rPr>
+          <w:t>6.4 Built-In Observability Hooks</w:t>
+        </w:r>
+        <w:r>
+          <w:rPr>
+            <w:noProof/>
+            <w:webHidden/>
+          </w:rPr>
+          <w:tab/>
+        </w:r>
+        <w:r>
+          <w:rPr>
+            <w:noProof/>
+            <w:webHidden/>
+          </w:rPr>
+          <w:fldChar w:fldCharType="begin"/>
+        </w:r>
+        <w:r>
+          <w:rPr>
+            <w:noProof/>
+            <w:webHidden/>
+          </w:rPr>
+          <w:instrText xml:space="preserve"> PAGEREF _Toc234826357 \h </w:instrText>
+        </w:r>
+        <w:r>
+          <w:rPr>
+            <w:noProof/>
+            <w:webHidden/>
+          </w:rPr>
+        </w:r>
+        <w:r>
+          <w:rPr>
+            <w:noProof/>
+            <w:webHidden/>
+          </w:rPr>
+          <w:fldChar w:fldCharType="separate"/>
+        </w:r>
+        <w:r>
+          <w:rPr>
+            <w:noProof/>
+            <w:webHidden/>
+          </w:rPr>
+          <w:t>13</w:t>
+        </w:r>
+        <w:r>
+          <w:rPr>
+            <w:noProof/>
+            <w:webHidden/>
+          </w:rPr>
+          <w:fldChar w:fldCharType="end"/>
+        </w:r>
+      </w:hyperlink>
+    </w:p>
+    <w:p>
+      <w:pPr>
+        <w:pStyle w:val="TOC2"/>
+        <w:tabs>
+          <w:tab w:val="right" w:leader="dot" w:pos="8630"/>
+        </w:tabs>
+        <w:rPr>
+          <w:rFonts w:asciiTheme="minorHAnsi" w:hAnsiTheme="minorHAnsi"/>
+          <w:noProof/>
+          <w:color w:val="auto"/>
+          <w:kern w:val="2"/>
+          <w:sz w:val="24"/>
+          <w:szCs w:val="24"/>
+          <w:lang w:val="en-IN" w:eastAsia="en-IN" w:bidi="ta-IN"/>
+          <w14:ligatures w14:val="standardContextual"/>
+        </w:rPr>
+      </w:pPr>
+      <w:hyperlink w:anchor="_Toc234826358" w:history="1">
+        <w:r>
+          <w:rPr>
+            <w:rStyle w:val="Hyperlink"/>
+            <w:noProof/>
+          </w:rPr>
+          <w:t>6.5 Production-Ready, AWS-Native Path to Scale</w:t>
+        </w:r>
+        <w:r>
+          <w:rPr>
+            <w:noProof/>
+            <w:webHidden/>
+          </w:rPr>
+          <w:tab/>
+        </w:r>
+        <w:r>
+          <w:rPr>
+            <w:noProof/>
+            <w:webHidden/>
+          </w:rPr>
+          <w:fldChar w:fldCharType="begin"/>
+        </w:r>
+        <w:r>
+          <w:rPr>
+            <w:noProof/>
+            <w:webHidden/>
+          </w:rPr>
+          <w:instrText xml:space="preserve"> PAGEREF _Toc234826358 \h </w:instrText>
+        </w:r>
+        <w:r>
+          <w:rPr>
+            <w:noProof/>
+            <w:webHidden/>
+          </w:rPr>
+        </w:r>
+        <w:r>
+          <w:rPr>
+            <w:noProof/>
+            <w:webHidden/>
+          </w:rPr>
+          <w:fldChar w:fldCharType="separate"/>
+        </w:r>
+        <w:r>
+          <w:rPr>
+            <w:noProof/>
+            <w:webHidden/>
+          </w:rPr>
+          <w:t>13</w:t>
+        </w:r>
+        <w:r>
+          <w:rPr>
+            <w:noProof/>
+            <w:webHidden/>
+          </w:rPr>
+          <w:fldChar w:fldCharType="end"/>
+        </w:r>
+      </w:hyperlink>
+    </w:p>
+    <w:p>
+      <w:pPr>
+        <w:pStyle w:val="TOC2"/>
+        <w:tabs>
+          <w:tab w:val="right" w:leader="dot" w:pos="8630"/>
+        </w:tabs>
+        <w:rPr>
+          <w:rFonts w:asciiTheme="minorHAnsi" w:hAnsiTheme="minorHAnsi"/>
+          <w:noProof/>
+          <w:color w:val="auto"/>
+          <w:kern w:val="2"/>
+          <w:sz w:val="24"/>
+          <w:szCs w:val="24"/>
+          <w:lang w:val="en-IN" w:eastAsia="en-IN" w:bidi="ta-IN"/>
+          <w14:ligatures w14:val="standardContextual"/>
+        </w:rPr>
+      </w:pPr>
+      <w:hyperlink w:anchor="_Toc234826359" w:history="1">
+        <w:r>
+          <w:rPr>
+            <w:rStyle w:val="Hyperlink"/>
+            <w:noProof/>
+          </w:rPr>
+          <w:t>6.6 How Strands Works, Technically</w:t>
+        </w:r>
+        <w:r>
+          <w:rPr>
+            <w:noProof/>
+            <w:webHidden/>
+          </w:rPr>
+          <w:tab/>
+        </w:r>
+        <w:r>
+          <w:rPr>
+            <w:noProof/>
+            <w:webHidden/>
+          </w:rPr>
+          <w:fldChar w:fldCharType="begin"/>
+        </w:r>
+        <w:r>
+          <w:rPr>
+            <w:noProof/>
+            <w:webHidden/>
+          </w:rPr>
+          <w:instrText xml:space="preserve"> PAGEREF _Toc234826359 \h </w:instrText>
+        </w:r>
+        <w:r>
+          <w:rPr>
+            <w:noProof/>
+            <w:webHidden/>
+          </w:rPr>
+        </w:r>
+        <w:r>
+          <w:rPr>
+            <w:noProof/>
+            <w:webHidden/>
+          </w:rPr>
+          <w:fldChar w:fldCharType="separate"/>
+        </w:r>
+        <w:r>
+          <w:rPr>
+            <w:noProof/>
+            <w:webHidden/>
+          </w:rPr>
+          <w:t>14</w:t>
+        </w:r>
+        <w:r>
+          <w:rPr>
+            <w:noProof/>
+            <w:webHidden/>
+          </w:rPr>
+          <w:fldChar w:fldCharType="end"/>
+        </w:r>
+      </w:hyperlink>
+    </w:p>
+    <w:p>
+      <w:pPr>
+        <w:pStyle w:val="TOC1"/>
+        <w:tabs>
+          <w:tab w:val="right" w:leader="dot" w:pos="8630"/>
+        </w:tabs>
+        <w:rPr>
+          <w:rFonts w:asciiTheme="minorHAnsi" w:hAnsiTheme="minorHAnsi"/>
+          <w:noProof/>
+          <w:color w:val="auto"/>
+          <w:kern w:val="2"/>
+          <w:sz w:val="24"/>
+          <w:szCs w:val="24"/>
+          <w:lang w:val="en-IN" w:eastAsia="en-IN" w:bidi="ta-IN"/>
+          <w14:ligatures w14:val="standardContextual"/>
+        </w:rPr>
+      </w:pPr>
+      <w:hyperlink w:anchor="_Toc234826360" w:history="1">
+        <w:r>
+          <w:rPr>
+            <w:rStyle w:val="Hyperlink"/>
+            <w:noProof/>
+          </w:rPr>
+          <w:t>7. Technical Implementation Details</w:t>
+        </w:r>
+        <w:r>
+          <w:rPr>
+            <w:noProof/>
+            <w:webHidden/>
+          </w:rPr>
+          <w:tab/>
+        </w:r>
+        <w:r>
+          <w:rPr>
+            <w:noProof/>
+            <w:webHidden/>
+          </w:rPr>
+          <w:fldChar w:fldCharType="begin"/>
+        </w:r>
+        <w:r>
+          <w:rPr>
+            <w:noProof/>
+            <w:webHidden/>
+          </w:rPr>
+          <w:instrText xml:space="preserve"> PAGEREF _Toc234826360 \h </w:instrText>
+        </w:r>
+        <w:r>
+          <w:rPr>
+            <w:noProof/>
+            <w:webHidden/>
+          </w:rPr>
+        </w:r>
+        <w:r>
+          <w:rPr>
+            <w:noProof/>
+            <w:webHidden/>
+          </w:rPr>
+          <w:fldChar w:fldCharType="separate"/>
+        </w:r>
+        <w:r>
+          <w:rPr>
+            <w:noProof/>
+            <w:webHidden/>
+          </w:rPr>
+          <w:t>15</w:t>
+        </w:r>
+        <w:r>
+          <w:rPr>
+            <w:noProof/>
+            <w:webHidden/>
+          </w:rPr>
+          <w:fldChar w:fldCharType="end"/>
+        </w:r>
+      </w:hyperlink>
+    </w:p>
+    <w:p>
+      <w:pPr>
+        <w:pStyle w:val="TOC2"/>
+        <w:tabs>
+          <w:tab w:val="right" w:leader="dot" w:pos="8630"/>
+        </w:tabs>
+        <w:rPr>
+          <w:rFonts w:asciiTheme="minorHAnsi" w:hAnsiTheme="minorHAnsi"/>
+          <w:noProof/>
+          <w:color w:val="auto"/>
+          <w:kern w:val="2"/>
+          <w:sz w:val="24"/>
+          <w:szCs w:val="24"/>
+          <w:lang w:val="en-IN" w:eastAsia="en-IN" w:bidi="ta-IN"/>
+          <w14:ligatures w14:val="standardContextual"/>
+        </w:rPr>
+      </w:pPr>
+      <w:hyperlink w:anchor="_Toc234826361" w:history="1">
+        <w:r>
+          <w:rPr>
+            <w:rStyle w:val="Hyperlink"/>
+            <w:noProof/>
+          </w:rPr>
+          <w:t>7.1 Technology Stack</w:t>
+        </w:r>
+        <w:r>
+          <w:rPr>
+            <w:noProof/>
+            <w:webHidden/>
+          </w:rPr>
+          <w:tab/>
+        </w:r>
+        <w:r>
+          <w:rPr>
+            <w:noProof/>
+            <w:webHidden/>
+          </w:rPr>
+          <w:fldChar w:fldCharType="begin"/>
+        </w:r>
+        <w:r>
+          <w:rPr>
+            <w:noProof/>
+            <w:webHidden/>
+          </w:rPr>
+          <w:instrText xml:space="preserve"> PAGEREF _Toc234826361 \h </w:instrText>
+        </w:r>
+        <w:r>
+          <w:rPr>
+            <w:noProof/>
+            <w:webHidden/>
+          </w:rPr>
+        </w:r>
+        <w:r>
+          <w:rPr>
+            <w:noProof/>
+            <w:webHidden/>
+          </w:rPr>
+          <w:fldChar w:fldCharType="separate"/>
+        </w:r>
+        <w:r>
+          <w:rPr>
+            <w:noProof/>
+            <w:webHidden/>
+          </w:rPr>
+          <w:t>15</w:t>
+        </w:r>
+        <w:r>
+          <w:rPr>
+            <w:noProof/>
+            <w:webHidden/>
+          </w:rPr>
+          <w:fldChar w:fldCharType="end"/>
+        </w:r>
+      </w:hyperlink>
+    </w:p>
+    <w:p>
+      <w:pPr>
+        <w:pStyle w:val="TOC2"/>
+        <w:tabs>
+          <w:tab w:val="right" w:leader="dot" w:pos="8630"/>
+        </w:tabs>
+        <w:rPr>
+          <w:rFonts w:asciiTheme="minorHAnsi" w:hAnsiTheme="minorHAnsi"/>
+          <w:noProof/>
+          <w:color w:val="auto"/>
+          <w:kern w:val="2"/>
+          <w:sz w:val="24"/>
+          <w:szCs w:val="24"/>
+          <w:lang w:val="en-IN" w:eastAsia="en-IN" w:bidi="ta-IN"/>
+          <w14:ligatures w14:val="standardContextual"/>
+        </w:rPr>
+      </w:pPr>
+      <w:hyperlink w:anchor="_Toc234826362" w:history="1">
+        <w:r>
+          <w:rPr>
+            <w:rStyle w:val="Hyperlink"/>
+            <w:noProof/>
+          </w:rPr>
+          <w:t>7.2 Environment Strategy</w:t>
+        </w:r>
+        <w:r>
+          <w:rPr>
+            <w:noProof/>
+            <w:webHidden/>
+          </w:rPr>
+          <w:tab/>
+        </w:r>
+        <w:r>
+          <w:rPr>
+            <w:noProof/>
+            <w:webHidden/>
+          </w:rPr>
+          <w:fldChar w:fldCharType="begin"/>
+        </w:r>
+        <w:r>
+          <w:rPr>
+            <w:noProof/>
+            <w:webHidden/>
+          </w:rPr>
+          <w:instrText xml:space="preserve"> PAGEREF _Toc234826362 \h </w:instrText>
+        </w:r>
+        <w:r>
+          <w:rPr>
+            <w:noProof/>
+            <w:webHidden/>
+          </w:rPr>
+        </w:r>
+        <w:r>
+          <w:rPr>
+            <w:noProof/>
+            <w:webHidden/>
+          </w:rPr>
+          <w:fldChar w:fldCharType="separate"/>
+        </w:r>
+        <w:r>
+          <w:rPr>
+            <w:noProof/>
+            <w:webHidden/>
+          </w:rPr>
+          <w:t>15</w:t>
+        </w:r>
+        <w:r>
+          <w:rPr>
+            <w:noProof/>
+            <w:webHidden/>
+          </w:rPr>
+          <w:fldChar w:fldCharType="end"/>
+        </w:r>
+      </w:hyperlink>
+    </w:p>
+    <w:p>
+      <w:pPr>
+        <w:pStyle w:val="TOC2"/>
+        <w:tabs>
+          <w:tab w:val="right" w:leader="dot" w:pos="8630"/>
+        </w:tabs>
+        <w:rPr>
+          <w:rFonts w:asciiTheme="minorHAnsi" w:hAnsiTheme="minorHAnsi"/>
+          <w:noProof/>
+          <w:color w:val="auto"/>
+          <w:kern w:val="2"/>
+          <w:sz w:val="24"/>
+          <w:szCs w:val="24"/>
+          <w:lang w:val="en-IN" w:eastAsia="en-IN" w:bidi="ta-IN"/>
+          <w14:ligatures w14:val="standardContextual"/>
+        </w:rPr>
+      </w:pPr>
+      <w:hyperlink w:anchor="_Toc234826363" w:history="1">
+        <w:r>
+          <w:rPr>
+            <w:rStyle w:val="Hyperlink"/>
+            <w:noProof/>
+          </w:rPr>
+          <w:t>7.3 API Surface</w:t>
+        </w:r>
+        <w:r>
+          <w:rPr>
+            <w:noProof/>
+            <w:webHidden/>
+          </w:rPr>
+          <w:tab/>
+        </w:r>
+        <w:r>
+          <w:rPr>
+            <w:noProof/>
+            <w:webHidden/>
+          </w:rPr>
+          <w:fldChar w:fldCharType="begin"/>
+        </w:r>
+        <w:r>
+          <w:rPr>
+            <w:noProof/>
+            <w:webHidden/>
+          </w:rPr>
+          <w:instrText xml:space="preserve"> PAGEREF _Toc234826363 \h </w:instrText>
+        </w:r>
+        <w:r>
+          <w:rPr>
+            <w:noProof/>
+            <w:webHidden/>
+          </w:rPr>
+        </w:r>
+        <w:r>
+          <w:rPr>
+            <w:noProof/>
+            <w:webHidden/>
+          </w:rPr>
+          <w:fldChar w:fldCharType="separate"/>
+        </w:r>
+        <w:r>
+          <w:rPr>
+            <w:noProof/>
+            <w:webHidden/>
+          </w:rPr>
+          <w:t>16</w:t>
+        </w:r>
+        <w:r>
+          <w:rPr>
+            <w:noProof/>
+            <w:webHidden/>
+          </w:rPr>
+          <w:fldChar w:fldCharType="end"/>
+        </w:r>
+      </w:hyperlink>
+    </w:p>
+    <w:p>
+      <w:pPr>
+        <w:pStyle w:val="TOC2"/>
+        <w:tabs>
+          <w:tab w:val="right" w:leader="dot" w:pos="8630"/>
+        </w:tabs>
+        <w:rPr>
+          <w:rFonts w:asciiTheme="minorHAnsi" w:hAnsiTheme="minorHAnsi"/>
+          <w:noProof/>
+          <w:color w:val="auto"/>
+          <w:kern w:val="2"/>
+          <w:sz w:val="24"/>
+          <w:szCs w:val="24"/>
+          <w:lang w:val="en-IN" w:eastAsia="en-IN" w:bidi="ta-IN"/>
+          <w14:ligatures w14:val="standardContextual"/>
+        </w:rPr>
+      </w:pPr>
+      <w:hyperlink w:anchor="_Toc234826364" w:history="1">
+        <w:r>
+          <w:rPr>
+            <w:rStyle w:val="Hyperlink"/>
+            <w:noProof/>
+          </w:rPr>
+          <w:t>7.4 Reliability Engineering</w:t>
+        </w:r>
+        <w:r>
+          <w:rPr>
+            <w:noProof/>
+            <w:webHidden/>
+          </w:rPr>
+          <w:tab/>
+        </w:r>
+        <w:r>
+          <w:rPr>
+            <w:noProof/>
+            <w:webHidden/>
+          </w:rPr>
+          <w:fldChar w:fldCharType="begin"/>
+        </w:r>
+        <w:r>
+          <w:rPr>
+            <w:noProof/>
+            <w:webHidden/>
+          </w:rPr>
+          <w:instrText xml:space="preserve"> PAGEREF _Toc234826364 \h </w:instrText>
+        </w:r>
+        <w:r>
+          <w:rPr>
+            <w:noProof/>
+            <w:webHidden/>
+          </w:rPr>
+        </w:r>
+        <w:r>
+          <w:rPr>
+            <w:noProof/>
+            <w:webHidden/>
+          </w:rPr>
+          <w:fldChar w:fldCharType="separate"/>
+        </w:r>
+        <w:r>
+          <w:rPr>
+            <w:noProof/>
+            <w:webHidden/>
+          </w:rPr>
+          <w:t>16</w:t>
+        </w:r>
+        <w:r>
+          <w:rPr>
+            <w:noProof/>
+            <w:webHidden/>
+          </w:rPr>
+          <w:fldChar w:fldCharType="end"/>
+        </w:r>
+      </w:hyperlink>
+    </w:p>
+    <w:p>
+      <w:pPr>
+        <w:pStyle w:val="TOC2"/>
+        <w:tabs>
+          <w:tab w:val="right" w:leader="dot" w:pos="8630"/>
+        </w:tabs>
+        <w:rPr>
+          <w:rFonts w:asciiTheme="minorHAnsi" w:hAnsiTheme="minorHAnsi"/>
+          <w:noProof/>
+          <w:color w:val="auto"/>
+          <w:kern w:val="2"/>
+          <w:sz w:val="24"/>
+          <w:szCs w:val="24"/>
+          <w:lang w:val="en-IN" w:eastAsia="en-IN" w:bidi="ta-IN"/>
+          <w14:ligatures w14:val="standardContextual"/>
+        </w:rPr>
+      </w:pPr>
+      <w:hyperlink w:anchor="_Toc234826365" w:history="1">
+        <w:r>
+          <w:rPr>
+            <w:rStyle w:val="Hyperlink"/>
+            <w:noProof/>
+          </w:rPr>
+          <w:t>7.5 Quality Assurance</w:t>
+        </w:r>
+        <w:r>
+          <w:rPr>
+            <w:noProof/>
+            <w:webHidden/>
+          </w:rPr>
+          <w:tab/>
+        </w:r>
+        <w:r>
+          <w:rPr>
+            <w:noProof/>
+            <w:webHidden/>
+          </w:rPr>
+          <w:fldChar w:fldCharType="begin"/>
+        </w:r>
+        <w:r>
+          <w:rPr>
+            <w:noProof/>
+            <w:webHidden/>
+          </w:rPr>
+          <w:instrText xml:space="preserve"> PAGEREF _Toc234826365 \h </w:instrText>
+        </w:r>
+        <w:r>
+          <w:rPr>
+            <w:noProof/>
+            <w:webHidden/>
+          </w:rPr>
+        </w:r>
+        <w:r>
+          <w:rPr>
+            <w:noProof/>
+            <w:webHidden/>
+          </w:rPr>
+          <w:fldChar w:fldCharType="separate"/>
+        </w:r>
+        <w:r>
+          <w:rPr>
+            <w:noProof/>
+            <w:webHidden/>
+          </w:rPr>
+          <w:t>16</w:t>
+        </w:r>
+        <w:r>
+          <w:rPr>
+            <w:noProof/>
+            <w:webHidden/>
+          </w:rPr>
+          <w:fldChar w:fldCharType="end"/>
+        </w:r>
+      </w:hyperlink>
+    </w:p>
+    <w:p>
+      <w:pPr>
+        <w:pStyle w:val="TOC1"/>
+        <w:tabs>
+          <w:tab w:val="right" w:leader="dot" w:pos="8630"/>
+        </w:tabs>
+        <w:rPr>
+          <w:rFonts w:asciiTheme="minorHAnsi" w:hAnsiTheme="minorHAnsi"/>
+          <w:noProof/>
+          <w:color w:val="auto"/>
+          <w:kern w:val="2"/>
+          <w:sz w:val="24"/>
+          <w:szCs w:val="24"/>
+          <w:lang w:val="en-IN" w:eastAsia="en-IN" w:bidi="ta-IN"/>
+          <w14:ligatures w14:val="standardContextual"/>
+        </w:rPr>
+      </w:pPr>
+      <w:hyperlink w:anchor="_Toc234826366" w:history="1">
+        <w:r>
+          <w:rPr>
+            <w:rStyle w:val="Hyperlink"/>
+            <w:noProof/>
+          </w:rPr>
+          <w:t>8. Sample End-to-End Execution — Case Study</w:t>
+        </w:r>
+        <w:r>
+          <w:rPr>
+            <w:noProof/>
+            <w:webHidden/>
+          </w:rPr>
+          <w:tab/>
+        </w:r>
+        <w:r>
+          <w:rPr>
+            <w:noProof/>
+            <w:webHidden/>
+          </w:rPr>
+          <w:fldChar w:fldCharType="begin"/>
+        </w:r>
+        <w:r>
+          <w:rPr>
+            <w:noProof/>
+            <w:webHidden/>
+          </w:rPr>
+          <w:instrText xml:space="preserve"> PAGEREF _Toc234826366 \h </w:instrText>
+        </w:r>
+        <w:r>
+          <w:rPr>
+            <w:noProof/>
+            <w:webHidden/>
+          </w:rPr>
+        </w:r>
+        <w:r>
+          <w:rPr>
+            <w:noProof/>
+            <w:webHidden/>
+          </w:rPr>
+          <w:fldChar w:fldCharType="separate"/>
+        </w:r>
+        <w:r>
+          <w:rPr>
+            <w:noProof/>
+            <w:webHidden/>
+          </w:rPr>
+          <w:t>17</w:t>
+        </w:r>
+        <w:r>
+          <w:rPr>
+            <w:noProof/>
+            <w:webHidden/>
+          </w:rPr>
+          <w:fldChar w:fldCharType="end"/>
+        </w:r>
+      </w:hyperlink>
+    </w:p>
+    <w:p>
+      <w:pPr>
+        <w:pStyle w:val="TOC2"/>
+        <w:tabs>
+          <w:tab w:val="right" w:leader="dot" w:pos="8630"/>
+        </w:tabs>
+        <w:rPr>
+          <w:rFonts w:asciiTheme="minorHAnsi" w:hAnsiTheme="minorHAnsi"/>
+          <w:noProof/>
+          <w:color w:val="auto"/>
+          <w:kern w:val="2"/>
+          <w:sz w:val="24"/>
+          <w:szCs w:val="24"/>
+          <w:lang w:val="en-IN" w:eastAsia="en-IN" w:bidi="ta-IN"/>
+          <w14:ligatures w14:val="standardContextual"/>
+        </w:rPr>
+      </w:pPr>
+      <w:hyperlink w:anchor="_Toc234826367" w:history="1">
+        <w:r>
+          <w:rPr>
+            <w:rStyle w:val="Hyperlink"/>
+            <w:noProof/>
+          </w:rPr>
+          <w:t>8.1 The Question</w:t>
+        </w:r>
+        <w:r>
+          <w:rPr>
+            <w:noProof/>
+            <w:webHidden/>
+          </w:rPr>
+          <w:tab/>
+        </w:r>
+        <w:r>
+          <w:rPr>
+            <w:noProof/>
+            <w:webHidden/>
+          </w:rPr>
+          <w:fldChar w:fldCharType="begin"/>
+        </w:r>
+        <w:r>
+          <w:rPr>
+            <w:noProof/>
+            <w:webHidden/>
+          </w:rPr>
+          <w:instrText xml:space="preserve"> PAGEREF _Toc234826367 \h </w:instrText>
+        </w:r>
+        <w:r>
+          <w:rPr>
+            <w:noProof/>
+            <w:webHidden/>
+          </w:rPr>
+        </w:r>
+        <w:r>
+          <w:rPr>
+            <w:noProof/>
+            <w:webHidden/>
+          </w:rPr>
+          <w:fldChar w:fldCharType="separate"/>
+        </w:r>
+        <w:r>
+          <w:rPr>
+            <w:noProof/>
+            <w:webHidden/>
+          </w:rPr>
+          <w:t>17</w:t>
+        </w:r>
+        <w:r>
+          <w:rPr>
+            <w:noProof/>
+            <w:webHidden/>
+          </w:rPr>
+          <w:fldChar w:fldCharType="end"/>
+        </w:r>
+      </w:hyperlink>
+    </w:p>
+    <w:p>
+      <w:pPr>
+        <w:pStyle w:val="TOC2"/>
+        <w:tabs>
+          <w:tab w:val="right" w:leader="dot" w:pos="8630"/>
+        </w:tabs>
+        <w:rPr>
+          <w:rFonts w:asciiTheme="minorHAnsi" w:hAnsiTheme="minorHAnsi"/>
+          <w:noProof/>
+          <w:color w:val="auto"/>
+          <w:kern w:val="2"/>
+          <w:sz w:val="24"/>
+          <w:szCs w:val="24"/>
+          <w:lang w:val="en-IN" w:eastAsia="en-IN" w:bidi="ta-IN"/>
+          <w14:ligatures w14:val="standardContextual"/>
+        </w:rPr>
+      </w:pPr>
+      <w:hyperlink w:anchor="_Toc234826368" w:history="1">
+        <w:r>
+          <w:rPr>
+            <w:rStyle w:val="Hyperlink"/>
+            <w:noProof/>
+          </w:rPr>
+          <w:t>8.2 What Happened, Step by Step</w:t>
+        </w:r>
+        <w:r>
+          <w:rPr>
+            <w:noProof/>
+            <w:webHidden/>
+          </w:rPr>
+          <w:tab/>
+        </w:r>
+        <w:r>
+          <w:rPr>
+            <w:noProof/>
+            <w:webHidden/>
+          </w:rPr>
+          <w:fldChar w:fldCharType="begin"/>
+        </w:r>
+        <w:r>
+          <w:rPr>
+            <w:noProof/>
+            <w:webHidden/>
+          </w:rPr>
+          <w:instrText xml:space="preserve"> PAGEREF _Toc234826368 \h </w:instrText>
+        </w:r>
+        <w:r>
+          <w:rPr>
+            <w:noProof/>
+            <w:webHidden/>
+          </w:rPr>
+        </w:r>
+        <w:r>
+          <w:rPr>
+            <w:noProof/>
+            <w:webHidden/>
+          </w:rPr>
+          <w:fldChar w:fldCharType="separate"/>
+        </w:r>
+        <w:r>
+          <w:rPr>
+            <w:noProof/>
+            <w:webHidden/>
+          </w:rPr>
+          <w:t>17</w:t>
+        </w:r>
+        <w:r>
+          <w:rPr>
+            <w:noProof/>
+            <w:webHidden/>
+          </w:rPr>
+          <w:fldChar w:fldCharType="end"/>
+        </w:r>
+      </w:hyperlink>
+    </w:p>
+    <w:p>
+      <w:pPr>
+        <w:pStyle w:val="TOC2"/>
+        <w:tabs>
+          <w:tab w:val="right" w:leader="dot" w:pos="8630"/>
+        </w:tabs>
+        <w:rPr>
+          <w:rFonts w:asciiTheme="minorHAnsi" w:hAnsiTheme="minorHAnsi"/>
+          <w:noProof/>
+          <w:color w:val="auto"/>
+          <w:kern w:val="2"/>
+          <w:sz w:val="24"/>
+          <w:szCs w:val="24"/>
+          <w:lang w:val="en-IN" w:eastAsia="en-IN" w:bidi="ta-IN"/>
+          <w14:ligatures w14:val="standardContextual"/>
+        </w:rPr>
+      </w:pPr>
+      <w:hyperlink w:anchor="_Toc234826369" w:history="1">
+        <w:r>
+          <w:rPr>
+            <w:rStyle w:val="Hyperlink"/>
+            <w:noProof/>
+          </w:rPr>
+          <w:t>8.3 Result</w:t>
+        </w:r>
+        <w:r>
+          <w:rPr>
+            <w:noProof/>
+            <w:webHidden/>
+          </w:rPr>
+          <w:tab/>
+        </w:r>
+        <w:r>
+          <w:rPr>
+            <w:noProof/>
+            <w:webHidden/>
+          </w:rPr>
+          <w:fldChar w:fldCharType="begin"/>
+        </w:r>
+        <w:r>
+          <w:rPr>
+            <w:noProof/>
+            <w:webHidden/>
+          </w:rPr>
+          <w:instrText xml:space="preserve"> PAGEREF _Toc234826369 \h </w:instrText>
+        </w:r>
+        <w:r>
+          <w:rPr>
+            <w:noProof/>
+            <w:webHidden/>
+          </w:rPr>
+        </w:r>
+        <w:r>
+          <w:rPr>
+            <w:noProof/>
+            <w:webHidden/>
+          </w:rPr>
+          <w:fldChar w:fldCharType="separate"/>
+        </w:r>
+        <w:r>
+          <w:rPr>
+            <w:noProof/>
+            <w:webHidden/>
+          </w:rPr>
+          <w:t>17</w:t>
+        </w:r>
+        <w:r>
+          <w:rPr>
+            <w:noProof/>
+            <w:webHidden/>
+          </w:rPr>
+          <w:fldChar w:fldCharType="end"/>
+        </w:r>
+      </w:hyperlink>
+    </w:p>
+    <w:p>
+      <w:pPr>
+        <w:pStyle w:val="TOC1"/>
+        <w:tabs>
+          <w:tab w:val="right" w:leader="dot" w:pos="8630"/>
+        </w:tabs>
+        <w:rPr>
+          <w:rFonts w:asciiTheme="minorHAnsi" w:hAnsiTheme="minorHAnsi"/>
+          <w:noProof/>
+          <w:color w:val="auto"/>
+          <w:kern w:val="2"/>
+          <w:sz w:val="24"/>
+          <w:szCs w:val="24"/>
+          <w:lang w:val="en-IN" w:eastAsia="en-IN" w:bidi="ta-IN"/>
+          <w14:ligatures w14:val="standardContextual"/>
+        </w:rPr>
+      </w:pPr>
+      <w:hyperlink w:anchor="_Toc234826370" w:history="1">
+        <w:r>
+          <w:rPr>
+            <w:rStyle w:val="Hyperlink"/>
+            <w:noProof/>
+          </w:rPr>
+          <w:t>9. Business Value — Cost &amp; Human Work-Hours Savings</w:t>
+        </w:r>
+        <w:r>
+          <w:rPr>
+            <w:noProof/>
+            <w:webHidden/>
+          </w:rPr>
+          <w:tab/>
+        </w:r>
+        <w:r>
+          <w:rPr>
+            <w:noProof/>
+            <w:webHidden/>
+          </w:rPr>
+          <w:fldChar w:fldCharType="begin"/>
+        </w:r>
+        <w:r>
+          <w:rPr>
+            <w:noProof/>
+            <w:webHidden/>
+          </w:rPr>
+          <w:instrText xml:space="preserve"> PAGEREF _Toc234826370 \h </w:instrText>
+        </w:r>
+        <w:r>
+          <w:rPr>
+            <w:noProof/>
+            <w:webHidden/>
+          </w:rPr>
+        </w:r>
+        <w:r>
+          <w:rPr>
+            <w:noProof/>
+            <w:webHidden/>
+          </w:rPr>
+          <w:fldChar w:fldCharType="separate"/>
+        </w:r>
+        <w:r>
+          <w:rPr>
+            <w:noProof/>
+            <w:webHidden/>
+          </w:rPr>
+          <w:t>19</w:t>
+        </w:r>
+        <w:r>
+          <w:rPr>
+            <w:noProof/>
+            <w:webHidden/>
+          </w:rPr>
+          <w:fldChar w:fldCharType="end"/>
+        </w:r>
+      </w:hyperlink>
+    </w:p>
+    <w:p>
+      <w:pPr>
+        <w:pStyle w:val="TOC2"/>
+        <w:tabs>
+          <w:tab w:val="right" w:leader="dot" w:pos="8630"/>
+        </w:tabs>
+        <w:rPr>
+          <w:rFonts w:asciiTheme="minorHAnsi" w:hAnsiTheme="minorHAnsi"/>
+          <w:noProof/>
+          <w:color w:val="auto"/>
+          <w:kern w:val="2"/>
+          <w:sz w:val="24"/>
+          <w:szCs w:val="24"/>
+          <w:lang w:val="en-IN" w:eastAsia="en-IN" w:bidi="ta-IN"/>
+          <w14:ligatures w14:val="standardContextual"/>
+        </w:rPr>
+      </w:pPr>
+      <w:hyperlink w:anchor="_Toc234826371" w:history="1">
+        <w:r>
+          <w:rPr>
+            <w:rStyle w:val="Hyperlink"/>
+            <w:noProof/>
+          </w:rPr>
+          <w:t>9.1 Baseline: Manual Process (Today)</w:t>
+        </w:r>
+        <w:r>
+          <w:rPr>
+            <w:noProof/>
+            <w:webHidden/>
+          </w:rPr>
+          <w:tab/>
+        </w:r>
+        <w:r>
+          <w:rPr>
+            <w:noProof/>
+            <w:webHidden/>
+          </w:rPr>
+          <w:fldChar w:fldCharType="begin"/>
+        </w:r>
+        <w:r>
+          <w:rPr>
+            <w:noProof/>
+            <w:webHidden/>
+          </w:rPr>
+          <w:instrText xml:space="preserve"> PAGEREF _Toc234826371 \h </w:instrText>
+        </w:r>
+        <w:r>
+          <w:rPr>
+            <w:noProof/>
+            <w:webHidden/>
+          </w:rPr>
+        </w:r>
+        <w:r>
+          <w:rPr>
+            <w:noProof/>
+            <w:webHidden/>
+          </w:rPr>
+          <w:fldChar w:fldCharType="separate"/>
+        </w:r>
+        <w:r>
+          <w:rPr>
+            <w:noProof/>
+            <w:webHidden/>
+          </w:rPr>
+          <w:t>19</w:t>
+        </w:r>
+        <w:r>
+          <w:rPr>
+            <w:noProof/>
+            <w:webHidden/>
+          </w:rPr>
+          <w:fldChar w:fldCharType="end"/>
+        </w:r>
+      </w:hyperlink>
+    </w:p>
+    <w:p>
+      <w:pPr>
+        <w:pStyle w:val="TOC2"/>
+        <w:tabs>
+          <w:tab w:val="right" w:leader="dot" w:pos="8630"/>
+        </w:tabs>
+        <w:rPr>
+          <w:rFonts w:asciiTheme="minorHAnsi" w:hAnsiTheme="minorHAnsi"/>
+          <w:noProof/>
+          <w:color w:val="auto"/>
+          <w:kern w:val="2"/>
+          <w:sz w:val="24"/>
+          <w:szCs w:val="24"/>
+          <w:lang w:val="en-IN" w:eastAsia="en-IN" w:bidi="ta-IN"/>
+          <w14:ligatures w14:val="standardContextual"/>
+        </w:rPr>
+      </w:pPr>
+      <w:hyperlink w:anchor="_Toc234826372" w:history="1">
+        <w:r>
+          <w:rPr>
+            <w:rStyle w:val="Hyperlink"/>
+            <w:noProof/>
+          </w:rPr>
+          <w:t>9.2 With the AMC RFP &amp; Portfolio Insight Orchestrator</w:t>
+        </w:r>
+        <w:r>
+          <w:rPr>
+            <w:noProof/>
+            <w:webHidden/>
+          </w:rPr>
+          <w:tab/>
+        </w:r>
+        <w:r>
+          <w:rPr>
+            <w:noProof/>
+            <w:webHidden/>
+          </w:rPr>
+          <w:fldChar w:fldCharType="begin"/>
+        </w:r>
+        <w:r>
+          <w:rPr>
+            <w:noProof/>
+            <w:webHidden/>
+          </w:rPr>
+          <w:instrText xml:space="preserve"> PAGEREF _Toc234826372 \h </w:instrText>
+        </w:r>
+        <w:r>
+          <w:rPr>
+            <w:noProof/>
+            <w:webHidden/>
+          </w:rPr>
+        </w:r>
+        <w:r>
+          <w:rPr>
+            <w:noProof/>
+            <w:webHidden/>
+          </w:rPr>
+          <w:fldChar w:fldCharType="separate"/>
+        </w:r>
+        <w:r>
+          <w:rPr>
+            <w:noProof/>
+            <w:webHidden/>
+          </w:rPr>
+          <w:t>19</w:t>
+        </w:r>
+        <w:r>
+          <w:rPr>
+            <w:noProof/>
+            <w:webHidden/>
+          </w:rPr>
+          <w:fldChar w:fldCharType="end"/>
+        </w:r>
+      </w:hyperlink>
+    </w:p>
+    <w:p>
+      <w:pPr>
+        <w:pStyle w:val="TOC2"/>
+        <w:tabs>
+          <w:tab w:val="right" w:leader="dot" w:pos="8630"/>
+        </w:tabs>
+        <w:rPr>
+          <w:rFonts w:asciiTheme="minorHAnsi" w:hAnsiTheme="minorHAnsi"/>
+          <w:noProof/>
+          <w:color w:val="auto"/>
+          <w:kern w:val="2"/>
+          <w:sz w:val="24"/>
+          <w:szCs w:val="24"/>
+          <w:lang w:val="en-IN" w:eastAsia="en-IN" w:bidi="ta-IN"/>
+          <w14:ligatures w14:val="standardContextual"/>
+        </w:rPr>
+      </w:pPr>
+      <w:hyperlink w:anchor="_Toc234826373" w:history="1">
+        <w:r>
+          <w:rPr>
+            <w:rStyle w:val="Hyperlink"/>
+            <w:noProof/>
+          </w:rPr>
+          <w:t>9.3 Illustrative Annualised Impact</w:t>
+        </w:r>
+        <w:r>
+          <w:rPr>
+            <w:noProof/>
+            <w:webHidden/>
+          </w:rPr>
+          <w:tab/>
+        </w:r>
+        <w:r>
+          <w:rPr>
+            <w:noProof/>
+            <w:webHidden/>
+          </w:rPr>
+          <w:fldChar w:fldCharType="begin"/>
+        </w:r>
+        <w:r>
+          <w:rPr>
+            <w:noProof/>
+            <w:webHidden/>
+          </w:rPr>
+          <w:instrText xml:space="preserve"> PAGEREF _Toc234826373 \h </w:instrText>
+        </w:r>
+        <w:r>
+          <w:rPr>
+            <w:noProof/>
+            <w:webHidden/>
+          </w:rPr>
+        </w:r>
+        <w:r>
+          <w:rPr>
+            <w:noProof/>
+            <w:webHidden/>
+          </w:rPr>
+          <w:fldChar w:fldCharType="separate"/>
+        </w:r>
+        <w:r>
+          <w:rPr>
+            <w:noProof/>
+            <w:webHidden/>
+          </w:rPr>
+          <w:t>19</w:t>
+        </w:r>
+        <w:r>
+          <w:rPr>
+            <w:noProof/>
+            <w:webHidden/>
+          </w:rPr>
+          <w:fldChar w:fldCharType="end"/>
+        </w:r>
+      </w:hyperlink>
+    </w:p>
+    <w:p>
+      <w:pPr>
+        <w:pStyle w:val="TOC1"/>
+        <w:tabs>
+          <w:tab w:val="right" w:leader="dot" w:pos="8630"/>
+        </w:tabs>
+        <w:rPr>
+          <w:rFonts w:asciiTheme="minorHAnsi" w:hAnsiTheme="minorHAnsi"/>
+          <w:noProof/>
+          <w:color w:val="auto"/>
+          <w:kern w:val="2"/>
+          <w:sz w:val="24"/>
+          <w:szCs w:val="24"/>
+          <w:lang w:val="en-IN" w:eastAsia="en-IN" w:bidi="ta-IN"/>
+          <w14:ligatures w14:val="standardContextual"/>
+        </w:rPr>
+      </w:pPr>
+      <w:hyperlink w:anchor="_Toc234826374" w:history="1">
+        <w:r>
+          <w:rPr>
+            <w:rStyle w:val="Hyperlink"/>
+            <w:noProof/>
+          </w:rPr>
+          <w:t>10. Compliance, Risk &amp; Governance</w:t>
+        </w:r>
+        <w:r>
+          <w:rPr>
+            <w:noProof/>
+            <w:webHidden/>
+          </w:rPr>
+          <w:tab/>
+        </w:r>
+        <w:r>
+          <w:rPr>
+            <w:noProof/>
+            <w:webHidden/>
+          </w:rPr>
+          <w:fldChar w:fldCharType="begin"/>
+        </w:r>
+        <w:r>
+          <w:rPr>
+            <w:noProof/>
+            <w:webHidden/>
+          </w:rPr>
+          <w:instrText xml:space="preserve"> PAGEREF _Toc234826374 \h </w:instrText>
+        </w:r>
+        <w:r>
+          <w:rPr>
+            <w:noProof/>
+            <w:webHidden/>
+          </w:rPr>
+        </w:r>
+        <w:r>
+          <w:rPr>
+            <w:noProof/>
+            <w:webHidden/>
+          </w:rPr>
+          <w:fldChar w:fldCharType="separate"/>
+        </w:r>
+        <w:r>
+          <w:rPr>
+            <w:noProof/>
+            <w:webHidden/>
+          </w:rPr>
+          <w:t>21</w:t>
+        </w:r>
+        <w:r>
+          <w:rPr>
+            <w:noProof/>
+            <w:webHidden/>
+          </w:rPr>
+          <w:fldChar w:fldCharType="end"/>
+        </w:r>
+      </w:hyperlink>
+    </w:p>
+    <w:p>
+      <w:pPr>
+        <w:pStyle w:val="TOC1"/>
+        <w:tabs>
+          <w:tab w:val="right" w:leader="dot" w:pos="8630"/>
+        </w:tabs>
+        <w:rPr>
+          <w:rFonts w:asciiTheme="minorHAnsi" w:hAnsiTheme="minorHAnsi"/>
+          <w:noProof/>
+          <w:color w:val="auto"/>
+          <w:kern w:val="2"/>
+          <w:sz w:val="24"/>
+          <w:szCs w:val="24"/>
+          <w:lang w:val="en-IN" w:eastAsia="en-IN" w:bidi="ta-IN"/>
+          <w14:ligatures w14:val="standardContextual"/>
+        </w:rPr>
+      </w:pPr>
+      <w:hyperlink w:anchor="_Toc234826375" w:history="1">
+        <w:r>
+          <w:rPr>
+            <w:rStyle w:val="Hyperlink"/>
+            <w:noProof/>
+          </w:rPr>
+          <w:t>11. Advantages of This Agentic AI System</w:t>
+        </w:r>
+        <w:r>
+          <w:rPr>
+            <w:noProof/>
+            <w:webHidden/>
+          </w:rPr>
+          <w:tab/>
+        </w:r>
+        <w:r>
+          <w:rPr>
+            <w:noProof/>
+            <w:webHidden/>
+          </w:rPr>
+          <w:fldChar w:fldCharType="begin"/>
+        </w:r>
+        <w:r>
+          <w:rPr>
+            <w:noProof/>
+            <w:webHidden/>
+          </w:rPr>
+          <w:instrText xml:space="preserve"> PAGEREF _Toc234826375 \h </w:instrText>
+        </w:r>
+        <w:r>
+          <w:rPr>
+            <w:noProof/>
+            <w:webHidden/>
+          </w:rPr>
+        </w:r>
+        <w:r>
+          <w:rPr>
+            <w:noProof/>
+            <w:webHidden/>
+          </w:rPr>
+          <w:fldChar w:fldCharType="separate"/>
+        </w:r>
+        <w:r>
+          <w:rPr>
+            <w:noProof/>
+            <w:webHidden/>
+          </w:rPr>
+          <w:t>22</w:t>
+        </w:r>
+        <w:r>
+          <w:rPr>
+            <w:noProof/>
+            <w:webHidden/>
+          </w:rPr>
+          <w:fldChar w:fldCharType="end"/>
+        </w:r>
+      </w:hyperlink>
+    </w:p>
+    <w:p>
+      <w:pPr>
+        <w:pStyle w:val="TOC1"/>
+        <w:tabs>
+          <w:tab w:val="right" w:leader="dot" w:pos="8630"/>
+        </w:tabs>
+        <w:rPr>
+          <w:rFonts w:asciiTheme="minorHAnsi" w:hAnsiTheme="minorHAnsi"/>
+          <w:noProof/>
+          <w:color w:val="auto"/>
+          <w:kern w:val="2"/>
+          <w:sz w:val="24"/>
+          <w:szCs w:val="24"/>
+          <w:lang w:val="en-IN" w:eastAsia="en-IN" w:bidi="ta-IN"/>
+          <w14:ligatures w14:val="standardContextual"/>
+        </w:rPr>
+      </w:pPr>
+      <w:hyperlink w:anchor="_Toc234826376" w:history="1">
+        <w:r>
+          <w:rPr>
+            <w:rStyle w:val="Hyperlink"/>
+            <w:noProof/>
+          </w:rPr>
+          <w:t>12. Current Status &amp; Roadmap</w:t>
+        </w:r>
+        <w:r>
+          <w:rPr>
+            <w:noProof/>
+            <w:webHidden/>
+          </w:rPr>
+          <w:tab/>
+        </w:r>
+        <w:r>
+          <w:rPr>
+            <w:noProof/>
+            <w:webHidden/>
+          </w:rPr>
+          <w:fldChar w:fldCharType="begin"/>
+        </w:r>
+        <w:r>
+          <w:rPr>
+            <w:noProof/>
+            <w:webHidden/>
+          </w:rPr>
+          <w:instrText xml:space="preserve"> PAGEREF _Toc234826376 \h </w:instrText>
+        </w:r>
+        <w:r>
+          <w:rPr>
+            <w:noProof/>
+            <w:webHidden/>
+          </w:rPr>
+        </w:r>
+        <w:r>
+          <w:rPr>
+            <w:noProof/>
+            <w:webHidden/>
+          </w:rPr>
+          <w:fldChar w:fldCharType="separate"/>
+        </w:r>
+        <w:r>
+          <w:rPr>
+            <w:noProof/>
+            <w:webHidden/>
+          </w:rPr>
+          <w:t>23</w:t>
+        </w:r>
+        <w:r>
+          <w:rPr>
+            <w:noProof/>
+            <w:webHidden/>
+          </w:rPr>
+          <w:fldChar w:fldCharType="end"/>
+        </w:r>
+      </w:hyperlink>
+    </w:p>
+    <w:p>
+      <w:pPr>
+        <w:pStyle w:val="TOC2"/>
+        <w:tabs>
+          <w:tab w:val="right" w:leader="dot" w:pos="8630"/>
+        </w:tabs>
+        <w:rPr>
+          <w:rFonts w:asciiTheme="minorHAnsi" w:hAnsiTheme="minorHAnsi"/>
+          <w:noProof/>
+          <w:color w:val="auto"/>
+          <w:kern w:val="2"/>
+          <w:sz w:val="24"/>
+          <w:szCs w:val="24"/>
+          <w:lang w:val="en-IN" w:eastAsia="en-IN" w:bidi="ta-IN"/>
+          <w14:ligatures w14:val="standardContextual"/>
+        </w:rPr>
+      </w:pPr>
+      <w:hyperlink w:anchor="_Toc234826377" w:history="1">
+        <w:r>
+          <w:rPr>
+            <w:rStyle w:val="Hyperlink"/>
+            <w:noProof/>
+          </w:rPr>
+          <w:t>12.1 Phase 01 (Development) — Complete</w:t>
+        </w:r>
+        <w:r>
+          <w:rPr>
+            <w:noProof/>
+            <w:webHidden/>
+          </w:rPr>
+          <w:tab/>
+        </w:r>
+        <w:r>
+          <w:rPr>
+            <w:noProof/>
+            <w:webHidden/>
+          </w:rPr>
+          <w:fldChar w:fldCharType="begin"/>
+        </w:r>
+        <w:r>
+          <w:rPr>
+            <w:noProof/>
+            <w:webHidden/>
+          </w:rPr>
+          <w:instrText xml:space="preserve"> PAGEREF _Toc234826377 \h </w:instrText>
+        </w:r>
+        <w:r>
+          <w:rPr>
+            <w:noProof/>
+            <w:webHidden/>
+          </w:rPr>
+        </w:r>
+        <w:r>
+          <w:rPr>
+            <w:noProof/>
+            <w:webHidden/>
+          </w:rPr>
+          <w:fldChar w:fldCharType="separate"/>
+        </w:r>
+        <w:r>
+          <w:rPr>
+            <w:noProof/>
+            <w:webHidden/>
+          </w:rPr>
+          <w:t>23</w:t>
+        </w:r>
+        <w:r>
+          <w:rPr>
+            <w:noProof/>
+            <w:webHidden/>
+          </w:rPr>
+          <w:fldChar w:fldCharType="end"/>
+        </w:r>
+      </w:hyperlink>
+    </w:p>
+    <w:p>
+      <w:pPr>
+        <w:pStyle w:val="TOC2"/>
+        <w:tabs>
+          <w:tab w:val="right" w:leader="dot" w:pos="8630"/>
+        </w:tabs>
+        <w:rPr>
+          <w:rFonts w:asciiTheme="minorHAnsi" w:hAnsiTheme="minorHAnsi"/>
+          <w:noProof/>
+          <w:color w:val="auto"/>
+          <w:kern w:val="2"/>
+          <w:sz w:val="24"/>
+          <w:szCs w:val="24"/>
+          <w:lang w:val="en-IN" w:eastAsia="en-IN" w:bidi="ta-IN"/>
+          <w14:ligatures w14:val="standardContextual"/>
+        </w:rPr>
+      </w:pPr>
+      <w:hyperlink w:anchor="_Toc234826378" w:history="1">
+        <w:r>
+          <w:rPr>
+            <w:rStyle w:val="Hyperlink"/>
+            <w:noProof/>
+          </w:rPr>
+          <w:t>12.2 Post-Milestone Enhancement</w:t>
+        </w:r>
+        <w:r>
+          <w:rPr>
+            <w:noProof/>
+            <w:webHidden/>
+          </w:rPr>
+          <w:tab/>
+        </w:r>
+        <w:r>
+          <w:rPr>
+            <w:noProof/>
+            <w:webHidden/>
+          </w:rPr>
+          <w:fldChar w:fldCharType="begin"/>
+        </w:r>
+        <w:r>
+          <w:rPr>
+            <w:noProof/>
+            <w:webHidden/>
+          </w:rPr>
+          <w:instrText xml:space="preserve"> PAGEREF _Toc234826378 \h </w:instrText>
+        </w:r>
+        <w:r>
+          <w:rPr>
+            <w:noProof/>
+            <w:webHidden/>
+          </w:rPr>
+        </w:r>
+        <w:r>
+          <w:rPr>
+            <w:noProof/>
+            <w:webHidden/>
+          </w:rPr>
+          <w:fldChar w:fldCharType="separate"/>
+        </w:r>
+        <w:r>
+          <w:rPr>
+            <w:noProof/>
+            <w:webHidden/>
+          </w:rPr>
+          <w:t>23</w:t>
+        </w:r>
+        <w:r>
+          <w:rPr>
+            <w:noProof/>
+            <w:webHidden/>
+          </w:rPr>
+          <w:fldChar w:fldCharType="end"/>
+        </w:r>
+      </w:hyperlink>
+    </w:p>
+    <w:p>
+      <w:pPr>
+        <w:pStyle w:val="TOC2"/>
+        <w:tabs>
+          <w:tab w:val="right" w:leader="dot" w:pos="8630"/>
+        </w:tabs>
+        <w:rPr>
+          <w:rFonts w:asciiTheme="minorHAnsi" w:hAnsiTheme="minorHAnsi"/>
+          <w:noProof/>
+          <w:color w:val="auto"/>
+          <w:kern w:val="2"/>
+          <w:sz w:val="24"/>
+          <w:szCs w:val="24"/>
+          <w:lang w:val="en-IN" w:eastAsia="en-IN" w:bidi="ta-IN"/>
+          <w14:ligatures w14:val="standardContextual"/>
+        </w:rPr>
+      </w:pPr>
+      <w:hyperlink w:anchor="_Toc234826379" w:history="1">
+        <w:r>
+          <w:rPr>
+            <w:rStyle w:val="Hyperlink"/>
+            <w:noProof/>
+          </w:rPr>
+          <w:t>12.3 Phase 02 (Cloud Deployment) — Dev Environment Live-Verified</w:t>
+        </w:r>
+        <w:r>
+          <w:rPr>
+            <w:noProof/>
+            <w:webHidden/>
+          </w:rPr>
+          <w:tab/>
+        </w:r>
+        <w:r>
+          <w:rPr>
+            <w:noProof/>
+            <w:webHidden/>
+          </w:rPr>
+          <w:fldChar w:fldCharType="begin"/>
+        </w:r>
+        <w:r>
+          <w:rPr>
+            <w:noProof/>
+            <w:webHidden/>
+          </w:rPr>
+          <w:instrText xml:space="preserve"> PAGEREF _Toc234826379 \h </w:instrText>
+        </w:r>
+        <w:r>
+          <w:rPr>
+            <w:noProof/>
+            <w:webHidden/>
+          </w:rPr>
+        </w:r>
+        <w:r>
+          <w:rPr>
+            <w:noProof/>
+            <w:webHidden/>
+          </w:rPr>
+          <w:fldChar w:fldCharType="separate"/>
+        </w:r>
+        <w:r>
+          <w:rPr>
+            <w:noProof/>
+            <w:webHidden/>
+          </w:rPr>
+          <w:t>23</w:t>
+        </w:r>
+        <w:r>
+          <w:rPr>
+            <w:noProof/>
+            <w:webHidden/>
+          </w:rPr>
+          <w:fldChar w:fldCharType="end"/>
+        </w:r>
+      </w:hyperlink>
+    </w:p>
+    <w:p>
+      <w:pPr>
+        <w:pStyle w:val="TOC2"/>
+        <w:tabs>
+          <w:tab w:val="right" w:leader="dot" w:pos="8630"/>
+        </w:tabs>
+        <w:rPr>
+          <w:rFonts w:asciiTheme="minorHAnsi" w:hAnsiTheme="minorHAnsi"/>
+          <w:noProof/>
+          <w:color w:val="auto"/>
+          <w:kern w:val="2"/>
+          <w:sz w:val="24"/>
+          <w:szCs w:val="24"/>
+          <w:lang w:val="en-IN" w:eastAsia="en-IN" w:bidi="ta-IN"/>
+          <w14:ligatures w14:val="standardContextual"/>
+        </w:rPr>
+      </w:pPr>
+      <w:hyperlink w:anchor="_Toc234826380" w:history="1">
+        <w:r>
+          <w:rPr>
+            <w:rStyle w:val="Hyperlink"/>
+            <w:noProof/>
+          </w:rPr>
+          <w:t>12.4 Recommended Next Steps</w:t>
+        </w:r>
+        <w:r>
+          <w:rPr>
+            <w:noProof/>
+            <w:webHidden/>
+          </w:rPr>
+          <w:tab/>
+        </w:r>
+        <w:r>
+          <w:rPr>
+            <w:noProof/>
+            <w:webHidden/>
+          </w:rPr>
+          <w:fldChar w:fldCharType="begin"/>
+        </w:r>
+        <w:r>
+          <w:rPr>
+            <w:noProof/>
+            <w:webHidden/>
+          </w:rPr>
+          <w:instrText xml:space="preserve"> PAGEREF _Toc234826380 \h </w:instrText>
+        </w:r>
+        <w:r>
+          <w:rPr>
+            <w:noProof/>
+            <w:webHidden/>
+          </w:rPr>
+        </w:r>
+        <w:r>
+          <w:rPr>
+            <w:noProof/>
+            <w:webHidden/>
+          </w:rPr>
+          <w:fldChar w:fldCharType="separate"/>
+        </w:r>
+        <w:r>
+          <w:rPr>
+            <w:noProof/>
+            <w:webHidden/>
+          </w:rPr>
+          <w:t>24</w:t>
+        </w:r>
+        <w:r>
+          <w:rPr>
+            <w:noProof/>
+            <w:webHidden/>
+          </w:rPr>
+          <w:fldChar w:fldCharType="end"/>
+        </w:r>
+      </w:hyperlink>
+    </w:p>
+    <w:p>
+      <w:pPr>
+        <w:pStyle w:val="TOC1"/>
+        <w:tabs>
+          <w:tab w:val="right" w:leader="dot" w:pos="8630"/>
+        </w:tabs>
+        <w:rPr>
+          <w:rFonts w:asciiTheme="minorHAnsi" w:hAnsiTheme="minorHAnsi"/>
+          <w:noProof/>
+          <w:color w:val="auto"/>
+          <w:kern w:val="2"/>
+          <w:sz w:val="24"/>
+          <w:szCs w:val="24"/>
+          <w:lang w:val="en-IN" w:eastAsia="en-IN" w:bidi="ta-IN"/>
+          <w14:ligatures w14:val="standardContextual"/>
+        </w:rPr>
+      </w:pPr>
+      <w:hyperlink w:anchor="_Toc234826381" w:history="1">
+        <w:r>
+          <w:rPr>
+            <w:rStyle w:val="Hyperlink"/>
+            <w:noProof/>
+          </w:rPr>
+          <w:t>13. Phase 02: Cloud Deployment on Amazon Bedrock AgentCore</w:t>
+        </w:r>
+        <w:r>
+          <w:rPr>
+            <w:noProof/>
+            <w:webHidden/>
+          </w:rPr>
+          <w:tab/>
+        </w:r>
+        <w:r>
+          <w:rPr>
+            <w:noProof/>
+            <w:webHidden/>
+          </w:rPr>
+          <w:fldChar w:fldCharType="begin"/>
+        </w:r>
+        <w:r>
+          <w:rPr>
+            <w:noProof/>
+            <w:webHidden/>
+          </w:rPr>
+          <w:instrText xml:space="preserve"> PAGEREF _Toc234826381 \h </w:instrText>
+        </w:r>
+        <w:r>
+          <w:rPr>
+            <w:noProof/>
+            <w:webHidden/>
+          </w:rPr>
+        </w:r>
+        <w:r>
+          <w:rPr>
+            <w:noProof/>
+            <w:webHidden/>
+          </w:rPr>
+          <w:fldChar w:fldCharType="separate"/>
+        </w:r>
+        <w:r>
+          <w:rPr>
+            <w:noProof/>
+            <w:webHidden/>
+          </w:rPr>
+          <w:t>25</w:t>
+        </w:r>
+        <w:r>
+          <w:rPr>
+            <w:noProof/>
+            <w:webHidden/>
+          </w:rPr>
+          <w:fldChar w:fldCharType="end"/>
+        </w:r>
+      </w:hyperlink>
+    </w:p>
+    <w:p>
+      <w:pPr>
+        <w:pStyle w:val="TOC2"/>
+        <w:tabs>
+          <w:tab w:val="right" w:leader="dot" w:pos="8630"/>
+        </w:tabs>
+        <w:rPr>
+          <w:rFonts w:asciiTheme="minorHAnsi" w:hAnsiTheme="minorHAnsi"/>
+          <w:noProof/>
+          <w:color w:val="auto"/>
+          <w:kern w:val="2"/>
+          <w:sz w:val="24"/>
+          <w:szCs w:val="24"/>
+          <w:lang w:val="en-IN" w:eastAsia="en-IN" w:bidi="ta-IN"/>
+          <w14:ligatures w14:val="standardContextual"/>
+        </w:rPr>
+      </w:pPr>
+      <w:hyperlink w:anchor="_Toc234826382" w:history="1">
+        <w:r>
+          <w:rPr>
+            <w:rStyle w:val="Hyperlink"/>
+            <w:noProof/>
+          </w:rPr>
+          <w:t>13.1 Objective and Scope</w:t>
+        </w:r>
+        <w:r>
+          <w:rPr>
+            <w:noProof/>
+            <w:webHidden/>
+          </w:rPr>
+          <w:tab/>
+        </w:r>
+        <w:r>
+          <w:rPr>
+            <w:noProof/>
+            <w:webHidden/>
+          </w:rPr>
+          <w:fldChar w:fldCharType="begin"/>
+        </w:r>
+        <w:r>
+          <w:rPr>
+            <w:noProof/>
+            <w:webHidden/>
+          </w:rPr>
+          <w:instrText xml:space="preserve"> PAGEREF _Toc234826382 \h </w:instrText>
+        </w:r>
+        <w:r>
+          <w:rPr>
+            <w:noProof/>
+            <w:webHidden/>
+          </w:rPr>
+        </w:r>
+        <w:r>
+          <w:rPr>
+            <w:noProof/>
+            <w:webHidden/>
+          </w:rPr>
+          <w:fldChar w:fldCharType="separate"/>
+        </w:r>
+        <w:r>
+          <w:rPr>
+            <w:noProof/>
+            <w:webHidden/>
+          </w:rPr>
+          <w:t>25</w:t>
+        </w:r>
+        <w:r>
+          <w:rPr>
+            <w:noProof/>
+            <w:webHidden/>
+          </w:rPr>
+          <w:fldChar w:fldCharType="end"/>
+        </w:r>
+      </w:hyperlink>
+    </w:p>
+    <w:p>
+      <w:pPr>
+        <w:pStyle w:val="TOC2"/>
+        <w:tabs>
+          <w:tab w:val="right" w:leader="dot" w:pos="8630"/>
+        </w:tabs>
+        <w:rPr>
+          <w:rFonts w:asciiTheme="minorHAnsi" w:hAnsiTheme="minorHAnsi"/>
+          <w:noProof/>
+          <w:color w:val="auto"/>
+          <w:kern w:val="2"/>
+          <w:sz w:val="24"/>
+          <w:szCs w:val="24"/>
+          <w:lang w:val="en-IN" w:eastAsia="en-IN" w:bidi="ta-IN"/>
+          <w14:ligatures w14:val="standardContextual"/>
+        </w:rPr>
+      </w:pPr>
+      <w:hyperlink w:anchor="_Toc234826383" w:history="1">
+        <w:r>
+          <w:rPr>
+            <w:rStyle w:val="Hyperlink"/>
+            <w:noProof/>
+          </w:rPr>
+          <w:t>13.2 Cloud Architecture</w:t>
+        </w:r>
+        <w:r>
+          <w:rPr>
+            <w:noProof/>
+            <w:webHidden/>
+          </w:rPr>
+          <w:tab/>
+        </w:r>
+        <w:r>
+          <w:rPr>
+            <w:noProof/>
+            <w:webHidden/>
+          </w:rPr>
+          <w:fldChar w:fldCharType="begin"/>
+        </w:r>
+        <w:r>
+          <w:rPr>
+            <w:noProof/>
+            <w:webHidden/>
+          </w:rPr>
+          <w:instrText xml:space="preserve"> PAGEREF _Toc234826383 \h </w:instrText>
+        </w:r>
+        <w:r>
+          <w:rPr>
+            <w:noProof/>
+            <w:webHidden/>
+          </w:rPr>
+        </w:r>
+        <w:r>
+          <w:rPr>
+            <w:noProof/>
+            <w:webHidden/>
+          </w:rPr>
+          <w:fldChar w:fldCharType="separate"/>
+        </w:r>
+        <w:r>
+          <w:rPr>
+            <w:noProof/>
+            <w:webHidden/>
+          </w:rPr>
+          <w:t>25</w:t>
+        </w:r>
+        <w:r>
+          <w:rPr>
+            <w:noProof/>
+            <w:webHidden/>
+          </w:rPr>
+          <w:fldChar w:fldCharType="end"/>
+        </w:r>
+      </w:hyperlink>
+    </w:p>
+    <w:p>
+      <w:pPr>
+        <w:pStyle w:val="TOC2"/>
+        <w:tabs>
+          <w:tab w:val="right" w:leader="dot" w:pos="8630"/>
+        </w:tabs>
+        <w:rPr>
+          <w:rFonts w:asciiTheme="minorHAnsi" w:hAnsiTheme="minorHAnsi"/>
+          <w:noProof/>
+          <w:color w:val="auto"/>
+          <w:kern w:val="2"/>
+          <w:sz w:val="24"/>
+          <w:szCs w:val="24"/>
+          <w:lang w:val="en-IN" w:eastAsia="en-IN" w:bidi="ta-IN"/>
+          <w14:ligatures w14:val="standardContextual"/>
+        </w:rPr>
+      </w:pPr>
+      <w:hyperlink w:anchor="_Toc234826384" w:history="1">
+        <w:r>
+          <w:rPr>
+            <w:rStyle w:val="Hyperlink"/>
+            <w:noProof/>
+          </w:rPr>
+          <w:t>13.3 Key Engineering Decisions</w:t>
+        </w:r>
+        <w:r>
+          <w:rPr>
+            <w:noProof/>
+            <w:webHidden/>
+          </w:rPr>
+          <w:tab/>
+        </w:r>
+        <w:r>
+          <w:rPr>
+            <w:noProof/>
+            <w:webHidden/>
+          </w:rPr>
+          <w:fldChar w:fldCharType="begin"/>
+        </w:r>
+        <w:r>
+          <w:rPr>
+            <w:noProof/>
+            <w:webHidden/>
+          </w:rPr>
+          <w:instrText xml:space="preserve"> PAGEREF _Toc234826384 \h </w:instrText>
+        </w:r>
+        <w:r>
+          <w:rPr>
+            <w:noProof/>
+            <w:webHidden/>
+          </w:rPr>
+        </w:r>
+        <w:r>
+          <w:rPr>
+            <w:noProof/>
+            <w:webHidden/>
+          </w:rPr>
+          <w:fldChar w:fldCharType="separate"/>
+        </w:r>
+        <w:r>
+          <w:rPr>
+            <w:noProof/>
+            <w:webHidden/>
+          </w:rPr>
+          <w:t>26</w:t>
+        </w:r>
+        <w:r>
+          <w:rPr>
+            <w:noProof/>
+            <w:webHidden/>
+          </w:rPr>
+          <w:fldChar w:fldCharType="end"/>
+        </w:r>
+      </w:hyperlink>
+    </w:p>
+    <w:p>
+      <w:pPr>
+        <w:pStyle w:val="TOC2"/>
+        <w:tabs>
+          <w:tab w:val="right" w:leader="dot" w:pos="8630"/>
+        </w:tabs>
+        <w:rPr>
+          <w:rFonts w:asciiTheme="minorHAnsi" w:hAnsiTheme="minorHAnsi"/>
+          <w:noProof/>
+          <w:color w:val="auto"/>
+          <w:kern w:val="2"/>
+          <w:sz w:val="24"/>
+          <w:szCs w:val="24"/>
+          <w:lang w:val="en-IN" w:eastAsia="en-IN" w:bidi="ta-IN"/>
+          <w14:ligatures w14:val="standardContextual"/>
+        </w:rPr>
+      </w:pPr>
+      <w:hyperlink w:anchor="_Toc234826385" w:history="1">
+        <w:r>
+          <w:rPr>
+            <w:rStyle w:val="Hyperlink"/>
+            <w:noProof/>
+          </w:rPr>
+          <w:t>13.4 Real Issues Found and Fixed During Live Deployment</w:t>
+        </w:r>
+        <w:r>
+          <w:rPr>
+            <w:noProof/>
+            <w:webHidden/>
+          </w:rPr>
+          <w:tab/>
+        </w:r>
+        <w:r>
+          <w:rPr>
+            <w:noProof/>
+            <w:webHidden/>
+          </w:rPr>
+          <w:fldChar w:fldCharType="begin"/>
+        </w:r>
+        <w:r>
+          <w:rPr>
+            <w:noProof/>
+            <w:webHidden/>
+          </w:rPr>
+          <w:instrText xml:space="preserve"> PAGEREF _Toc234826385 \h </w:instrText>
+        </w:r>
+        <w:r>
+          <w:rPr>
+            <w:noProof/>
+            <w:webHidden/>
+          </w:rPr>
+        </w:r>
+        <w:r>
+          <w:rPr>
+            <w:noProof/>
+            <w:webHidden/>
+          </w:rPr>
+          <w:fldChar w:fldCharType="separate"/>
+        </w:r>
+        <w:r>
+          <w:rPr>
+            <w:noProof/>
+            <w:webHidden/>
+          </w:rPr>
+          <w:t>27</w:t>
+        </w:r>
+        <w:r>
+          <w:rPr>
+            <w:noProof/>
+            <w:webHidden/>
+          </w:rPr>
+          <w:fldChar w:fldCharType="end"/>
+        </w:r>
+      </w:hyperlink>
+    </w:p>
+    <w:p>
+      <w:pPr>
+        <w:pStyle w:val="TOC2"/>
+        <w:tabs>
+          <w:tab w:val="right" w:leader="dot" w:pos="8630"/>
+        </w:tabs>
+        <w:rPr>
+          <w:rFonts w:asciiTheme="minorHAnsi" w:hAnsiTheme="minorHAnsi"/>
+          <w:noProof/>
+          <w:color w:val="auto"/>
+          <w:kern w:val="2"/>
+          <w:sz w:val="24"/>
+          <w:szCs w:val="24"/>
+          <w:lang w:val="en-IN" w:eastAsia="en-IN" w:bidi="ta-IN"/>
+          <w14:ligatures w14:val="standardContextual"/>
+        </w:rPr>
+      </w:pPr>
+      <w:hyperlink w:anchor="_Toc234826386" w:history="1">
+        <w:r>
+          <w:rPr>
+            <w:rStyle w:val="Hyperlink"/>
+            <w:noProof/>
+          </w:rPr>
+          <w:t>13.5 Live Verification Results</w:t>
+        </w:r>
+        <w:r>
+          <w:rPr>
+            <w:noProof/>
+            <w:webHidden/>
+          </w:rPr>
+          <w:tab/>
+        </w:r>
+        <w:r>
+          <w:rPr>
+            <w:noProof/>
+            <w:webHidden/>
+          </w:rPr>
+          <w:fldChar w:fldCharType="begin"/>
+        </w:r>
+        <w:r>
+          <w:rPr>
+            <w:noProof/>
+            <w:webHidden/>
+          </w:rPr>
+          <w:instrText xml:space="preserve"> PAGEREF _Toc234826386 \h </w:instrText>
+        </w:r>
+        <w:r>
+          <w:rPr>
+            <w:noProof/>
+            <w:webHidden/>
+          </w:rPr>
+        </w:r>
+        <w:r>
+          <w:rPr>
+            <w:noProof/>
+            <w:webHidden/>
+          </w:rPr>
+          <w:fldChar w:fldCharType="separate"/>
+        </w:r>
+        <w:r>
+          <w:rPr>
+            <w:noProof/>
+            <w:webHidden/>
+          </w:rPr>
+          <w:t>27</w:t>
+        </w:r>
+        <w:r>
+          <w:rPr>
+            <w:noProof/>
+            <w:webHidden/>
+          </w:rPr>
+          <w:fldChar w:fldCharType="end"/>
+        </w:r>
+      </w:hyperlink>
+    </w:p>
+    <w:p>
+      <w:pPr>
+        <w:pStyle w:val="TOC2"/>
+        <w:tabs>
+          <w:tab w:val="right" w:leader="dot" w:pos="8630"/>
+        </w:tabs>
+        <w:rPr>
+          <w:rFonts w:asciiTheme="minorHAnsi" w:hAnsiTheme="minorHAnsi"/>
+          <w:noProof/>
+          <w:color w:val="auto"/>
+          <w:kern w:val="2"/>
+          <w:sz w:val="24"/>
+          <w:szCs w:val="24"/>
+          <w:lang w:val="en-IN" w:eastAsia="en-IN" w:bidi="ta-IN"/>
+          <w14:ligatures w14:val="standardContextual"/>
+        </w:rPr>
+      </w:pPr>
+      <w:hyperlink w:anchor="_Toc234826387" w:history="1">
+        <w:r>
+          <w:rPr>
+            <w:rStyle w:val="Hyperlink"/>
+            <w:noProof/>
+          </w:rPr>
+          <w:t>13.6 Operational Tooling for the Deployed Runtime</w:t>
+        </w:r>
+        <w:r>
+          <w:rPr>
+            <w:noProof/>
+            <w:webHidden/>
+          </w:rPr>
+          <w:tab/>
+        </w:r>
+        <w:r>
+          <w:rPr>
+            <w:noProof/>
+            <w:webHidden/>
+          </w:rPr>
+          <w:fldChar w:fldCharType="begin"/>
+        </w:r>
+        <w:r>
+          <w:rPr>
+            <w:noProof/>
+            <w:webHidden/>
+          </w:rPr>
+          <w:instrText xml:space="preserve"> PAGEREF _Toc234826387 \h </w:instrText>
+        </w:r>
+        <w:r>
+          <w:rPr>
+            <w:noProof/>
+            <w:webHidden/>
+          </w:rPr>
+        </w:r>
+        <w:r>
+          <w:rPr>
+            <w:noProof/>
+            <w:webHidden/>
+          </w:rPr>
+          <w:fldChar w:fldCharType="separate"/>
+        </w:r>
+        <w:r>
+          <w:rPr>
+            <w:noProof/>
+            <w:webHidden/>
+          </w:rPr>
+          <w:t>28</w:t>
+        </w:r>
+        <w:r>
+          <w:rPr>
+            <w:noProof/>
+            <w:webHidden/>
+          </w:rPr>
+          <w:fldChar w:fldCharType="end"/>
+        </w:r>
+      </w:hyperlink>
+    </w:p>
+    <w:p>
+      <w:pPr>
+        <w:pStyle w:val="TOC2"/>
+        <w:tabs>
+          <w:tab w:val="right" w:leader="dot" w:pos="8630"/>
+        </w:tabs>
+        <w:rPr>
+          <w:rFonts w:asciiTheme="minorHAnsi" w:hAnsiTheme="minorHAnsi"/>
+          <w:noProof/>
+          <w:color w:val="auto"/>
+          <w:kern w:val="2"/>
+          <w:sz w:val="24"/>
+          <w:szCs w:val="24"/>
+          <w:lang w:val="en-IN" w:eastAsia="en-IN" w:bidi="ta-IN"/>
+          <w14:ligatures w14:val="standardContextual"/>
+        </w:rPr>
+      </w:pPr>
+      <w:hyperlink w:anchor="_Toc234826388" w:history="1">
+        <w:r>
+          <w:rPr>
+            <w:rStyle w:val="Hyperlink"/>
+            <w:noProof/>
+          </w:rPr>
+          <w:t>13.7 Environment Lifecycle and Cost Control</w:t>
+        </w:r>
+        <w:r>
+          <w:rPr>
+            <w:noProof/>
+            <w:webHidden/>
+          </w:rPr>
+          <w:tab/>
+        </w:r>
+        <w:r>
+          <w:rPr>
+            <w:noProof/>
+            <w:webHidden/>
+          </w:rPr>
+          <w:fldChar w:fldCharType="begin"/>
+        </w:r>
+        <w:r>
+          <w:rPr>
+            <w:noProof/>
+            <w:webHidden/>
+          </w:rPr>
+          <w:instrText xml:space="preserve"> PAGEREF _Toc234826388 \h </w:instrText>
+        </w:r>
+        <w:r>
+          <w:rPr>
+            <w:noProof/>
+            <w:webHidden/>
+          </w:rPr>
+        </w:r>
+        <w:r>
+          <w:rPr>
+            <w:noProof/>
+            <w:webHidden/>
+          </w:rPr>
+          <w:fldChar w:fldCharType="separate"/>
+        </w:r>
+        <w:r>
+          <w:rPr>
+            <w:noProof/>
+            <w:webHidden/>
+          </w:rPr>
+          <w:t>28</w:t>
+        </w:r>
+        <w:r>
+          <w:rPr>
+            <w:noProof/>
+            <w:webHidden/>
+          </w:rPr>
+          <w:fldChar w:fldCharType="end"/>
+        </w:r>
+      </w:hyperlink>
+    </w:p>
+    <w:p>
+      <w:pPr>
+        <w:pStyle w:val="TOC2"/>
+        <w:tabs>
+          <w:tab w:val="right" w:leader="dot" w:pos="8630"/>
+        </w:tabs>
+        <w:rPr>
+          <w:rFonts w:asciiTheme="minorHAnsi" w:hAnsiTheme="minorHAnsi"/>
+          <w:noProof/>
+          <w:color w:val="auto"/>
+          <w:kern w:val="2"/>
+          <w:sz w:val="24"/>
+          <w:szCs w:val="24"/>
+          <w:lang w:val="en-IN" w:eastAsia="en-IN" w:bidi="ta-IN"/>
+          <w14:ligatures w14:val="standardContextual"/>
+        </w:rPr>
+      </w:pPr>
+      <w:hyperlink w:anchor="_Toc234826389" w:history="1">
+        <w:r>
+          <w:rPr>
+            <w:rStyle w:val="Hyperlink"/>
+            <w:noProof/>
+          </w:rPr>
+          <w:t>13.8 Current Status and Remaining Work</w:t>
+        </w:r>
+        <w:r>
+          <w:rPr>
+            <w:noProof/>
+            <w:webHidden/>
+          </w:rPr>
+          <w:tab/>
+        </w:r>
+        <w:r>
+          <w:rPr>
+            <w:noProof/>
+            <w:webHidden/>
+          </w:rPr>
+          <w:fldChar w:fldCharType="begin"/>
+        </w:r>
+        <w:r>
+          <w:rPr>
+            <w:noProof/>
+            <w:webHidden/>
+          </w:rPr>
+          <w:instrText xml:space="preserve"> PAGEREF _Toc234826389 \h </w:instrText>
+        </w:r>
+        <w:r>
+          <w:rPr>
+            <w:noProof/>
+            <w:webHidden/>
+          </w:rPr>
+        </w:r>
+        <w:r>
+          <w:rPr>
+            <w:noProof/>
+            <w:webHidden/>
+          </w:rPr>
+          <w:fldChar w:fldCharType="separate"/>
+        </w:r>
+        <w:r>
+          <w:rPr>
+            <w:noProof/>
+            <w:webHidden/>
+          </w:rPr>
+          <w:t>28</w:t>
+        </w:r>
+        <w:r>
+          <w:rPr>
+            <w:noProof/>
+            <w:webHidden/>
+          </w:rPr>
+          <w:fldChar w:fldCharType="end"/>
+        </w:r>
+      </w:hyperlink>
+    </w:p>
+    <w:p>
+      <w:pPr>
+        <w:pStyle w:val="TOC2"/>
+        <w:tabs>
+          <w:tab w:val="right" w:leader="dot" w:pos="8630"/>
+        </w:tabs>
+        <w:rPr>
+          <w:rFonts w:asciiTheme="minorHAnsi" w:hAnsiTheme="minorHAnsi"/>
+          <w:noProof/>
+          <w:color w:val="auto"/>
+          <w:kern w:val="2"/>
+          <w:sz w:val="24"/>
+          <w:szCs w:val="24"/>
+          <w:lang w:val="en-IN" w:eastAsia="en-IN" w:bidi="ta-IN"/>
+          <w14:ligatures w14:val="standardContextual"/>
+        </w:rPr>
+      </w:pPr>
+      <w:hyperlink w:anchor="_Toc234826390" w:history="1">
+        <w:r>
+          <w:rPr>
+            <w:rStyle w:val="Hyperlink"/>
+            <w:noProof/>
+          </w:rPr>
+          <w:t>13.9 Automated Knowledge Base Synchronization</w:t>
+        </w:r>
+        <w:r>
+          <w:rPr>
+            <w:noProof/>
+            <w:webHidden/>
+          </w:rPr>
+          <w:tab/>
+        </w:r>
+        <w:r>
+          <w:rPr>
+            <w:noProof/>
+            <w:webHidden/>
+          </w:rPr>
+          <w:fldChar w:fldCharType="begin"/>
+        </w:r>
+        <w:r>
+          <w:rPr>
+            <w:noProof/>
+            <w:webHidden/>
+          </w:rPr>
+          <w:instrText xml:space="preserve"> PAGEREF _Toc234826390 \h </w:instrText>
+        </w:r>
+        <w:r>
+          <w:rPr>
+            <w:noProof/>
+            <w:webHidden/>
+          </w:rPr>
+        </w:r>
+        <w:r>
+          <w:rPr>
+            <w:noProof/>
+            <w:webHidden/>
+          </w:rPr>
+          <w:fldChar w:fldCharType="separate"/>
+        </w:r>
+        <w:r>
+          <w:rPr>
+            <w:noProof/>
+            <w:webHidden/>
+          </w:rPr>
+          <w:t>29</w:t>
+        </w:r>
+        <w:r>
+          <w:rPr>
+            <w:noProof/>
+            <w:webHidden/>
+          </w:rPr>
+          <w:fldChar w:fldCharType="end"/>
+        </w:r>
+      </w:hyperlink>
+    </w:p>
+    <w:p>
+      <w:pPr>
+        <w:pStyle w:val="TOC1"/>
+        <w:tabs>
+          <w:tab w:val="right" w:leader="dot" w:pos="8630"/>
+        </w:tabs>
+        <w:rPr>
+          <w:rFonts w:asciiTheme="minorHAnsi" w:hAnsiTheme="minorHAnsi"/>
+          <w:noProof/>
+          <w:color w:val="auto"/>
+          <w:kern w:val="2"/>
+          <w:sz w:val="24"/>
+          <w:szCs w:val="24"/>
+          <w:lang w:val="en-IN" w:eastAsia="en-IN" w:bidi="ta-IN"/>
+          <w14:ligatures w14:val="standardContextual"/>
+        </w:rPr>
+      </w:pPr>
+      <w:hyperlink w:anchor="_Toc234826391" w:history="1">
+        <w:r>
+          <w:rPr>
+            <w:rStyle w:val="Hyperlink"/>
+            <w:noProof/>
+          </w:rPr>
+          <w:t>14. Conclusion</w:t>
+        </w:r>
+        <w:r>
+          <w:rPr>
+            <w:noProof/>
+            <w:webHidden/>
+          </w:rPr>
+          <w:tab/>
+        </w:r>
+        <w:r>
+          <w:rPr>
+            <w:noProof/>
+            <w:webHidden/>
+          </w:rPr>
+          <w:fldChar w:fldCharType="begin"/>
+        </w:r>
+        <w:r>
+          <w:rPr>
+            <w:noProof/>
+            <w:webHidden/>
+          </w:rPr>
+          <w:instrText xml:space="preserve"> PAGEREF _Toc234826391 \h </w:instrText>
+        </w:r>
+        <w:r>
+          <w:rPr>
+            <w:noProof/>
+            <w:webHidden/>
+          </w:rPr>
+        </w:r>
+        <w:r>
+          <w:rPr>
+            <w:noProof/>
+            <w:webHidden/>
+          </w:rPr>
+          <w:fldChar w:fldCharType="separate"/>
+        </w:r>
+        <w:r>
+          <w:rPr>
+            <w:noProof/>
+            <w:webHidden/>
+          </w:rPr>
+          <w:t>29</w:t>
+        </w:r>
+        <w:r>
+          <w:rPr>
+            <w:noProof/>
+            <w:webHidden/>
+          </w:rPr>
+          <w:fldChar w:fldCharType="end"/>
+        </w:r>
+      </w:hyperlink>
+    </w:p>
+    <w:p>
+      <w:pPr>
+        <w:pStyle w:val="TOC1"/>
+        <w:tabs>
+          <w:tab w:val="right" w:leader="dot" w:pos="8630"/>
+        </w:tabs>
+        <w:rPr>
+          <w:rFonts w:asciiTheme="minorHAnsi" w:hAnsiTheme="minorHAnsi"/>
+          <w:noProof/>
+          <w:color w:val="auto"/>
+          <w:kern w:val="2"/>
+          <w:sz w:val="24"/>
+          <w:szCs w:val="24"/>
+          <w:lang w:val="en-IN" w:eastAsia="en-IN" w:bidi="ta-IN"/>
+          <w14:ligatures w14:val="standardContextual"/>
+        </w:rPr>
+      </w:pPr>
+      <w:hyperlink w:anchor="_Toc234826392" w:history="1">
+        <w:r>
+          <w:rPr>
+            <w:rStyle w:val="Hyperlink"/>
+            <w:noProof/>
+          </w:rPr>
+          <w:t>Appendix A — Glossary</w:t>
+        </w:r>
+        <w:r>
+          <w:rPr>
+            <w:noProof/>
+            <w:webHidden/>
+          </w:rPr>
+          <w:tab/>
+        </w:r>
+        <w:r>
+          <w:rPr>
+            <w:noProof/>
+            <w:webHidden/>
+          </w:rPr>
+          <w:fldChar w:fldCharType="begin"/>
+        </w:r>
+        <w:r>
+          <w:rPr>
+            <w:noProof/>
+            <w:webHidden/>
+          </w:rPr>
+          <w:instrText xml:space="preserve"> PAGEREF _Toc234826392 \h </w:instrText>
+        </w:r>
+        <w:r>
+          <w:rPr>
+            <w:noProof/>
+            <w:webHidden/>
+          </w:rPr>
+        </w:r>
+        <w:r>
+          <w:rPr>
+            <w:noProof/>
+            <w:webHidden/>
+          </w:rPr>
+          <w:fldChar w:fldCharType="separate"/>
+        </w:r>
+        <w:r>
+          <w:rPr>
+            <w:noProof/>
+            <w:webHidden/>
+          </w:rPr>
+          <w:t>31</w:t>
+        </w:r>
+        <w:r>
+          <w:rPr>
+            <w:noProof/>
+            <w:webHidden/>
+          </w:rPr>
+          <w:fldChar w:fldCharType="end"/>
+        </w:r>
+      </w:hyperlink>
+    </w:p>
+    <w:p>
+      <w:pPr>
+        <w:pStyle w:val="TOC1"/>
+        <w:tabs>
+          <w:tab w:val="right" w:leader="dot" w:pos="8630"/>
+        </w:tabs>
+        <w:rPr>
+          <w:rFonts w:asciiTheme="minorHAnsi" w:hAnsiTheme="minorHAnsi"/>
+          <w:noProof/>
+          <w:color w:val="auto"/>
+          <w:kern w:val="2"/>
+          <w:sz w:val="24"/>
+          <w:szCs w:val="24"/>
+          <w:lang w:val="en-IN" w:eastAsia="en-IN" w:bidi="ta-IN"/>
+          <w14:ligatures w14:val="standardContextual"/>
+        </w:rPr>
+      </w:pPr>
+      <w:hyperlink w:anchor="_Toc234826393" w:history="1">
+        <w:r>
+          <w:rPr>
+            <w:rStyle w:val="Hyperlink"/>
+            <w:noProof/>
+          </w:rPr>
+          <w:t>Appendix B — Reference Documentation</w:t>
+        </w:r>
+        <w:r>
+          <w:rPr>
+            <w:noProof/>
+            <w:webHidden/>
+          </w:rPr>
+          <w:tab/>
+        </w:r>
+        <w:r>
+          <w:rPr>
+            <w:noProof/>
+            <w:webHidden/>
+          </w:rPr>
+          <w:fldChar w:fldCharType="begin"/>
+        </w:r>
+        <w:r>
+          <w:rPr>
+            <w:noProof/>
+            <w:webHidden/>
+          </w:rPr>
+          <w:instrText xml:space="preserve"> PAGEREF _Toc234826393 \h </w:instrText>
+        </w:r>
+        <w:r>
+          <w:rPr>
+            <w:noProof/>
+            <w:webHidden/>
+          </w:rPr>
+        </w:r>
+        <w:r>
+          <w:rPr>
+            <w:noProof/>
+            <w:webHidden/>
+          </w:rPr>
+          <w:fldChar w:fldCharType="separate"/>
+        </w:r>
+        <w:r>
+          <w:rPr>
+            <w:noProof/>
+            <w:webHidden/>
+          </w:rPr>
+          <w:t>32</w:t>
+        </w:r>
+        <w:r>
+          <w:rPr>
+            <w:noProof/>
+            <w:webHidden/>
+          </w:rPr>
+          <w:fldChar w:fldCharType="end"/>
+        </w:r>
+      </w:hyperlink>
+    </w:p>
+    <w:p>
+      <w:pPr>
+        <w:pStyle w:val="TOC1"/>
+      </w:pPr>
       <w:r>
         <w:fldChar w:fldCharType="end"/>
       </w:r>
     </w:p>
-    <w:p>
-      <w:r>
-        <w:fldChar w:fldCharType="end"/>
-      </w:r>
-    </w:p>
-    <w:p>
-      <w:r>
+    <w:p/>
+    <w:p>
+      <w:r>
+        <w:lastRenderedPageBreak/>
         <w:br w:type="page"/>
       </w:r>
     </w:p>
@@ -295,26 +4791,37 @@
       <w:pPr>
         <w:pStyle w:val="Heading1"/>
       </w:pPr>
-      <w:bookmarkStart w:id="1" w:name="_Toc234670561"/>
+      <w:bookmarkStart w:id="2" w:name="_Toc234670561"/>
+      <w:bookmarkStart w:id="3" w:name="_Toc234826335"/>
       <w:r>
         <w:lastRenderedPageBreak/>
         <w:t>1. Executive Summary</w:t>
       </w:r>
-      <w:bookmarkEnd w:id="1"/>
-    </w:p>
-    <w:p>
-      <w:r>
-        <w:t>Institutional Requests for Proposals (RFPs) and portfolio due-diligence queries are one of the most time- and labour-intensive workflows inside a Mutual Fund Asset Management Company (AMC). Answering a single RFP typically requires a compliance officer, a portfolio analyst, and a client-facing relationship manager to manually pull quantitative fund metrics, retrieve qualitative fund-manager commentary, cross-check every claim against regulatory disclosure rules, and iterate the draft until it is safe to send — a process that today can take days per request across several disjointed systems.</w:t>
-      </w:r>
-    </w:p>
-    <w:p>
-      <w:r>
-        <w:t>The AMC RFP &amp; Portfolio Insight Orchestrator automates this entire workflow end-to-end using a coordinated team of specialised AI agents, built on AWS's open-source Strands Agents framework. Rather than a single large-language-model (LLM) prompt attempting to do everything at once — an approach that is opaque, hard to govern, and prone to compliance mistakes — the system decomposes the task the same way a real AMC team would: a Quantitative Analyst agent, a Qualitative Strategy agent, a Chief Compliance Officer agent acting as an automated judge, a Revisor agent, and a Client Reporting agent, each with a single clear responsibility, collaborating through a governed, auditable workflow graph.</w:t>
-      </w:r>
-    </w:p>
-    <w:p>
-      <w:r>
-        <w:t>The system's defining feature is a self-correcting compliance loop: every draft response is judged against the AMC's compliance rubric before it can reach a client, and if it fails, it is automatically revised and re-judged — up to a configurable limit — with a hard safety net ensuring the system can never silently release non-compliant content. In real-world testing, a query that today takes a human team hours to assemble and review was answered, compliance-checked, and formatted into a client-ready report in under 12 seconds when running on AWS Bedrock, with full traceability of every agent's reasoning and every data point's provenance.</w:t>
+      <w:bookmarkEnd w:id="2"/>
+      <w:bookmarkEnd w:id="3"/>
+    </w:p>
+    <w:p>
+      <w:r>
+        <w:t>Institutional Requests for Proposals (RFPs) and portfolio due-diligence queries are one of the most time- and labour-intensive workflows inside a Mutual Fund Asset Management Company (AMC). Answering a single RFP typically requires a compliance officer, a portfolio analyst, and a client-facing relationship manager to manually pull quantitative fund metrics, retrieve qualitative fund-manager commentary, cross-check every claim against regulatory disclosure rules, and iterate the draft until it is safe to sen</w:t>
+      </w:r>
+      <w:r>
+        <w:t>d — a process that today can take days per request across several disjointed systems.</w:t>
+      </w:r>
+    </w:p>
+    <w:p>
+      <w:r>
+        <w:t>The AMC RFP &amp; Portfolio Insight Orchestrator automates this entire workflow end-to-end using a coordinated team of specialised AI agents, built on AWS's open-source Strands Agents framework. Rather than a single large-language-model (LLM) prompt attempting to do everything at once — an approach that is opaque, hard to govern, and prone to compliance mistakes — the system decomposes the task the same way a real AMC team would: a Quantitative Analyst agent, a Qualitative Strategy agent, a Chief Compliance Off</w:t>
+      </w:r>
+      <w:r>
+        <w:t>icer agent acting as an automated judge, a Revisor agent, and a Client Reporting agent, each with a single clear responsibility, collaborating through a governed, auditable workflow graph.</w:t>
+      </w:r>
+    </w:p>
+    <w:p>
+      <w:r>
+        <w:t>The system's defining feature is a self-correcting compliance loop: every draft response is judged against the AMC's compliance rubric before it can reach a client, and if it fails, it is automatically revised and re-judged — up to a configurable limit — with a hard safety net ensuring the system can never silently release non-compliant content. In real-world testing, a query that today takes a human team hours to assemble and review was answered, compliance-checked, and formatted into a client-ready report</w:t>
+      </w:r>
+      <w:r>
+        <w:t xml:space="preserve"> in under 12 seconds when running on AWS Bedrock, with full traceability of every agent's reasoning and every data point's provenance.</w:t>
       </w:r>
     </w:p>
     <w:p>
@@ -331,22 +4838,26 @@
       <w:pPr>
         <w:pStyle w:val="Heading1"/>
       </w:pPr>
-      <w:bookmarkStart w:id="2" w:name="_Toc234670562"/>
+      <w:bookmarkStart w:id="4" w:name="_Toc234670562"/>
+      <w:bookmarkStart w:id="5" w:name="_Toc234826336"/>
       <w:r>
         <w:lastRenderedPageBreak/>
         <w:t>2. Business Context &amp; Problem Statement</w:t>
       </w:r>
-      <w:bookmarkEnd w:id="2"/>
+      <w:bookmarkEnd w:id="4"/>
+      <w:bookmarkEnd w:id="5"/>
     </w:p>
     <w:p>
       <w:pPr>
         <w:pStyle w:val="Heading2"/>
       </w:pPr>
-      <w:bookmarkStart w:id="3" w:name="_Toc234670563"/>
+      <w:bookmarkStart w:id="6" w:name="_Toc234670563"/>
+      <w:bookmarkStart w:id="7" w:name="_Toc234826337"/>
       <w:r>
         <w:t>2.1 The Operational Bottleneck</w:t>
       </w:r>
-      <w:bookmarkEnd w:id="3"/>
+      <w:bookmarkEnd w:id="6"/>
+      <w:bookmarkEnd w:id="7"/>
     </w:p>
     <w:p>
       <w:r>
@@ -404,11 +4915,13 @@
       <w:pPr>
         <w:pStyle w:val="Heading2"/>
       </w:pPr>
-      <w:bookmarkStart w:id="4" w:name="_Toc234670564"/>
+      <w:bookmarkStart w:id="8" w:name="_Toc234670564"/>
+      <w:bookmarkStart w:id="9" w:name="_Toc234826338"/>
       <w:r>
         <w:t>2.2 Why This Matters Now</w:t>
       </w:r>
-      <w:bookmarkEnd w:id="4"/>
+      <w:bookmarkEnd w:id="8"/>
+      <w:bookmarkEnd w:id="9"/>
     </w:p>
     <w:p>
       <w:pPr>
@@ -451,12 +4964,14 @@
       <w:pPr>
         <w:pStyle w:val="Heading1"/>
       </w:pPr>
-      <w:bookmarkStart w:id="5" w:name="_Toc234670565"/>
+      <w:bookmarkStart w:id="10" w:name="_Toc234670565"/>
+      <w:bookmarkStart w:id="11" w:name="_Toc234826339"/>
       <w:r>
         <w:lastRenderedPageBreak/>
         <w:t>3. Proposed Solution</w:t>
       </w:r>
-      <w:bookmarkEnd w:id="5"/>
+      <w:bookmarkEnd w:id="10"/>
+      <w:bookmarkEnd w:id="11"/>
     </w:p>
     <w:p>
       <w:r>
@@ -467,11 +4982,13 @@
       <w:pPr>
         <w:pStyle w:val="Heading2"/>
       </w:pPr>
-      <w:bookmarkStart w:id="6" w:name="_Toc234670566"/>
+      <w:bookmarkStart w:id="12" w:name="_Toc234670566"/>
+      <w:bookmarkStart w:id="13" w:name="_Toc234826340"/>
       <w:r>
         <w:t>3.1 What It Does, End to End</w:t>
       </w:r>
-      <w:bookmarkEnd w:id="6"/>
+      <w:bookmarkEnd w:id="12"/>
+      <w:bookmarkEnd w:id="13"/>
     </w:p>
     <w:p>
       <w:pPr>
@@ -575,11 +5092,13 @@
       <w:pPr>
         <w:pStyle w:val="Heading2"/>
       </w:pPr>
-      <w:bookmarkStart w:id="7" w:name="_Toc234670567"/>
+      <w:bookmarkStart w:id="14" w:name="_Toc234670567"/>
+      <w:bookmarkStart w:id="15" w:name="_Toc234826341"/>
       <w:r>
         <w:t>3.2 What Makes It Different From a Simple Chatbot</w:t>
       </w:r>
-      <w:bookmarkEnd w:id="7"/>
+      <w:bookmarkEnd w:id="14"/>
+      <w:bookmarkEnd w:id="15"/>
     </w:p>
     <w:p>
       <w:r>
@@ -595,12 +5114,14 @@
       <w:pPr>
         <w:pStyle w:val="Heading1"/>
       </w:pPr>
-      <w:bookmarkStart w:id="8" w:name="_Toc234670568"/>
+      <w:bookmarkStart w:id="16" w:name="_Toc234670568"/>
+      <w:bookmarkStart w:id="17" w:name="_Toc234826342"/>
       <w:r>
         <w:lastRenderedPageBreak/>
         <w:t>4. Why an Agentic AI Approach</w:t>
       </w:r>
-      <w:bookmarkEnd w:id="8"/>
+      <w:bookmarkEnd w:id="16"/>
+      <w:bookmarkEnd w:id="17"/>
     </w:p>
     <w:p>
       <w:r>
@@ -611,11 +5132,13 @@
       <w:pPr>
         <w:pStyle w:val="Heading2"/>
       </w:pPr>
-      <w:bookmarkStart w:id="9" w:name="_Toc234670569"/>
+      <w:bookmarkStart w:id="18" w:name="_Toc234670569"/>
+      <w:bookmarkStart w:id="19" w:name="_Toc234826343"/>
       <w:r>
         <w:t>4.1 Task Decomposition Mirrors How the Work Actually Gets Done</w:t>
       </w:r>
-      <w:bookmarkEnd w:id="9"/>
+      <w:bookmarkEnd w:id="18"/>
+      <w:bookmarkEnd w:id="19"/>
     </w:p>
     <w:p>
       <w:r>
@@ -626,11 +5149,13 @@
       <w:pPr>
         <w:pStyle w:val="Heading2"/>
       </w:pPr>
-      <w:bookmarkStart w:id="10" w:name="_Toc234670570"/>
+      <w:bookmarkStart w:id="20" w:name="_Toc234670570"/>
+      <w:bookmarkStart w:id="21" w:name="_Toc234826344"/>
       <w:r>
         <w:t>4.2 Grounding Eliminates Hallucination Risk</w:t>
       </w:r>
-      <w:bookmarkEnd w:id="10"/>
+      <w:bookmarkEnd w:id="20"/>
+      <w:bookmarkEnd w:id="21"/>
     </w:p>
     <w:p>
       <w:r>
@@ -641,11 +5166,13 @@
       <w:pPr>
         <w:pStyle w:val="Heading2"/>
       </w:pPr>
-      <w:bookmarkStart w:id="11" w:name="_Toc234670571"/>
+      <w:bookmarkStart w:id="22" w:name="_Toc234670571"/>
+      <w:bookmarkStart w:id="23" w:name="_Toc234826345"/>
       <w:r>
         <w:t>4.3 Self-Correction Is a First-Class Capability, Not an Afterthought</w:t>
       </w:r>
-      <w:bookmarkEnd w:id="11"/>
+      <w:bookmarkEnd w:id="22"/>
+      <w:bookmarkEnd w:id="23"/>
     </w:p>
     <w:p>
       <w:r>
@@ -656,11 +5183,13 @@
       <w:pPr>
         <w:pStyle w:val="Heading2"/>
       </w:pPr>
-      <w:bookmarkStart w:id="12" w:name="_Toc234670572"/>
+      <w:bookmarkStart w:id="24" w:name="_Toc234670572"/>
+      <w:bookmarkStart w:id="25" w:name="_Toc234826346"/>
       <w:r>
         <w:t>4.4 Deterministic, Auditable Decision Points</w:t>
       </w:r>
-      <w:bookmarkEnd w:id="12"/>
+      <w:bookmarkEnd w:id="24"/>
+      <w:bookmarkEnd w:id="25"/>
     </w:p>
     <w:p>
       <w:r>
@@ -671,11 +5200,13 @@
       <w:pPr>
         <w:pStyle w:val="Heading2"/>
       </w:pPr>
-      <w:bookmarkStart w:id="13" w:name="_Toc234670573"/>
+      <w:bookmarkStart w:id="26" w:name="_Toc234670573"/>
+      <w:bookmarkStart w:id="27" w:name="_Toc234826347"/>
       <w:r>
         <w:t>4.5 Full Observability and Traceability</w:t>
       </w:r>
-      <w:bookmarkEnd w:id="13"/>
+      <w:bookmarkEnd w:id="26"/>
+      <w:bookmarkEnd w:id="27"/>
     </w:p>
     <w:p>
       <w:r>
@@ -690,11 +5221,13 @@
       <w:pPr>
         <w:pStyle w:val="Heading2"/>
       </w:pPr>
-      <w:bookmarkStart w:id="14" w:name="_Toc234670574"/>
+      <w:bookmarkStart w:id="28" w:name="_Toc234670574"/>
+      <w:bookmarkStart w:id="29" w:name="_Toc234826348"/>
       <w:r>
         <w:t>4.6 Safety Net That Never Silently Fails</w:t>
       </w:r>
-      <w:bookmarkEnd w:id="14"/>
+      <w:bookmarkEnd w:id="28"/>
+      <w:bookmarkEnd w:id="29"/>
     </w:p>
     <w:p>
       <w:r>
@@ -710,12 +5243,14 @@
       <w:pPr>
         <w:pStyle w:val="Heading1"/>
       </w:pPr>
-      <w:bookmarkStart w:id="15" w:name="_Toc234670575"/>
+      <w:bookmarkStart w:id="30" w:name="_Toc234670575"/>
+      <w:bookmarkStart w:id="31" w:name="_Toc234826349"/>
       <w:r>
         <w:lastRenderedPageBreak/>
         <w:t>5. System Architecture &amp; Agent Collaboration</w:t>
       </w:r>
-      <w:bookmarkEnd w:id="15"/>
+      <w:bookmarkEnd w:id="30"/>
+      <w:bookmarkEnd w:id="31"/>
     </w:p>
     <w:p>
       <w:r>
@@ -816,6 +5351,13 @@
                 <w:sz w:val="19"/>
               </w:rPr>
               <w:br/>
+            </w:r>
+            <w:r>
+              <w:rPr>
+                <w:rFonts w:ascii="Consolas" w:hAnsi="Consolas"/>
+                <w:color w:val="202020"/>
+                <w:sz w:val="19"/>
+              </w:rPr>
               <w:t xml:space="preserve">                      |         |                |               |</w:t>
             </w:r>
             <w:r>
@@ -888,6 +5430,13 @@
                 <w:sz w:val="19"/>
               </w:rPr>
               <w:br/>
+            </w:r>
+            <w:r>
+              <w:rPr>
+                <w:rFonts w:ascii="Consolas" w:hAnsi="Consolas"/>
+                <w:color w:val="202020"/>
+                <w:sz w:val="19"/>
+              </w:rPr>
               <w:t xml:space="preserve">                      compliance_check &lt;----------------------------</w:t>
             </w:r>
             <w:r>
@@ -921,11 +5470,13 @@
       <w:pPr>
         <w:pStyle w:val="Heading2"/>
       </w:pPr>
-      <w:bookmarkStart w:id="16" w:name="_Toc234670576"/>
+      <w:bookmarkStart w:id="32" w:name="_Toc234670576"/>
+      <w:bookmarkStart w:id="33" w:name="_Toc234826350"/>
       <w:r>
         <w:t>5.1 The Five Agents</w:t>
       </w:r>
-      <w:bookmarkEnd w:id="16"/>
+      <w:bookmarkEnd w:id="32"/>
+      <w:bookmarkEnd w:id="33"/>
     </w:p>
     <w:tbl>
       <w:tblPr>
@@ -1366,15 +5917,20 @@
       <w:pPr>
         <w:pStyle w:val="Heading2"/>
       </w:pPr>
-      <w:bookmarkStart w:id="17" w:name="_Toc234670577"/>
+      <w:bookmarkStart w:id="34" w:name="_Toc234670577"/>
+      <w:bookmarkStart w:id="35" w:name="_Toc234826351"/>
       <w:r>
         <w:t>5.2 The Self-Correcting Compliance Loop</w:t>
       </w:r>
-      <w:bookmarkEnd w:id="17"/>
-    </w:p>
-    <w:p>
-      <w:r>
-        <w:t>This is the system's core governance mechanism. Every draft — whether the Compliance agent's own first-pass synthesis, or the Revisor's rewrite — is judged against a five-rule compliance rubric covering: (1) no guarantees of future returns, (2) mandatory past-performance disclaimer whenever performance figures are quoted, (3) flagging of promissory language, (4) proper hedged framing of any forward-looking statement, and (5) balanced risk contextualisation for higher-risk funds. A REJECTED verdict routes automatically to the Revisor, which corrects only the flagged issues and preserves every number exactly, before the corrected draft is re-submitted to the Compliance agent.</w:t>
+      <w:bookmarkEnd w:id="34"/>
+      <w:bookmarkEnd w:id="35"/>
+    </w:p>
+    <w:p>
+      <w:r>
+        <w:t>This is the system's core governance mechanism. Every draft — whether the Compliance agent's own first-pass synthesis, or the Revisor's rewrite — is judged against a five-rule compliance rubric covering: (1) no guarantees of future returns, (2) mandatory past-performance disclaimer whenever performance figures are quoted, (3) flagging of promissory language, (4) proper hedged framing of any forward-looking statement, and (5) balanced risk contextualisation for higher-risk funds. A REJECTED verdict routes au</w:t>
+      </w:r>
+      <w:r>
+        <w:t>tomatically to the Revisor, which corrects only the flagged issues and preserves every number exactly, before the corrected draft is re-submitted to the Compliance agent.</w:t>
       </w:r>
     </w:p>
     <w:p>
@@ -1386,19 +5942,24 @@
       <w:pPr>
         <w:pStyle w:val="Heading2"/>
       </w:pPr>
-      <w:bookmarkStart w:id="18" w:name="_Toc234670578"/>
+      <w:bookmarkStart w:id="36" w:name="_Toc234670578"/>
+      <w:bookmarkStart w:id="37" w:name="_Toc234826352"/>
       <w:r>
         <w:t>5.3 Grounded Data Layer</w:t>
       </w:r>
-      <w:bookmarkEnd w:id="18"/>
+      <w:bookmarkEnd w:id="36"/>
+      <w:bookmarkEnd w:id="37"/>
     </w:p>
     <w:p>
       <w:r>
         <w:t xml:space="preserve">Quantitative data is served from a governed structured store (SQLite in development, designed to swap to an enterprise data warehouse such as Snowflake or Redshift in production with zero </w:t>
       </w:r>
       <w:r>
+        <w:t xml:space="preserve">agent code changes). Qualitative commentary is served from a vector database (ChromaDB in development, designed to swap to Amazon OpenSearch in production) enabling semantic </w:t>
+      </w:r>
+      <w:r>
         <w:lastRenderedPageBreak/>
-        <w:t>agent code changes). Qualitative commentary is served from a vector database (ChromaDB in development, designed to swap to Amazon OpenSearch in production) enabling semantic retrieval of the most relevant fund manager notes for a given question. Both layers are intentionally kept independent of the AI framework, so they are testable and auditable without needing a live LLM.</w:t>
+        <w:t>retrieval of the most relevant fund manager notes for a given question. Both layers are intentionally kept independent of the AI framework, so they are testable and auditable without needing a live LLM.</w:t>
       </w:r>
     </w:p>
     <w:p>
@@ -1410,12 +5971,14 @@
       <w:pPr>
         <w:pStyle w:val="Heading1"/>
       </w:pPr>
-      <w:bookmarkStart w:id="19" w:name="_Toc234670579"/>
+      <w:bookmarkStart w:id="38" w:name="_Toc234670579"/>
+      <w:bookmarkStart w:id="39" w:name="_Toc234826353"/>
       <w:r>
         <w:lastRenderedPageBreak/>
         <w:t>6. Why the AWS Strands Agents Framework</w:t>
       </w:r>
-      <w:bookmarkEnd w:id="19"/>
+      <w:bookmarkEnd w:id="38"/>
+      <w:bookmarkEnd w:id="39"/>
     </w:p>
     <w:p>
       <w:r>
@@ -1426,11 +5989,13 @@
       <w:pPr>
         <w:pStyle w:val="Heading2"/>
       </w:pPr>
-      <w:bookmarkStart w:id="20" w:name="_Toc234670580"/>
+      <w:bookmarkStart w:id="40" w:name="_Toc234670580"/>
+      <w:bookmarkStart w:id="41" w:name="_Toc234826354"/>
       <w:r>
         <w:t>6.1 Native Multi-Agent Graph Orchestration</w:t>
       </w:r>
-      <w:bookmarkEnd w:id="20"/>
+      <w:bookmarkEnd w:id="40"/>
+      <w:bookmarkEnd w:id="41"/>
     </w:p>
     <w:p>
       <w:r>
@@ -1441,11 +6006,13 @@
       <w:pPr>
         <w:pStyle w:val="Heading2"/>
       </w:pPr>
-      <w:bookmarkStart w:id="21" w:name="_Toc234670581"/>
+      <w:bookmarkStart w:id="42" w:name="_Toc234670581"/>
+      <w:bookmarkStart w:id="43" w:name="_Toc234826355"/>
       <w:r>
         <w:t>6.2 Reliable Structured Output for Governance Decisions</w:t>
       </w:r>
-      <w:bookmarkEnd w:id="21"/>
+      <w:bookmarkEnd w:id="42"/>
+      <w:bookmarkEnd w:id="43"/>
     </w:p>
     <w:p>
       <w:r>
@@ -1456,26 +6023,33 @@
       <w:pPr>
         <w:pStyle w:val="Heading2"/>
       </w:pPr>
-      <w:bookmarkStart w:id="22" w:name="_Toc234670582"/>
+      <w:bookmarkStart w:id="44" w:name="_Toc234670582"/>
+      <w:bookmarkStart w:id="45" w:name="_Toc234826356"/>
       <w:r>
         <w:t>6.3 Model-Agnostic by Design</w:t>
       </w:r>
-      <w:bookmarkEnd w:id="22"/>
-    </w:p>
-    <w:p>
-      <w:r>
-        <w:t>Strands cleanly separates the agent's logic (system prompt, tools, structured output schema) from the underlying model provider. This project takes direct advantage of that: a single factory function is the only place in the codebase that references a concrete model class, so the system can run entirely on a free, local, open-weight model (Ollama, for zero-cost development) or on AWS Bedrock's managed, enterprise-grade models (for production quality and speed), with a one-line configuration change and zero changes to any agent's code.</w:t>
+      <w:bookmarkEnd w:id="44"/>
+      <w:bookmarkEnd w:id="45"/>
+    </w:p>
+    <w:p>
+      <w:r>
+        <w:t xml:space="preserve">Strands cleanly separates the agent's logic (system prompt, tools, structured output schema) from the underlying model provider. This project takes direct advantage of that: a single factory function is the only place in the codebase that references a concrete model class, so the system can run entirely on a free, local, open-weight model (Ollama, for zero-cost development) or on AWS Bedrock's managed, enterprise-grade models (for production quality and speed), with a one-line configuration change and zero </w:t>
+      </w:r>
+      <w:r>
+        <w:t>changes to any agent's code.</w:t>
       </w:r>
     </w:p>
     <w:p>
       <w:pPr>
         <w:pStyle w:val="Heading2"/>
       </w:pPr>
-      <w:bookmarkStart w:id="23" w:name="_Toc234670583"/>
+      <w:bookmarkStart w:id="46" w:name="_Toc234670583"/>
+      <w:bookmarkStart w:id="47" w:name="_Toc234826357"/>
       <w:r>
         <w:t>6.4 Built-In Observability Hooks</w:t>
       </w:r>
-      <w:bookmarkEnd w:id="23"/>
+      <w:bookmarkEnd w:id="46"/>
+      <w:bookmarkEnd w:id="47"/>
     </w:p>
     <w:p>
       <w:r>
@@ -1486,31 +6060,41 @@
       <w:pPr>
         <w:pStyle w:val="Heading2"/>
       </w:pPr>
-      <w:bookmarkStart w:id="24" w:name="_Toc234670584"/>
+      <w:bookmarkStart w:id="48" w:name="_Toc234670584"/>
+      <w:bookmarkStart w:id="49" w:name="_Toc234826358"/>
       <w:r>
         <w:t>6.5 Production-Ready, AWS-Native Path to Scale</w:t>
       </w:r>
-      <w:bookmarkEnd w:id="24"/>
-    </w:p>
-    <w:p>
-      <w:r>
-        <w:t>Because Strands is AWS's own framework, it integrates natively with Amazon Bedrock for model hosting and deploys onto standard AWS compute without a re-platforming exercise — this was proven directly in Phase 02 (Section 13), which stood the system up on Amazon Bedrock AgentCore and live-verified it end-to-end in the cloud, with zero changes to the agent code itself.</w:t>
+      <w:bookmarkEnd w:id="48"/>
+      <w:bookmarkEnd w:id="49"/>
+    </w:p>
+    <w:p>
+      <w:r>
+        <w:t xml:space="preserve">Because Strands is AWS's own framework, it integrates natively with Amazon Bedrock for model hosting and deploys onto standard AWS compute without a re-platforming exercise — this was proven directly in Phase 02 (Section 13), which stood the system up on Amazon Bedrock </w:t>
+      </w:r>
+      <w:r>
+        <w:lastRenderedPageBreak/>
+        <w:t>AgentCore and live-verified it end-to-end in the cloud, with zero changes to the agent code itself.</w:t>
       </w:r>
     </w:p>
     <w:p>
       <w:pPr>
         <w:pStyle w:val="Heading2"/>
       </w:pPr>
-      <w:bookmarkStart w:id="25" w:name="_Toc234670585"/>
-      <w:r>
-        <w:lastRenderedPageBreak/>
+      <w:bookmarkStart w:id="50" w:name="_Toc234670585"/>
+      <w:bookmarkStart w:id="51" w:name="_Toc234826359"/>
+      <w:r>
         <w:t>6.6 How Strands Works, Technically</w:t>
       </w:r>
-      <w:bookmarkEnd w:id="25"/>
-    </w:p>
-    <w:p>
-      <w:r>
-        <w:t>Each Strands Agent runs an internal event loop: it sends the conversation and its available tools to the configured model; if the model responds with a tool call, Strands executes that tool and feeds the result back to the model automatically, repeating until the model produces a final answer (or, when a structured output schema is configured, until it has produced a schema-valid result). The Graph orchestrator wraps multiple Agents as nodes in this same pattern at a higher level: it evaluates each edge's condition against the current graph state after every completed batch of nodes, only advancing to downstream nodes once their dependencies (and any governance conditions, such as “has compliance already run”) are satisfied. This two-level design — an event loop inside each agent, and a conditional graph across agents — is what allows a compliance loop to exist safely: the graph, not any single model call, is what enforces that unapproved content can never reach the final report.</w:t>
+      <w:bookmarkEnd w:id="50"/>
+      <w:bookmarkEnd w:id="51"/>
+    </w:p>
+    <w:p>
+      <w:r>
+        <w:t>Each Strands Agent runs an internal event loop: it sends the conversation and its available tools to the configured model; if the model responds with a tool call, Strands executes that tool and feeds the result back to the model automatically, repeating until the model produces a final answer (or, when a structured output schema is configured, until it has produced a schema-valid result). The Graph orchestrator wraps multiple Agents as nodes in this same pattern at a higher level: it evaluates each edge's c</w:t>
+      </w:r>
+      <w:r>
+        <w:t>ondition against the current graph state after every completed batch of nodes, only advancing to downstream nodes once their dependencies (and any governance conditions, such as “has compliance already run”) are satisfied. This two-level design — an event loop inside each agent, and a conditional graph across agents — is what allows a compliance loop to exist safely: the graph, not any single model call, is what enforces that unapproved content can never reach the final report.</w:t>
       </w:r>
     </w:p>
     <w:p>
@@ -1522,22 +6106,26 @@
       <w:pPr>
         <w:pStyle w:val="Heading1"/>
       </w:pPr>
-      <w:bookmarkStart w:id="26" w:name="_Toc234670586"/>
+      <w:bookmarkStart w:id="52" w:name="_Toc234670586"/>
+      <w:bookmarkStart w:id="53" w:name="_Toc234826360"/>
       <w:r>
         <w:lastRenderedPageBreak/>
         <w:t>7. Technical Implementation Details</w:t>
       </w:r>
-      <w:bookmarkEnd w:id="26"/>
+      <w:bookmarkEnd w:id="52"/>
+      <w:bookmarkEnd w:id="53"/>
     </w:p>
     <w:p>
       <w:pPr>
         <w:pStyle w:val="Heading2"/>
       </w:pPr>
-      <w:bookmarkStart w:id="27" w:name="_Toc234670587"/>
+      <w:bookmarkStart w:id="54" w:name="_Toc234670587"/>
+      <w:bookmarkStart w:id="55" w:name="_Toc234826361"/>
       <w:r>
         <w:t>7.1 Technology Stack</w:t>
       </w:r>
-      <w:bookmarkEnd w:id="27"/>
+      <w:bookmarkEnd w:id="54"/>
+      <w:bookmarkEnd w:id="55"/>
     </w:p>
     <w:tbl>
       <w:tblPr>
@@ -1547,8 +6135,8 @@
         <w:tblLook w:val="04A0" w:firstRow="1" w:lastRow="0" w:firstColumn="1" w:lastColumn="0" w:noHBand="0" w:noVBand="1"/>
       </w:tblPr>
       <w:tblGrid>
-        <w:gridCol w:w="2758"/>
-        <w:gridCol w:w="6098"/>
+        <w:gridCol w:w="2756"/>
+        <w:gridCol w:w="6100"/>
       </w:tblGrid>
       <w:tr>
         <w:trPr>
@@ -1734,10 +6322,7 @@
           </w:tcPr>
           <w:p>
             <w:r>
-              <w:rPr>
-                <w:sz w:val="20"/>
-              </w:rPr>
-              <w:t>SQLite (development) → Snowflake/Redshift-shaped for production</w:t>
+              <w:t>SQLite (development) → Amazon DynamoDB for staging/production</w:t>
             </w:r>
           </w:p>
         </w:tc>
@@ -1765,10 +6350,7 @@
           </w:tcPr>
           <w:p>
             <w:r>
-              <w:rPr>
-                <w:sz w:val="20"/>
-              </w:rPr>
-              <w:t>ChromaDB, persistent on-disk vector store (development) → Amazon OpenSearch for production</w:t>
+              <w:t>ChromaDB, persistent on-disk vector store (development) → Amazon OpenSearch Serverless for staging/production (Development may opt into the lower-cost Amazon S3 Vectors instead)</w:t>
             </w:r>
           </w:p>
         </w:tc>
@@ -1872,11 +6454,13 @@
       <w:pPr>
         <w:pStyle w:val="Heading2"/>
       </w:pPr>
-      <w:bookmarkStart w:id="28" w:name="_Toc234670588"/>
+      <w:bookmarkStart w:id="56" w:name="_Toc234670588"/>
+      <w:bookmarkStart w:id="57" w:name="_Toc234826362"/>
       <w:r>
         <w:t>7.2 Environment Strategy</w:t>
       </w:r>
-      <w:bookmarkEnd w:id="28"/>
+      <w:bookmarkEnd w:id="56"/>
+      <w:bookmarkEnd w:id="57"/>
     </w:p>
     <w:p>
       <w:r>
@@ -1915,12 +6499,14 @@
       <w:pPr>
         <w:pStyle w:val="Heading2"/>
       </w:pPr>
-      <w:bookmarkStart w:id="29" w:name="_Toc234670589"/>
+      <w:bookmarkStart w:id="58" w:name="_Toc234670589"/>
+      <w:bookmarkStart w:id="59" w:name="_Toc234826363"/>
       <w:r>
         <w:lastRenderedPageBreak/>
         <w:t>7.3 API Surface</w:t>
       </w:r>
-      <w:bookmarkEnd w:id="29"/>
+      <w:bookmarkEnd w:id="58"/>
+      <w:bookmarkEnd w:id="59"/>
     </w:p>
     <w:p>
       <w:pPr>
@@ -1968,11 +6554,13 @@
       <w:pPr>
         <w:pStyle w:val="Heading2"/>
       </w:pPr>
-      <w:bookmarkStart w:id="30" w:name="_Toc234670590"/>
+      <w:bookmarkStart w:id="60" w:name="_Toc234670590"/>
+      <w:bookmarkStart w:id="61" w:name="_Toc234826364"/>
       <w:r>
         <w:t>7.4 Reliability Engineering</w:t>
       </w:r>
-      <w:bookmarkEnd w:id="30"/>
+      <w:bookmarkEnd w:id="60"/>
+      <w:bookmarkEnd w:id="61"/>
     </w:p>
     <w:p>
       <w:r>
@@ -2011,11 +6599,13 @@
       <w:pPr>
         <w:pStyle w:val="Heading2"/>
       </w:pPr>
-      <w:bookmarkStart w:id="31" w:name="_Toc234670591"/>
+      <w:bookmarkStart w:id="62" w:name="_Toc234670591"/>
+      <w:bookmarkStart w:id="63" w:name="_Toc234826365"/>
       <w:r>
         <w:t>7.5 Quality Assurance</w:t>
       </w:r>
-      <w:bookmarkEnd w:id="31"/>
+      <w:bookmarkEnd w:id="62"/>
+      <w:bookmarkEnd w:id="63"/>
     </w:p>
     <w:p>
       <w:r>
@@ -2031,12 +6621,14 @@
       <w:pPr>
         <w:pStyle w:val="Heading1"/>
       </w:pPr>
-      <w:bookmarkStart w:id="32" w:name="_Toc234670592"/>
+      <w:bookmarkStart w:id="64" w:name="_Toc234670592"/>
+      <w:bookmarkStart w:id="65" w:name="_Toc234826366"/>
       <w:r>
         <w:lastRenderedPageBreak/>
         <w:t>8. Sample End-to-End Execution — Case Study</w:t>
       </w:r>
-      <w:bookmarkEnd w:id="32"/>
+      <w:bookmarkEnd w:id="64"/>
+      <w:bookmarkEnd w:id="65"/>
     </w:p>
     <w:p>
       <w:r>
@@ -2047,11 +6639,13 @@
       <w:pPr>
         <w:pStyle w:val="Heading2"/>
       </w:pPr>
-      <w:bookmarkStart w:id="33" w:name="_Toc234670593"/>
+      <w:bookmarkStart w:id="66" w:name="_Toc234670593"/>
+      <w:bookmarkStart w:id="67" w:name="_Toc234826367"/>
       <w:r>
         <w:t>8.1 The Question</w:t>
       </w:r>
-      <w:bookmarkEnd w:id="33"/>
+      <w:bookmarkEnd w:id="66"/>
+      <w:bookmarkEnd w:id="67"/>
     </w:p>
     <w:tbl>
       <w:tblPr>
@@ -2098,11 +6692,13 @@
       <w:pPr>
         <w:pStyle w:val="Heading2"/>
       </w:pPr>
-      <w:bookmarkStart w:id="34" w:name="_Toc234670594"/>
+      <w:bookmarkStart w:id="68" w:name="_Toc234670594"/>
+      <w:bookmarkStart w:id="69" w:name="_Toc234826368"/>
       <w:r>
         <w:t>8.2 What Happened, Step by Step</w:t>
       </w:r>
-      <w:bookmarkEnd w:id="34"/>
+      <w:bookmarkEnd w:id="68"/>
+      <w:bookmarkEnd w:id="69"/>
     </w:p>
     <w:tbl>
       <w:tblPr>
@@ -2477,11 +7073,13 @@
       <w:pPr>
         <w:pStyle w:val="Heading2"/>
       </w:pPr>
-      <w:bookmarkStart w:id="35" w:name="_Toc234670595"/>
+      <w:bookmarkStart w:id="70" w:name="_Toc234670595"/>
+      <w:bookmarkStart w:id="71" w:name="_Toc234826369"/>
       <w:r>
         <w:t>8.3 Result</w:t>
       </w:r>
-      <w:bookmarkEnd w:id="35"/>
+      <w:bookmarkEnd w:id="70"/>
+      <w:bookmarkEnd w:id="71"/>
     </w:p>
     <w:tbl>
       <w:tblPr>
@@ -2650,14 +7248,7 @@
               <w:rPr>
                 <w:sz w:val="20"/>
               </w:rPr>
-              <w:t xml:space="preserve">Every figure traced exactly to the governed source data — zero </w:t>
-            </w:r>
-            <w:r>
-              <w:rPr>
-                <w:sz w:val="20"/>
-              </w:rPr>
-              <w:lastRenderedPageBreak/>
-              <w:t>fabrication</w:t>
+              <w:t>Every figure traced exactly to the governed source data — zero fabrication</w:t>
             </w:r>
           </w:p>
         </w:tc>
@@ -2666,6 +7257,7 @@
     <w:p/>
     <w:p>
       <w:r>
+        <w:lastRenderedPageBreak/>
         <w:t>For comparison, the equivalent query on a free, local, CPU-only model has taken 5–10+ minutes in prior testing on this same system — the agent orchestration logic is identical; only the model provider changes. This is the concrete, measured basis for the cost/time analysis in Section 9.</w:t>
       </w:r>
     </w:p>
@@ -2678,12 +7270,14 @@
       <w:pPr>
         <w:pStyle w:val="Heading1"/>
       </w:pPr>
-      <w:bookmarkStart w:id="36" w:name="_Toc234670596"/>
+      <w:bookmarkStart w:id="72" w:name="_Toc234670596"/>
+      <w:bookmarkStart w:id="73" w:name="_Toc234826370"/>
       <w:r>
         <w:lastRenderedPageBreak/>
         <w:t>9. Business Value — Cost &amp; Human Work-Hours Savings</w:t>
       </w:r>
-      <w:bookmarkEnd w:id="36"/>
+      <w:bookmarkEnd w:id="72"/>
+      <w:bookmarkEnd w:id="73"/>
     </w:p>
     <w:p>
       <w:r>
@@ -2694,11 +7288,13 @@
       <w:pPr>
         <w:pStyle w:val="Heading2"/>
       </w:pPr>
-      <w:bookmarkStart w:id="37" w:name="_Toc234670597"/>
+      <w:bookmarkStart w:id="74" w:name="_Toc234670597"/>
+      <w:bookmarkStart w:id="75" w:name="_Toc234826371"/>
       <w:r>
         <w:t>9.1 Baseline: Manual Process (Today)</w:t>
       </w:r>
-      <w:bookmarkEnd w:id="37"/>
+      <w:bookmarkEnd w:id="74"/>
+      <w:bookmarkEnd w:id="75"/>
     </w:p>
     <w:tbl>
       <w:tblPr>
@@ -2996,11 +7592,13 @@
       <w:pPr>
         <w:pStyle w:val="Heading2"/>
       </w:pPr>
-      <w:bookmarkStart w:id="38" w:name="_Toc234670598"/>
+      <w:bookmarkStart w:id="76" w:name="_Toc234670598"/>
+      <w:bookmarkStart w:id="77" w:name="_Toc234826372"/>
       <w:r>
         <w:t>9.2 With the AMC RFP &amp; Portfolio Insight Orchestrator</w:t>
       </w:r>
-      <w:bookmarkEnd w:id="38"/>
+      <w:bookmarkEnd w:id="76"/>
+      <w:bookmarkEnd w:id="77"/>
     </w:p>
     <w:tbl>
       <w:tblPr>
@@ -3166,12 +7764,13 @@
       <w:pPr>
         <w:pStyle w:val="Heading2"/>
       </w:pPr>
-      <w:bookmarkStart w:id="39" w:name="_Toc234670599"/>
-      <w:r>
-        <w:lastRenderedPageBreak/>
+      <w:bookmarkStart w:id="78" w:name="_Toc234670599"/>
+      <w:bookmarkStart w:id="79" w:name="_Toc234826373"/>
+      <w:r>
         <w:t>9.3 Illustrative Annualised Impact</w:t>
       </w:r>
-      <w:bookmarkEnd w:id="39"/>
+      <w:bookmarkEnd w:id="78"/>
+      <w:bookmarkEnd w:id="79"/>
     </w:p>
     <w:p>
       <w:r>
@@ -3205,6 +7804,7 @@
                 <w:color w:val="FFFFFF"/>
                 <w:sz w:val="20"/>
               </w:rPr>
+              <w:lastRenderedPageBreak/>
               <w:t>Metric</w:t>
             </w:r>
           </w:p>
@@ -3459,12 +8059,14 @@
       <w:pPr>
         <w:pStyle w:val="Heading1"/>
       </w:pPr>
-      <w:bookmarkStart w:id="40" w:name="_Toc234670600"/>
+      <w:bookmarkStart w:id="80" w:name="_Toc234670600"/>
+      <w:bookmarkStart w:id="81" w:name="_Toc234826374"/>
       <w:r>
         <w:lastRenderedPageBreak/>
         <w:t>10. Compliance, Risk &amp; Governance</w:t>
       </w:r>
-      <w:bookmarkEnd w:id="40"/>
+      <w:bookmarkEnd w:id="80"/>
+      <w:bookmarkEnd w:id="81"/>
     </w:p>
     <w:p>
       <w:r>
@@ -3550,12 +8152,14 @@
       <w:pPr>
         <w:pStyle w:val="Heading1"/>
       </w:pPr>
-      <w:bookmarkStart w:id="41" w:name="_Toc234670601"/>
+      <w:bookmarkStart w:id="82" w:name="_Toc234670601"/>
+      <w:bookmarkStart w:id="83" w:name="_Toc234826375"/>
       <w:r>
         <w:lastRenderedPageBreak/>
         <w:t>11. Advantages of This Agentic AI System</w:t>
       </w:r>
-      <w:bookmarkEnd w:id="41"/>
+      <w:bookmarkEnd w:id="82"/>
+      <w:bookmarkEnd w:id="83"/>
     </w:p>
     <w:p>
       <w:pPr>
@@ -3678,22 +8282,26 @@
       <w:pPr>
         <w:pStyle w:val="Heading1"/>
       </w:pPr>
-      <w:bookmarkStart w:id="42" w:name="_Toc234670602"/>
+      <w:bookmarkStart w:id="84" w:name="_Toc234670602"/>
+      <w:bookmarkStart w:id="85" w:name="_Toc234826376"/>
       <w:r>
         <w:lastRenderedPageBreak/>
         <w:t>12. Current Status &amp; Roadmap</w:t>
       </w:r>
-      <w:bookmarkEnd w:id="42"/>
+      <w:bookmarkEnd w:id="84"/>
+      <w:bookmarkEnd w:id="85"/>
     </w:p>
     <w:p>
       <w:pPr>
         <w:pStyle w:val="Heading2"/>
       </w:pPr>
-      <w:bookmarkStart w:id="43" w:name="_Toc234670603"/>
+      <w:bookmarkStart w:id="86" w:name="_Toc234670603"/>
+      <w:bookmarkStart w:id="87" w:name="_Toc234826377"/>
       <w:r>
         <w:t>12.1 Phase 01 (Development) — Complete</w:t>
       </w:r>
-      <w:bookmarkEnd w:id="43"/>
+      <w:bookmarkEnd w:id="86"/>
+      <w:bookmarkEnd w:id="87"/>
     </w:p>
     <w:p>
       <w:r>
@@ -4064,11 +8672,13 @@
       <w:pPr>
         <w:pStyle w:val="Heading2"/>
       </w:pPr>
-      <w:bookmarkStart w:id="44" w:name="_Toc234670604"/>
+      <w:bookmarkStart w:id="88" w:name="_Toc234670604"/>
+      <w:bookmarkStart w:id="89" w:name="_Toc234826378"/>
       <w:r>
         <w:t>12.2 Post-Milestone Enhancement</w:t>
       </w:r>
-      <w:bookmarkEnd w:id="44"/>
+      <w:bookmarkEnd w:id="88"/>
+      <w:bookmarkEnd w:id="89"/>
     </w:p>
     <w:p>
       <w:r>
@@ -4079,117 +8689,156 @@
       <w:pPr>
         <w:pStyle w:val="Heading2"/>
       </w:pPr>
+      <w:bookmarkStart w:id="90" w:name="_Toc234826379"/>
       <w:r>
         <w:t>12.3 Phase 02 (Cloud Deployment) — Dev Environment Live-Verified</w:t>
       </w:r>
+      <w:bookmarkEnd w:id="90"/>
+    </w:p>
+    <w:p>
+      <w:r>
+        <w:t>Amazon Bedrock AgentCore infrastructure for the Development environment has been provisioned end-to-end via Terraform and live-verified against real AWS for all four mock funds, with zero changes to the underlying agent logic — see Section 13 for the full account, including issues found and fixed during live deployment and the deployed Runtime's live results.</w:t>
+      </w:r>
+    </w:p>
+    <w:p>
+      <w:pPr>
+        <w:pStyle w:val="Heading2"/>
+      </w:pPr>
+      <w:bookmarkStart w:id="91" w:name="_Toc234670605"/>
+      <w:bookmarkStart w:id="92" w:name="_Toc234826380"/>
+      <w:r>
+        <w:lastRenderedPageBreak/>
+        <w:t>12.4 Recommended Next Steps</w:t>
+      </w:r>
+      <w:bookmarkEnd w:id="91"/>
+      <w:bookmarkEnd w:id="92"/>
+    </w:p>
+    <w:p>
+      <w:pPr>
+        <w:pStyle w:val="ListBullet"/>
+      </w:pPr>
+      <w:r>
+        <w:t>Apply the Staging and Production environments — the same Terraform modules, environment-specific configuration; both are written and structurally validated but not yet applied to real AWS accounts.</w:t>
+      </w:r>
+    </w:p>
+    <w:p>
+      <w:pPr>
+        <w:pStyle w:val="ListBullet"/>
+      </w:pPr>
+      <w:r>
+        <w:t>Apply and live-verify the automated Knowledge Base synchronization pipeline (Section 13.9) the next time the Development environment is stood up.</w:t>
+      </w:r>
+    </w:p>
+    <w:p>
+      <w:pPr>
+        <w:pStyle w:val="ListBullet"/>
+      </w:pPr>
+      <w:r>
+        <w:t>Publish the project to its source-control platform (GitHub) and complete the short one-time setup the newly-built CI/CD pipeline depends on (Section 14.5), then exercise it end-to-end for the first time.</w:t>
+      </w:r>
+    </w:p>
+    <w:p>
+      <w:pPr>
+        <w:pStyle w:val="ListBullet"/>
+      </w:pPr>
+      <w:r>
+        <w:t>Load and latency testing under realistic concurrent request volume against the deployed Runtime.</w:t>
+      </w:r>
+    </w:p>
+    <w:p>
+      <w:pPr>
+        <w:pStyle w:val="ListBullet"/>
+      </w:pPr>
+      <w:r>
+        <w:t>Integrate the deployed AgentCore Runtime (or the REST API) into the client-facing RFP/portal workflow used by relationship managers.</w:t>
+      </w:r>
+    </w:p>
+    <w:p>
+      <w:pPr>
+        <w:pStyle w:val="ListBullet"/>
+      </w:pPr>
+      <w:r>
+        <w:t>Expand the agent roster for adjacent use cases (e.g., ESG commentary, multi-fund portfolio comparison) using the same governed graph pattern.</w:t>
+      </w:r>
+    </w:p>
+    <w:p>
+      <w:pPr>
+        <w:pStyle w:val="ListBullet"/>
+      </w:pPr>
+      <w:r>
+        <w:t>Implement real tool logic behind the AgentCore Gateway targets and wire AgentCore Memory into the graph for cross-turn conversational context — both currently provisioned but placeholder/unused.</w:t>
+      </w:r>
+    </w:p>
+    <w:p>
+      <w:r>
+        <w:br w:type="page"/>
+      </w:r>
+    </w:p>
+    <w:p>
+      <w:pPr>
+        <w:pStyle w:val="Heading2"/>
+      </w:pPr>
+      <w:r>
+        <w:t>12.5 Phase 03 (CI/CD) — Implemented, Pending First Real Run</w:t>
+      </w:r>
     </w:p>
     <w:p>
       <w:pPr/>
       <w:r>
-        <w:t>Amazon Bedrock AgentCore infrastructure for the Development environment has been provisioned end-to-end via Terraform and live-verified against real AWS for all four mock funds, with zero changes to the underlying agent logic — see Section 13 for the full account, including issues found and fixed during live deployment and the deployed Runtime's live results.</w:t>
+        <w:t>Both pipelines described in Section 14 — automatic pull-request validation, and a manual, deliberately-triggered deploy pipeline covering all three environments — are written and structurally validated, using the same no-long-lived-credential (OIDC) approach AWS itself recommends. Neither has yet been exercised against a real pipeline run: the project has not yet been published to GitHub, the platform the pipeline depends on, and a short one-time setup step remains — see Section 14.5.</w:t>
+      </w:r>
+    </w:p>
+    <w:p>
+      <w:pPr/>
+    </w:p>
+    <w:p>
+      <w:pPr>
+        <w:pStyle w:val="Heading1"/>
+      </w:pPr>
+      <w:bookmarkStart w:id="93" w:name="_Toc234826381"/>
+      <w:r>
+        <w:lastRenderedPageBreak/>
+        <w:t>13. Phase 02: Cloud Deployment on Amazon Bedrock AgentCore</w:t>
+      </w:r>
+      <w:bookmarkEnd w:id="93"/>
+    </w:p>
+    <w:p>
+      <w:r>
+        <w:t>Phase 01 validated the orchestrator's agent logic end-to-end against both a free local model and real AWS Bedrock. Phase 02 takes that same, unmodified agent logic and deploys it as a real, standalone AWS service on Amazon Bedrock AgentCore — AWS's managed runtime purpose-built for hosting production agentic systems. Every AWS resource the deployed system needs is provisioned by modular Terraform, with zero manual console steps; a small, separately-scoped set of application-code additions (a cloud-compliant</w:t>
+      </w:r>
+      <w:r>
+        <w:t xml:space="preserve"> HTTP entrypoint, a cloud data-layer swap, and a container image) closes the gap between the Phase 01 codebase and a real, invokable AWS resource, without changing a single line of the five agents themselves.</w:t>
       </w:r>
     </w:p>
     <w:p>
       <w:pPr>
         <w:pStyle w:val="Heading2"/>
       </w:pPr>
-      <w:bookmarkStart w:id="45" w:name="_Toc234670605"/>
-      <w:r>
-        <w:t>12.4 Recommended Next Steps</w:t>
-      </w:r>
-      <w:bookmarkEnd w:id="45"/>
-    </w:p>
-    <w:p>
-      <w:pPr>
-        <w:pStyle w:val="ListBullet"/>
-      </w:pPr>
-      <w:r>
-        <w:t>Apply the Staging and Production environments — the same Terraform modules, environment-specific configuration; both are written and structurally validated but not yet applied to real AWS accounts.</w:t>
-      </w:r>
-    </w:p>
-    <w:p>
-      <w:pPr>
-        <w:pStyle w:val="ListBullet"/>
-      </w:pPr>
-      <w:r>
-        <w:t>Establish continuous-integration (CI) automation for the fast unit-test suite as a merge gate.</w:t>
-      </w:r>
-    </w:p>
-    <w:p>
-      <w:pPr>
-        <w:pStyle w:val="ListBullet"/>
-      </w:pPr>
-      <w:r>
-        <w:t>Load and latency testing under realistic concurrent request volume against the deployed Runtime.</w:t>
-      </w:r>
-    </w:p>
-    <w:p>
-      <w:pPr>
-        <w:pStyle w:val="ListBullet"/>
-      </w:pPr>
-      <w:r>
-        <w:t>Integrate the deployed AgentCore Runtime (or the REST API) into the client-facing RFP/portal workflow used by relationship managers.</w:t>
-      </w:r>
-    </w:p>
-    <w:p>
-      <w:pPr>
-        <w:pStyle w:val="ListBullet"/>
-      </w:pPr>
-      <w:r>
-        <w:t>Expand the agent roster for adjacent use cases (e.g., ESG commentary, multi-fund portfolio comparison) using the same governed graph pattern.</w:t>
-      </w:r>
-    </w:p>
-    <w:p>
-      <w:pPr>
-        <w:pStyle w:val="ListBullet"/>
-      </w:pPr>
-      <w:r>
-        <w:t>Implement real tool logic behind the AgentCore Gateway targets and wire AgentCore Memory into the graph for cross-turn conversational context — both currently provisioned but placeholder/unused.</w:t>
-      </w:r>
-    </w:p>
-    <w:p>
-      <w:r>
-        <w:br w:type="page"/>
-      </w:r>
-    </w:p>
-    <w:p>
-      <w:pPr>
-        <w:pStyle w:val="Heading1"/>
-      </w:pPr>
-      <w:r>
-        <w:t>13. Phase 02: Cloud Deployment on Amazon Bedrock AgentCore</w:t>
-      </w:r>
-    </w:p>
-    <w:p>
-      <w:pPr/>
-      <w:r>
-        <w:t>Phase 01 validated the orchestrator's agent logic end-to-end against both a free local model and real AWS Bedrock. Phase 02 takes that same, unmodified agent logic and deploys it as a real, standalone AWS service on Amazon Bedrock AgentCore — AWS's managed runtime purpose-built for hosting production agentic systems. Every AWS resource the deployed system needs is provisioned by modular Terraform, with zero manual console steps; a small, separately-scoped set of application-code additions (a cloud-compliant HTTP entrypoint, a cloud data-layer swap, and a container image) closes the gap between the Phase 01 codebase and a real, invokable AWS resource, without changing a single line of the five agents themselves.</w:t>
+      <w:bookmarkStart w:id="94" w:name="_Toc234826382"/>
+      <w:r>
+        <w:t>13.1 Objective and Scope</w:t>
+      </w:r>
+      <w:bookmarkEnd w:id="94"/>
+    </w:p>
+    <w:p>
+      <w:r>
+        <w:t>The objective of Phase 02 was to prove the system runs — for real, not just in theory — as a managed, scalable AWS service, while preserving every governance property validated in Phase 01 (grounded data, the self-correcting compliance loop, the safe-escalation guarantee). Scope was deliberately staged: infrastructure first (provisioned but inert), then the minimum application-code change needed to make it invokable, then a live build-and-deploy pass, verified resource-by-resource against real AWS — not ass</w:t>
+      </w:r>
+      <w:r>
+        <w:t>umed to work from a successful infrastructure plan alone.</w:t>
       </w:r>
     </w:p>
     <w:p>
       <w:pPr>
         <w:pStyle w:val="Heading2"/>
       </w:pPr>
-      <w:r>
-        <w:t>13.1 Objective and Scope</w:t>
-      </w:r>
-    </w:p>
-    <w:p>
-      <w:pPr/>
-      <w:r>
-        <w:t>The objective of Phase 02 was to prove the system runs — for real, not just in theory — as a managed, scalable AWS service, while preserving every governance property validated in Phase 01 (grounded data, the self-correcting compliance loop, the safe-escalation guarantee). Scope was deliberately staged: infrastructure first (provisioned but inert), then the minimum application-code change needed to make it invokable, then a live build-and-deploy pass, verified resource-by-resource against real AWS — not assumed to work from a successful infrastructure plan alone.</w:t>
-      </w:r>
-    </w:p>
-    <w:p>
-      <w:pPr>
-        <w:pStyle w:val="Heading2"/>
-      </w:pPr>
+      <w:bookmarkStart w:id="95" w:name="_Toc234826383"/>
       <w:r>
         <w:t>13.2 Cloud Architecture</w:t>
       </w:r>
-    </w:p>
-    <w:p>
-      <w:pPr/>
+      <w:bookmarkEnd w:id="95"/>
+    </w:p>
+    <w:p>
       <w:r>
         <w:t>Amazon Bedrock AgentCore replaces the developer's own local server as the system's execution environment. The table below maps each system capability to the specific AWS service provisioned for it:</w:t>
       </w:r>
@@ -4197,8 +8846,8 @@
     <w:tbl>
       <w:tblPr>
         <w:tblStyle w:val="TableGrid"/>
-        <w:tblW w:type="auto" w:w="0"/>
-        <w:tblLook w:firstColumn="1" w:firstRow="1" w:lastColumn="0" w:lastRow="0" w:noHBand="0" w:noVBand="1" w:val="04A0"/>
+        <w:tblW w:w="0" w:type="auto"/>
+        <w:tblLook w:val="04A0" w:firstRow="1" w:lastRow="0" w:firstColumn="1" w:lastColumn="0" w:noHBand="0" w:noVBand="1"/>
       </w:tblPr>
       <w:tblGrid>
         <w:gridCol w:w="4320"/>
@@ -4207,10 +8856,9 @@
       <w:tr>
         <w:tc>
           <w:tcPr>
-            <w:tcW w:type="dxa" w:w="4320"/>
-          </w:tcPr>
-          <w:p>
-            <w:r/>
+            <w:tcW w:w="4320" w:type="dxa"/>
+          </w:tcPr>
+          <w:p>
             <w:r>
               <w:rPr>
                 <w:b/>
@@ -4221,10 +8869,9 @@
         </w:tc>
         <w:tc>
           <w:tcPr>
-            <w:tcW w:type="dxa" w:w="4320"/>
-          </w:tcPr>
-          <w:p>
-            <w:r/>
+            <w:tcW w:w="4320" w:type="dxa"/>
+          </w:tcPr>
+          <w:p>
             <w:r>
               <w:rPr>
                 <w:b/>
@@ -4237,7 +8884,7 @@
       <w:tr>
         <w:tc>
           <w:tcPr>
-            <w:tcW w:type="dxa" w:w="4320"/>
+            <w:tcW w:w="4320" w:type="dxa"/>
           </w:tcPr>
           <w:p>
             <w:r>
@@ -4247,7 +8894,7 @@
         </w:tc>
         <w:tc>
           <w:tcPr>
-            <w:tcW w:type="dxa" w:w="4320"/>
+            <w:tcW w:w="4320" w:type="dxa"/>
           </w:tcPr>
           <w:p>
             <w:r>
@@ -4259,7 +8906,7 @@
       <w:tr>
         <w:tc>
           <w:tcPr>
-            <w:tcW w:type="dxa" w:w="4320"/>
+            <w:tcW w:w="4320" w:type="dxa"/>
           </w:tcPr>
           <w:p>
             <w:r>
@@ -4269,7 +8916,7 @@
         </w:tc>
         <w:tc>
           <w:tcPr>
-            <w:tcW w:type="dxa" w:w="4320"/>
+            <w:tcW w:w="4320" w:type="dxa"/>
           </w:tcPr>
           <w:p>
             <w:r>
@@ -4281,7 +8928,7 @@
       <w:tr>
         <w:tc>
           <w:tcPr>
-            <w:tcW w:type="dxa" w:w="4320"/>
+            <w:tcW w:w="4320" w:type="dxa"/>
           </w:tcPr>
           <w:p>
             <w:r>
@@ -4291,11 +8938,11 @@
         </w:tc>
         <w:tc>
           <w:tcPr>
-            <w:tcW w:type="dxa" w:w="4320"/>
-          </w:tcPr>
-          <w:p>
-            <w:r>
-              <w:t>Amazon OpenSearch Serverless (vector store) + Amazon Bedrock Knowledge Base — replaces local ChromaDB</w:t>
+            <w:tcW w:w="4320" w:type="dxa"/>
+          </w:tcPr>
+          <w:p>
+            <w:r>
+              <w:t>Amazon OpenSearch Serverless (vector store) + Amazon Bedrock Knowledge Base — replaces local ChromaDB; Development may substitute the lower-cost Amazon S3 Vectors as the vector store instead</w:t>
             </w:r>
           </w:p>
         </w:tc>
@@ -4303,21 +8950,25 @@
       <w:tr>
         <w:tc>
           <w:tcPr>
-            <w:tcW w:type="dxa" w:w="4320"/>
-          </w:tcPr>
-          <w:p>
-            <w:r>
-              <w:t>Container image</w:t>
-            </w:r>
-          </w:p>
-        </w:tc>
-        <w:tc>
-          <w:tcPr>
-            <w:tcW w:type="dxa" w:w="4320"/>
-          </w:tcPr>
-          <w:p>
-            <w:r>
-              <w:t>Amazon Elastic Container Registry (ECR)</w:t>
+            <w:tcW w:w="4320" w:type="dxa"/>
+          </w:tcPr>
+          <w:p>
+            <w:r>
+              <w:t>Automatic Knowledge Base synchronization</w:t>
+            </w:r>
+          </w:p>
+        </w:tc>
+        <w:tc>
+          <w:tcPr>
+            <w:tcW w:w="4320" w:type="dxa"/>
+          </w:tcPr>
+          <w:p>
+            <w:r>
+              <w:t xml:space="preserve">Amazon SQS + AWS Lambda — detects source-document changes and triggers Bedrock ingestion automatically, replacing a </w:t>
+            </w:r>
+            <w:r>
+              <w:lastRenderedPageBreak/>
+              <w:t>manual step</w:t>
             </w:r>
           </w:p>
         </w:tc>
@@ -4325,21 +8976,22 @@
       <w:tr>
         <w:tc>
           <w:tcPr>
-            <w:tcW w:type="dxa" w:w="4320"/>
-          </w:tcPr>
-          <w:p>
-            <w:r>
-              <w:t>Access control</w:t>
-            </w:r>
-          </w:p>
-        </w:tc>
-        <w:tc>
-          <w:tcPr>
-            <w:tcW w:type="dxa" w:w="4320"/>
-          </w:tcPr>
-          <w:p>
-            <w:r>
-              <w:t>AWS IAM — one least-privilege role per component (Runtime, Knowledge Base, Lambda)</w:t>
+            <w:tcW w:w="4320" w:type="dxa"/>
+          </w:tcPr>
+          <w:p>
+            <w:r>
+              <w:lastRenderedPageBreak/>
+              <w:t>Container image</w:t>
+            </w:r>
+          </w:p>
+        </w:tc>
+        <w:tc>
+          <w:tcPr>
+            <w:tcW w:w="4320" w:type="dxa"/>
+          </w:tcPr>
+          <w:p>
+            <w:r>
+              <w:t>Amazon Elastic Container Registry (ECR)</w:t>
             </w:r>
           </w:p>
         </w:tc>
@@ -4347,21 +8999,21 @@
       <w:tr>
         <w:tc>
           <w:tcPr>
-            <w:tcW w:type="dxa" w:w="4320"/>
-          </w:tcPr>
-          <w:p>
-            <w:r>
-              <w:t>Observability</w:t>
-            </w:r>
-          </w:p>
-        </w:tc>
-        <w:tc>
-          <w:tcPr>
-            <w:tcW w:type="dxa" w:w="4320"/>
-          </w:tcPr>
-          <w:p>
-            <w:r>
-              <w:t>Amazon CloudWatch — log groups, a dashboard, and error/throttle alarms</w:t>
+            <w:tcW w:w="4320" w:type="dxa"/>
+          </w:tcPr>
+          <w:p>
+            <w:r>
+              <w:t>Access control</w:t>
+            </w:r>
+          </w:p>
+        </w:tc>
+        <w:tc>
+          <w:tcPr>
+            <w:tcW w:w="4320" w:type="dxa"/>
+          </w:tcPr>
+          <w:p>
+            <w:r>
+              <w:t>AWS IAM — one least-privilege role per component (Runtime, Knowledge Base, Lambda)</w:t>
             </w:r>
           </w:p>
         </w:tc>
@@ -4369,21 +9021,21 @@
       <w:tr>
         <w:tc>
           <w:tcPr>
-            <w:tcW w:type="dxa" w:w="4320"/>
-          </w:tcPr>
-          <w:p>
-            <w:r>
-              <w:t>Tool exposure (provisioned, not yet wired in)</w:t>
-            </w:r>
-          </w:p>
-        </w:tc>
-        <w:tc>
-          <w:tcPr>
-            <w:tcW w:type="dxa" w:w="4320"/>
-          </w:tcPr>
-          <w:p>
-            <w:r>
-              <w:t>AgentCore Gateway</w:t>
+            <w:tcW w:w="4320" w:type="dxa"/>
+          </w:tcPr>
+          <w:p>
+            <w:r>
+              <w:t>Observability</w:t>
+            </w:r>
+          </w:p>
+        </w:tc>
+        <w:tc>
+          <w:tcPr>
+            <w:tcW w:w="4320" w:type="dxa"/>
+          </w:tcPr>
+          <w:p>
+            <w:r>
+              <w:t>Amazon CloudWatch — log groups, a dashboard, and error/throttle alarms</w:t>
             </w:r>
           </w:p>
         </w:tc>
@@ -4391,7 +9043,29 @@
       <w:tr>
         <w:tc>
           <w:tcPr>
-            <w:tcW w:type="dxa" w:w="4320"/>
+            <w:tcW w:w="4320" w:type="dxa"/>
+          </w:tcPr>
+          <w:p>
+            <w:r>
+              <w:t>Tool exposure (provisioned, not yet wired in)</w:t>
+            </w:r>
+          </w:p>
+        </w:tc>
+        <w:tc>
+          <w:tcPr>
+            <w:tcW w:w="4320" w:type="dxa"/>
+          </w:tcPr>
+          <w:p>
+            <w:r>
+              <w:t>AgentCore Gateway</w:t>
+            </w:r>
+          </w:p>
+        </w:tc>
+      </w:tr>
+      <w:tr>
+        <w:tc>
+          <w:tcPr>
+            <w:tcW w:w="4320" w:type="dxa"/>
           </w:tcPr>
           <w:p>
             <w:r>
@@ -4401,7 +9075,7 @@
         </w:tc>
         <w:tc>
           <w:tcPr>
-            <w:tcW w:type="dxa" w:w="4320"/>
+            <w:tcW w:w="4320" w:type="dxa"/>
           </w:tcPr>
           <w:p>
             <w:r>
@@ -4411,11 +9085,8 @@
         </w:tc>
       </w:tr>
     </w:tbl>
-    <w:p>
-      <w:pPr/>
-    </w:p>
-    <w:p>
-      <w:pPr/>
+    <w:p/>
+    <w:p>
       <w:r>
         <w:t>Every resource above is defined once as a reusable Terraform module and instantiated per environment (Development, Staging, Production) from the same code, with only configuration — not logic — differing between them, mirroring the same environment-strategy principle already established for the application code in Section 7.2.</w:t>
       </w:r>
@@ -4424,12 +9095,13 @@
       <w:pPr>
         <w:pStyle w:val="Heading2"/>
       </w:pPr>
+      <w:bookmarkStart w:id="96" w:name="_Toc234826384"/>
       <w:r>
         <w:t>13.3 Key Engineering Decisions</w:t>
       </w:r>
-    </w:p>
-    <w:p>
-      <w:pPr/>
+      <w:bookmarkEnd w:id="96"/>
+    </w:p>
+    <w:p>
       <w:r>
         <w:t>Three architecture decisions were made deliberately, each backed by direct verification rather than assumption:</w:t>
       </w:r>
@@ -4447,7 +9119,10 @@
         <w:pStyle w:val="ListBullet"/>
       </w:pPr>
       <w:r>
-        <w:t>A staged, multi-pass rollout. Because a handful of resources genuinely cannot exist before their prerequisites do (for example, the vector search index needs its parent search collection to exist first; the container-hosting Runtime needs a container image that doesn't exist until after infrastructure is first stood up), each environment is deployed in up to three incremental passes rather than a single all-at-once apply. This keeps every stage independently verifiable — and, in practice, kept the blast radius of any one mistake small.</w:t>
+        <w:t>A staged, multi-pass rollout. Because a handful of resources genuinely cannot exist before their prerequisites do (for example, the vector search index needs its parent search collection to exist first; the container-hosting Runtime needs a container image that doesn't exist until after infrastructure is first stood up), each environment is deployed in up to three incremental passes rather than a single all-at-once apply. This keeps every stage independently verifiable — and, in practice, kept the blast rad</w:t>
+      </w:r>
+      <w:r>
+        <w:t>ius of any one mistake small.</w:t>
       </w:r>
     </w:p>
     <w:p>
@@ -4462,12 +9137,14 @@
       <w:pPr>
         <w:pStyle w:val="Heading2"/>
       </w:pPr>
-      <w:r>
+      <w:bookmarkStart w:id="97" w:name="_Toc234826385"/>
+      <w:r>
+        <w:lastRenderedPageBreak/>
         <w:t>13.4 Real Issues Found and Fixed During Live Deployment</w:t>
       </w:r>
-    </w:p>
-    <w:p>
-      <w:pPr/>
+      <w:bookmarkEnd w:id="97"/>
+    </w:p>
+    <w:p>
       <w:r>
         <w:t>Consistent with the reliability-engineering discipline described in Section 7.4, deployment was not considered complete on a clean infrastructure plan/apply alone. Live, end-to-end testing against real AWS surfaced three genuine defects — each would have silently blocked every real invocation of the deployed system had it shipped unfixed:</w:t>
       </w:r>
@@ -4497,7 +9174,6 @@
       </w:r>
     </w:p>
     <w:p>
-      <w:pPr/>
       <w:r>
         <w:t>All three were found, root-caused, and fixed within the same deployment session, each confirmed resolved by a subsequent real AWS call — not just a passing test.</w:t>
       </w:r>
@@ -4506,12 +9182,13 @@
       <w:pPr>
         <w:pStyle w:val="Heading2"/>
       </w:pPr>
+      <w:bookmarkStart w:id="98" w:name="_Toc234826386"/>
       <w:r>
         <w:t>13.5 Live Verification Results</w:t>
       </w:r>
-    </w:p>
-    <w:p>
-      <w:pPr/>
+      <w:bookmarkEnd w:id="98"/>
+    </w:p>
+    <w:p>
       <w:r>
         <w:t>With the fixes above in place and real fund-commentary documents ingested into the cloud knowledge base, the deployed AgentCore Runtime was exercised end-to-end for all four mock funds — the same governed, self-correcting pipeline described in Sections 3–5, now running as a real, standalone AWS service rather than a local process:</w:t>
       </w:r>
@@ -4519,8 +9196,8 @@
     <w:tbl>
       <w:tblPr>
         <w:tblStyle w:val="TableGrid"/>
-        <w:tblW w:type="auto" w:w="0"/>
-        <w:tblLook w:firstColumn="1" w:firstRow="1" w:lastColumn="0" w:lastRow="0" w:noHBand="0" w:noVBand="1" w:val="04A0"/>
+        <w:tblW w:w="0" w:type="auto"/>
+        <w:tblLook w:val="04A0" w:firstRow="1" w:lastRow="0" w:firstColumn="1" w:lastColumn="0" w:noHBand="0" w:noVBand="1"/>
       </w:tblPr>
       <w:tblGrid>
         <w:gridCol w:w="2160"/>
@@ -4531,10 +9208,9 @@
       <w:tr>
         <w:tc>
           <w:tcPr>
-            <w:tcW w:type="dxa" w:w="2160"/>
-          </w:tcPr>
-          <w:p>
-            <w:r/>
+            <w:tcW w:w="2160" w:type="dxa"/>
+          </w:tcPr>
+          <w:p>
             <w:r>
               <w:rPr>
                 <w:b/>
@@ -4545,10 +9221,9 @@
         </w:tc>
         <w:tc>
           <w:tcPr>
-            <w:tcW w:type="dxa" w:w="2160"/>
-          </w:tcPr>
-          <w:p>
-            <w:r/>
+            <w:tcW w:w="2160" w:type="dxa"/>
+          </w:tcPr>
+          <w:p>
             <w:r>
               <w:rPr>
                 <w:b/>
@@ -4559,10 +9234,9 @@
         </w:tc>
         <w:tc>
           <w:tcPr>
-            <w:tcW w:type="dxa" w:w="2160"/>
-          </w:tcPr>
-          <w:p>
-            <w:r/>
+            <w:tcW w:w="2160" w:type="dxa"/>
+          </w:tcPr>
+          <w:p>
             <w:r>
               <w:rPr>
                 <w:b/>
@@ -4573,10 +9247,9 @@
         </w:tc>
         <w:tc>
           <w:tcPr>
-            <w:tcW w:type="dxa" w:w="2160"/>
-          </w:tcPr>
-          <w:p>
-            <w:r/>
+            <w:tcW w:w="2160" w:type="dxa"/>
+          </w:tcPr>
+          <w:p>
             <w:r>
               <w:rPr>
                 <w:b/>
@@ -4589,7 +9262,7 @@
       <w:tr>
         <w:tc>
           <w:tcPr>
-            <w:tcW w:type="dxa" w:w="2160"/>
+            <w:tcW w:w="2160" w:type="dxa"/>
           </w:tcPr>
           <w:p>
             <w:r>
@@ -4599,7 +9272,7 @@
         </w:tc>
         <w:tc>
           <w:tcPr>
-            <w:tcW w:type="dxa" w:w="2160"/>
+            <w:tcW w:w="2160" w:type="dxa"/>
           </w:tcPr>
           <w:p>
             <w:r>
@@ -4609,7 +9282,7 @@
         </w:tc>
         <w:tc>
           <w:tcPr>
-            <w:tcW w:type="dxa" w:w="2160"/>
+            <w:tcW w:w="2160" w:type="dxa"/>
           </w:tcPr>
           <w:p>
             <w:r>
@@ -4619,7 +9292,7 @@
         </w:tc>
         <w:tc>
           <w:tcPr>
-            <w:tcW w:type="dxa" w:w="2160"/>
+            <w:tcW w:w="2160" w:type="dxa"/>
           </w:tcPr>
           <w:p>
             <w:r>
@@ -4631,7 +9304,7 @@
       <w:tr>
         <w:tc>
           <w:tcPr>
-            <w:tcW w:type="dxa" w:w="2160"/>
+            <w:tcW w:w="2160" w:type="dxa"/>
           </w:tcPr>
           <w:p>
             <w:r>
@@ -4641,7 +9314,7 @@
         </w:tc>
         <w:tc>
           <w:tcPr>
-            <w:tcW w:type="dxa" w:w="2160"/>
+            <w:tcW w:w="2160" w:type="dxa"/>
           </w:tcPr>
           <w:p>
             <w:r>
@@ -4651,7 +9324,7 @@
         </w:tc>
         <w:tc>
           <w:tcPr>
-            <w:tcW w:type="dxa" w:w="2160"/>
+            <w:tcW w:w="2160" w:type="dxa"/>
           </w:tcPr>
           <w:p>
             <w:r>
@@ -4661,7 +9334,7 @@
         </w:tc>
         <w:tc>
           <w:tcPr>
-            <w:tcW w:type="dxa" w:w="2160"/>
+            <w:tcW w:w="2160" w:type="dxa"/>
           </w:tcPr>
           <w:p>
             <w:r>
@@ -4673,7 +9346,7 @@
       <w:tr>
         <w:tc>
           <w:tcPr>
-            <w:tcW w:type="dxa" w:w="2160"/>
+            <w:tcW w:w="2160" w:type="dxa"/>
           </w:tcPr>
           <w:p>
             <w:r>
@@ -4683,7 +9356,7 @@
         </w:tc>
         <w:tc>
           <w:tcPr>
-            <w:tcW w:type="dxa" w:w="2160"/>
+            <w:tcW w:w="2160" w:type="dxa"/>
           </w:tcPr>
           <w:p>
             <w:r>
@@ -4693,7 +9366,7 @@
         </w:tc>
         <w:tc>
           <w:tcPr>
-            <w:tcW w:type="dxa" w:w="2160"/>
+            <w:tcW w:w="2160" w:type="dxa"/>
           </w:tcPr>
           <w:p>
             <w:r>
@@ -4703,7 +9376,7 @@
         </w:tc>
         <w:tc>
           <w:tcPr>
-            <w:tcW w:type="dxa" w:w="2160"/>
+            <w:tcW w:w="2160" w:type="dxa"/>
           </w:tcPr>
           <w:p>
             <w:r>
@@ -4715,7 +9388,7 @@
       <w:tr>
         <w:tc>
           <w:tcPr>
-            <w:tcW w:type="dxa" w:w="2160"/>
+            <w:tcW w:w="2160" w:type="dxa"/>
           </w:tcPr>
           <w:p>
             <w:r>
@@ -4725,7 +9398,7 @@
         </w:tc>
         <w:tc>
           <w:tcPr>
-            <w:tcW w:type="dxa" w:w="2160"/>
+            <w:tcW w:w="2160" w:type="dxa"/>
           </w:tcPr>
           <w:p>
             <w:r>
@@ -4735,7 +9408,7 @@
         </w:tc>
         <w:tc>
           <w:tcPr>
-            <w:tcW w:type="dxa" w:w="2160"/>
+            <w:tcW w:w="2160" w:type="dxa"/>
           </w:tcPr>
           <w:p>
             <w:r>
@@ -4745,7 +9418,7 @@
         </w:tc>
         <w:tc>
           <w:tcPr>
-            <w:tcW w:type="dxa" w:w="2160"/>
+            <w:tcW w:w="2160" w:type="dxa"/>
           </w:tcPr>
           <w:p>
             <w:r>
@@ -4755,13 +9428,184 @@
         </w:tc>
       </w:tr>
     </w:tbl>
+    <w:p/>
+    <w:p>
+      <w:r>
+        <w:t xml:space="preserve">Every response combined real quantitative metrics from the cloud data store with real, retrieved manager commentary, with no fabricated content. Two of the four funds required </w:t>
+      </w:r>
+      <w:r>
+        <w:lastRenderedPageBreak/>
+        <w:t>genuine revise-and-recheck cycles before reaching an approved verdict, confirming the compliance loop is doing real evaluative work in this environment, not rubber-stamping every draft. Response times of 7–14 seconds compare favourably to the 5–10+ minute baseline observed with the free, local, CPU-only model configuration used for da</w:t>
+      </w:r>
+      <w:r>
+        <w:t>y-to-day development (Section 8).</w:t>
+      </w:r>
+    </w:p>
+    <w:p>
+      <w:pPr>
+        <w:pStyle w:val="Heading2"/>
+      </w:pPr>
+      <w:bookmarkStart w:id="99" w:name="_Toc234826387"/>
+      <w:r>
+        <w:t>13.6 Operational Tooling for the Deployed Runtime</w:t>
+      </w:r>
+      <w:bookmarkEnd w:id="99"/>
+    </w:p>
+    <w:p>
+      <w:r>
+        <w:t>The deployed Runtime can be exercised three ways, each verified working directly against real AWS: a short Python script, the built-in Test tab in the AWS Bedrock console (no code required), and a purpose-built mode in the project's browser-based interface that talks to the deployed Runtime directly using the same AWS credentials as the infrastructure deployment itself — no separate local server, and no open-source model, involved at all. This gives both engineering and non-engineering stakeholders a way to</w:t>
+      </w:r>
+      <w:r>
+        <w:t xml:space="preserve"> interact with the live, deployed system directly.</w:t>
+      </w:r>
+    </w:p>
+    <w:p>
+      <w:pPr>
+        <w:pStyle w:val="Heading2"/>
+      </w:pPr>
+      <w:bookmarkStart w:id="100" w:name="_Toc234826388"/>
+      <w:r>
+        <w:t>13.7 Environment Lifecycle and Cost Control</w:t>
+      </w:r>
+      <w:bookmarkEnd w:id="100"/>
+    </w:p>
+    <w:p>
+      <w:r>
+        <w:t>Because every resource is Terraform-managed, an environment can be fully and cleanly torn down when not in active use, avoiding ongoing AWS spend between testing sessions — the Development environment used for all verification in this section was fully torn down after testing concluded, with zero AWS resources remaining, confirmed directly against AWS rather than assumed from the teardown command's exit code. That exercise surfaced (and permanently fixed, for every future environment) two infrastructure rob</w:t>
+      </w:r>
+      <w:r>
+        <w:t>ustness gaps around deleting resources that had been genuinely used — a container registry holding a pushed image, and a search index holding ingested test documents — both now handled automatically going forward.</w:t>
+      </w:r>
+    </w:p>
+    <w:p>
+      <w:r>
+        <w:t>Development can also opt into a lower-cost vector-store alternative to Amazon OpenSearch Serverless — Amazon S3 Vectors — eliminating the underlying search collection's own baseline cost entirely, not just the cost of the data stored in it. This option is deliberately restricted to Development only; Staging and Production remain on Amazon OpenSearch Serverless as the production-grade choice. Switching between the two is a configuration choice, not a code change, and both paths have been live-verified end-to</w:t>
+      </w:r>
+      <w:r>
+        <w:t>-end against real AWS.</w:t>
+      </w:r>
+    </w:p>
+    <w:p>
+      <w:pPr>
+        <w:pStyle w:val="Heading2"/>
+      </w:pPr>
+      <w:bookmarkStart w:id="101" w:name="_Toc234826389"/>
+      <w:r>
+        <w:t>13.8 Current Status and Remaining Work</w:t>
+      </w:r>
+      <w:bookmarkEnd w:id="101"/>
+    </w:p>
+    <w:p>
+      <w:r>
+        <w:t>As of this report, Phase 02 stands as follows:</w:t>
+      </w:r>
+    </w:p>
+    <w:p>
+      <w:pPr>
+        <w:pStyle w:val="ListBullet"/>
+      </w:pPr>
+      <w:r>
+        <w:t>Development environment: infrastructure written, applied, and fully live-verified end-to-end for all four mock funds, via both the direct AWS invocation path and the browser UI — then deliberately torn down to eliminate idle cost, pending the next round of development-environment work.</w:t>
+      </w:r>
+    </w:p>
+    <w:p>
+      <w:pPr>
+        <w:pStyle w:val="ListBullet"/>
+      </w:pPr>
+      <w:r>
+        <w:t>Staging and Production environments: infrastructure is written and structurally validated but not yet applied to real AWS accounts — see Section 12's roadmap.</w:t>
+      </w:r>
+    </w:p>
+    <w:p>
+      <w:pPr>
+        <w:pStyle w:val="ListBullet"/>
+      </w:pPr>
+      <w:r>
+        <w:lastRenderedPageBreak/>
+        <w:t>AgentCore Gateway-routed tool logic and AgentCore Memory (cross-turn conversational context): both provisioned by Terraform but intentionally left as a separate, larger follow-on rather than bundled into this phase.</w:t>
+      </w:r>
+    </w:p>
+    <w:p>
+      <w:pPr>
+        <w:pStyle w:val="Heading2"/>
+      </w:pPr>
+      <w:bookmarkStart w:id="102" w:name="_Toc234826390"/>
+      <w:r>
+        <w:t>13.9 Automated Knowledge Base Synchronization</w:t>
+      </w:r>
+      <w:bookmarkEnd w:id="102"/>
+    </w:p>
+    <w:p>
+      <w:r>
+        <w:t>The Knowledge Base described in Section 13.2 only reflects whatever documents existed in its source document store at the moment an ingestion job was last triggered manually — a workable approach for a one-time proof of concept, but not for an environment where fund commentary changes on an ongoing basis. An automated synchronization pipeline closes that gap: whenever a document is added to, or removed from, the source document store, the Knowledge Base re-syncs itself within a few minutes, with no manual s</w:t>
+      </w:r>
+      <w:r>
+        <w:t>tep required.</w:t>
+      </w:r>
+    </w:p>
+    <w:p>
+      <w:r>
+        <w:t>Document-change events are batched over a short window — a managed message queue absorbs bursts of near-simultaneous changes — before a single ingestion job is triggered through a small serverless function, deliberately batched because the underlying Bedrock service only permits one ingestion job to run at a time per Knowledge Base. Failures that survive automatic retry are captured for review rather than silently dropped, and feed the same monitoring and alerting already in place for the rest of the system</w:t>
+      </w:r>
+      <w:r>
+        <w:t xml:space="preserve"> (Section 13.2).</w:t>
+      </w:r>
+    </w:p>
+    <w:p>
+      <w:pPr>
+        <w:pStyle w:val="ListBullet"/>
+      </w:pPr>
+      <w:r>
+        <w:t>Correctness over precision on permissions. The pipeline's permission to trigger ingestion is scoped broadly (any Knowledge Base in the account) rather than to the one Knowledge Base it actually serves, to avoid recreating a circular dependency between two pieces of infrastructure that would otherwise each need to reference the other before either exists — an explicit, reviewed trade-off, not an oversight.</w:t>
+      </w:r>
+    </w:p>
+    <w:p>
+      <w:pPr>
+        <w:pStyle w:val="ListBullet"/>
+      </w:pPr>
+      <w:r>
+        <w:t>Reused, not duplicated, alerting. Failures surface through the same monitoring channel already used for the rest of the deployed system, rather than a second alert destination stakeholders would need to separately watch.</w:t>
+      </w:r>
+    </w:p>
+    <w:p>
+      <w:pPr>
+        <w:pStyle w:val="ListBullet"/>
+      </w:pPr>
+      <w:r>
+        <w:t>Manual triggering remains available as a fallback. The original manual ingestion process (Section 13.2) is left fully intact for testing or urgent re-syncs, rather than being replaced outright.</w:t>
+      </w:r>
+    </w:p>
+    <w:p>
+      <w:r>
+        <w:t>As with the rest of Phase 02, this pipeline is defined as version-controlled infrastructure and has passed structural validation across all three environments, but has not yet been applied to a live AWS account or exercised end-to-end against a real document change — that verification is the immediate next step once the Development environment (Section 13.8) is next stood up.</w:t>
+      </w:r>
+    </w:p>
+    <w:p>
+      <w:pPr>
+        <w:pStyle w:val="Heading1"/>
+      </w:pPr>
+      <w:r>
+        <w:t>14. Phase 03: CI/CD Automation on GitHub Actions</w:t>
+      </w:r>
+    </w:p>
     <w:p>
       <w:pPr/>
+      <w:r>
+        <w:t>Phase 02 proved the system runs as a real, standalone AWS service, but every deployment action — building the container image, applying an infrastructure change, promoting a build from Development through Staging to Production — still required a person to run commands by hand from their own machine. Phase 03 closes that gap: the exact same build and deploy operations are now codified as an automated, auditable pipeline, triggered deliberately rather than firing silently on every code change, and requiring no long-lived cloud credentials to be stored anywhere in the source-control platform.</w:t>
+      </w:r>
+    </w:p>
+    <w:p>
+      <w:pPr>
+        <w:pStyle w:val="Heading2"/>
+      </w:pPr>
+      <w:r>
+        <w:t>14.1 Objective and Scope</w:t>
+      </w:r>
     </w:p>
     <w:p>
       <w:pPr/>
       <w:r>
-        <w:t>Every response combined real quantitative metrics from the cloud data store with real, retrieved manager commentary, with no fabricated content. Two of the four funds required genuine revise-and-recheck cycles before reaching an approved verdict, confirming the compliance loop is doing real evaluative work in this environment, not rubber-stamping every draft. Response times of 7–14 seconds compare favourably to the 5–10+ minute baseline observed with the free, local, CPU-only model configuration used for day-to-day development (Section 8).</w:t>
+        <w:t>The objective of Phase 03 was to remove manual, by-hand execution as the single point of failure in getting a validated change into a live environment — without weakening any of the governance properties already established in Phases 01 and 02. Scope was deliberately narrow: automate the exact operations already documented and proven in Phase 02, add a fast, automatic safety check on every proposed code change, and do both without ever storing a standing AWS credential in the source-control platform.</w:t>
       </w:r>
     </w:p>
     <w:p>
@@ -4769,13 +9613,139 @@
         <w:pStyle w:val="Heading2"/>
       </w:pPr>
       <w:r>
-        <w:t>13.6 Operational Tooling for the Deployed Runtime</w:t>
+        <w:t>14.2 CI/CD Architecture</w:t>
       </w:r>
     </w:p>
     <w:p>
       <w:pPr/>
       <w:r>
-        <w:t>The deployed Runtime can be exercised three ways, each verified working directly against real AWS: a short Python script, the built-in Test tab in the AWS Bedrock console (no code required), and a purpose-built mode in the project's browser-based interface that talks to the deployed Runtime directly using the same AWS credentials as the infrastructure deployment itself — no separate local server, and no open-source model, involved at all. This gives both engineering and non-engineering stakeholders a way to interact with the live, deployed system directly.</w:t>
+        <w:t>Two automated pipelines were built, each with a single, narrow responsibility:</w:t>
+      </w:r>
+    </w:p>
+    <w:tbl>
+      <w:tblPr>
+        <w:tblStyle w:val="TableGrid"/>
+        <w:tblW w:type="auto" w:w="0"/>
+        <w:tblLook w:firstColumn="1" w:firstRow="1" w:lastColumn="0" w:lastRow="0" w:noHBand="0" w:noVBand="1" w:val="04A0"/>
+      </w:tblPr>
+      <w:tblGrid>
+        <w:gridCol w:w="2880"/>
+        <w:gridCol w:w="2880"/>
+        <w:gridCol w:w="2880"/>
+      </w:tblGrid>
+      <w:tr>
+        <w:tc>
+          <w:tcPr>
+            <w:tcW w:type="dxa" w:w="2880"/>
+          </w:tcPr>
+          <w:p>
+            <w:r/>
+            <w:r>
+              <w:rPr>
+                <w:b/>
+              </w:rPr>
+              <w:t>Pipeline</w:t>
+            </w:r>
+          </w:p>
+        </w:tc>
+        <w:tc>
+          <w:tcPr>
+            <w:tcW w:type="dxa" w:w="2880"/>
+          </w:tcPr>
+          <w:p>
+            <w:r/>
+            <w:r>
+              <w:rPr>
+                <w:b/>
+              </w:rPr>
+              <w:t>Trigger</w:t>
+            </w:r>
+          </w:p>
+        </w:tc>
+        <w:tc>
+          <w:tcPr>
+            <w:tcW w:type="dxa" w:w="2880"/>
+          </w:tcPr>
+          <w:p>
+            <w:r/>
+            <w:r>
+              <w:rPr>
+                <w:b/>
+              </w:rPr>
+              <w:t>What It Does</w:t>
+            </w:r>
+          </w:p>
+        </w:tc>
+      </w:tr>
+      <w:tr>
+        <w:tc>
+          <w:tcPr>
+            <w:tcW w:type="dxa" w:w="2880"/>
+          </w:tcPr>
+          <w:p>
+            <w:r>
+              <w:t>Pull-request validation</w:t>
+            </w:r>
+          </w:p>
+        </w:tc>
+        <w:tc>
+          <w:tcPr>
+            <w:tcW w:type="dxa" w:w="2880"/>
+          </w:tcPr>
+          <w:p>
+            <w:r>
+              <w:t>Automatic, on every proposed code change</w:t>
+            </w:r>
+          </w:p>
+        </w:tc>
+        <w:tc>
+          <w:tcPr>
+            <w:tcW w:type="dxa" w:w="2880"/>
+          </w:tcPr>
+          <w:p>
+            <w:r>
+              <w:t>Runs code-quality checks, the fast automated test suite, a trial container build, and a preview of any proposed infrastructure change — all read-only, incapable of altering any AWS environment.</w:t>
+            </w:r>
+          </w:p>
+        </w:tc>
+      </w:tr>
+      <w:tr>
+        <w:tc>
+          <w:tcPr>
+            <w:tcW w:type="dxa" w:w="2880"/>
+          </w:tcPr>
+          <w:p>
+            <w:r>
+              <w:t>Deploy</w:t>
+            </w:r>
+          </w:p>
+        </w:tc>
+        <w:tc>
+          <w:tcPr>
+            <w:tcW w:type="dxa" w:w="2880"/>
+          </w:tcPr>
+          <w:p>
+            <w:r>
+              <w:t>Manual, deliberately triggered by a person</w:t>
+            </w:r>
+          </w:p>
+        </w:tc>
+        <w:tc>
+          <w:tcPr>
+            <w:tcW w:type="dxa" w:w="2880"/>
+          </w:tcPr>
+          <w:p>
+            <w:r>
+              <w:t>Builds and publishes the container image for Development, then — only when explicitly instructed — promotes that exact, already-tested image into Staging and then Production and applies the corresponding infrastructure change.</w:t>
+            </w:r>
+          </w:p>
+        </w:tc>
+      </w:tr>
+    </w:tbl>
+    <w:p>
+      <w:pPr/>
+      <w:r>
+        <w:t>A third, one-time piece of infrastructure gives the pipeline its own scoped AWS identity. Rather than storing a long-lived AWS password inside the source-control platform, this project uses a token-exchange mechanism (OpenID Connect, or OIDC) that AWS trusts directly: the source-control platform issues a short-lived, purpose-specific credential for each individual pipeline run, valid only for that run and only for the specific environment that run was explicitly granted permission for.</w:t>
       </w:r>
     </w:p>
     <w:p>
@@ -4783,13 +9753,45 @@
         <w:pStyle w:val="Heading2"/>
       </w:pPr>
       <w:r>
-        <w:t>13.7 Environment Lifecycle and Cost Control</w:t>
+        <w:t>14.3 Key Engineering Decisions</w:t>
       </w:r>
     </w:p>
     <w:p>
       <w:pPr/>
       <w:r>
-        <w:t>Because every resource is Terraform-managed, an environment can be fully and cleanly torn down when not in active use, avoiding ongoing AWS spend between testing sessions — the Development environment used for all verification in this section was fully torn down after testing concluded, with zero AWS resources remaining, confirmed directly against AWS rather than assumed from the teardown command's exit code. That exercise surfaced (and permanently fixed, for every future environment) two infrastructure robustness gaps around deleting resources that had been genuinely used — a container registry holding a pushed image, and a search index holding ingested test documents — both now handled automatically going forward.</w:t>
+        <w:t>Four decisions were made deliberately, each confirmed directly with the project stakeholder rather than defaulted to:</w:t>
+      </w:r>
+    </w:p>
+    <w:p>
+      <w:pPr>
+        <w:pStyle w:val="ListBullet"/>
+      </w:pPr>
+      <w:r>
+        <w:t>No long-lived cloud credentials stored anywhere. Every pipeline run authenticates to AWS using a short-lived, automatically-expiring credential obtained at the moment it runs, rather than a standing password sitting in the source-control platform indefinitely, waiting to be leaked or misused.</w:t>
+      </w:r>
+    </w:p>
+    <w:p>
+      <w:pPr>
+        <w:pStyle w:val="ListBullet"/>
+      </w:pPr>
+      <w:r>
+        <w:t>Every deployment is a deliberate, human-triggered action, including to Development. Nothing deploys automatically as a side effect of approving a code change — every environment, without exception, is updated only when a person explicitly instructs the pipeline to do so.</w:t>
+      </w:r>
+    </w:p>
+    <w:p>
+      <w:pPr>
+        <w:pStyle w:val="ListBullet"/>
+      </w:pPr>
+      <w:r>
+        <w:t>One build, promoted unchanged, never rebuilt per environment. The exact container image validated in Development is the same image, byte-for-byte, later promoted into Staging and then Production — eliminating the risk of a subtle difference between what was tested and what actually runs in a client-facing environment.</w:t>
+      </w:r>
+    </w:p>
+    <w:p>
+      <w:pPr>
+        <w:pStyle w:val="ListBullet"/>
+      </w:pPr>
+      <w:r>
+        <w:t>No mandatory second-approver gate on Production deployments, by design. The source-control platform's own approval-gate feature does not allow the person who triggered a deployment to also approve it — for a project currently maintained by one engineer, that would make every Production deployment impossible without a second person on standby purely to click approve. The deliberate manual trigger, combined with the scoped, single-purpose credential above, is the safety control instead. This choice should be revisited the moment a second engineer joins the project.</w:t>
       </w:r>
     </w:p>
     <w:p>
@@ -4797,13 +9799,27 @@
         <w:pStyle w:val="Heading2"/>
       </w:pPr>
       <w:r>
-        <w:t>13.8 Current Status and Remaining Work</w:t>
+        <w:t>14.4 Security Model</w:t>
       </w:r>
     </w:p>
     <w:p>
       <w:pPr/>
       <w:r>
-        <w:t>As of this report, Phase 02 stands as follows:</w:t>
+        <w:t>Each pipeline identity is granted only the specific permissions it needs for its specific environment, following the same naming-based isolation already used to keep Development, Staging, and Production separate from each other elsewhere in this system (Section 13.3) — the identity scoped to Staging, for example, cannot alter a Development or Production resource. The pull-request checks are additionally restricted to read-only access across all three environments, so a proposed code change — even before anyone has reviewed it — can never itself alter a live environment.</w:t>
+      </w:r>
+    </w:p>
+    <w:p>
+      <w:pPr>
+        <w:pStyle w:val="Heading2"/>
+      </w:pPr>
+      <w:r>
+        <w:t>14.5 Current Status and Remaining Work</w:t>
+      </w:r>
+    </w:p>
+    <w:p>
+      <w:pPr/>
+      <w:r>
+        <w:t>As of this report, Phase 03 stands as follows:</w:t>
       </w:r>
     </w:p>
     <w:p>
@@ -4811,7 +9827,7 @@
         <w:pStyle w:val="ListBullet"/>
       </w:pPr>
       <w:r>
-        <w:t>Development environment: infrastructure written, applied, and fully live-verified end-to-end for all four mock funds, via both the direct AWS invocation path and the browser UI — then deliberately torn down to eliminate idle cost, pending the next round of development-environment work.</w:t>
+        <w:t>Both pipelines and the supporting one-time AWS identity infrastructure are written and have passed structural validation, but have not yet been exercised against a real pipeline run — the project's source code has not yet been published to the source-control platform (GitHub) the pipeline depends on, a step outside this phase's scope.</w:t>
       </w:r>
     </w:p>
     <w:p>
@@ -4819,7 +9835,7 @@
         <w:pStyle w:val="ListBullet"/>
       </w:pPr>
       <w:r>
-        <w:t>Staging and Production environments: infrastructure is written and structurally validated but not yet applied to real AWS accounts — see Section 12's roadmap.</w:t>
+        <w:t>Once published, a short one-time setup — provisioning the pipeline's scoped AWS identity, and a few platform-side configuration settings — is required before the very first real pipeline run; this is documented step by step for whoever performs it.</w:t>
       </w:r>
     </w:p>
     <w:p>
@@ -4827,23 +9843,31 @@
         <w:pStyle w:val="ListBullet"/>
       </w:pPr>
       <w:r>
-        <w:t>AgentCore Gateway-routed tool logic and AgentCore Memory (cross-turn conversational context): both provisioned by Terraform but intentionally left as a separate, larger follow-on rather than bundled into this phase.</w:t>
-      </w:r>
+        <w:t>The same staged rollout used for Staging and Production in Phase 02 (Section 12.4) applies here too: the deploy pipeline is designed to carry out that same multi-pass rollout for Staging and Production, once each is ready to be applied for the first time.</w:t>
+      </w:r>
+    </w:p>
+    <w:p>
+      <w:pPr/>
     </w:p>
     <w:p>
       <w:pPr>
         <w:pStyle w:val="Heading1"/>
       </w:pPr>
-      <w:bookmarkStart w:id="46" w:name="_Toc234670606"/>
-      <w:r>
-        <w:t>14. Conclusion</w:t>
-      </w:r>
-      <w:bookmarkEnd w:id="46"/>
-    </w:p>
-    <w:p>
-      <w:r>
-        <w:t>The AMC RFP &amp; Portfolio Insight Orchestrator demonstrates that agentic AI, applied with the same discipline as any other production financial-services system, can automate one of an AMC's most labour-intensive and compliance-sensitive workflows without compromising on governance. By decomposing the work across specialised agents, grounding every figure in real data, and making compliance a structural, self-correcting property of the workflow rather than a manual checklist, the system delivers response times measured in seconds instead of days, while producing a stronger, more consistent, and more auditable compliance trail than the manual process it replaces. Built on AWS's Strands Agents framework and designed from day one for a clean path to AWS Bedrock in production, this system has since been proven not only in local development but as a real, deployed AWS service: Phase 02 stood up the full Amazon Bedrock AgentCore infrastructure and live-verified every mock fund scenario end-to-end in the cloud, with zero changes to the underlying agent logic. What remains is promotion to Staging and Production and the deferred Gateway/Memory integration work described in Section 13.8 — not a redesign, but a continuation of a foundation already proven to work.</w:t>
-      </w:r>
+      <w:bookmarkStart w:id="103" w:name="_Toc234670606"/>
+      <w:bookmarkStart w:id="104" w:name="_Toc234826391"/>
+      <w:r>
+        <w:t>15. Conclusion</w:t>
+      </w:r>
+      <w:bookmarkEnd w:id="103"/>
+      <w:bookmarkEnd w:id="104"/>
+    </w:p>
+    <w:p>
+      <w:r>
+        <w:t>The AMC RFP &amp; Portfolio Insight Orchestrator demonstrates that agentic AI, applied with the same discipline as any other production financial-services system, can automate one of an AMC's most labour-intensive and compliance-sensitive workflows without compromising on governance. By decomposing the work across specialised agents, grounding every figure in real data, and making compliance a structural, self-correcting property of the workflow rather than a manual checklist, the system delivers response times measured in seconds instead of days, while producing a stronger, more consistent, and more auditable compliance trail than the manual process it replaces. Built on AWS's Strands Agents framework and designed from day one for a clean path to AWS Bedrock in production, this system has since been proven not only in local development but as a real, deployed AWS service: Phase 02 stood up the full Amazon Bedrock AgentCore infrastructure and live-verified every mock fund scenario end-to-end in the cloud, with zero changes to the underlying agent logic, and Phase 03 codified the build-and-deploy process itself into an automated, auditable pipeline that requires no long-lived cloud credentials. What remains is publishing the project to its source-control platform, the short one-time setup that pipeline depends on, promotion to Staging and Production, and the deferred Gateway/Memory integration work described in Section 13.8 — not a redesign, but a continuation of a foundation already proven to work.</w:t>
+      </w:r>
+      <w:r/>
+      <w:r/>
+      <w:r/>
     </w:p>
     <w:p>
       <w:r>
@@ -4854,12 +9878,14 @@
       <w:pPr>
         <w:pStyle w:val="Heading1"/>
       </w:pPr>
-      <w:bookmarkStart w:id="47" w:name="_Toc234670607"/>
+      <w:bookmarkStart w:id="105" w:name="_Toc234670607"/>
+      <w:bookmarkStart w:id="106" w:name="_Toc234826392"/>
       <w:r>
         <w:lastRenderedPageBreak/>
         <w:t>Appendix A — Glossary</w:t>
       </w:r>
-      <w:bookmarkEnd w:id="47"/>
+      <w:bookmarkEnd w:id="105"/>
+      <w:bookmarkEnd w:id="106"/>
     </w:p>
     <w:tbl>
       <w:tblPr>
@@ -4869,8 +9895,8 @@
         <w:tblLook w:val="04A0" w:firstRow="1" w:lastRow="0" w:firstColumn="1" w:lastColumn="0" w:noHBand="0" w:noVBand="1"/>
       </w:tblPr>
       <w:tblGrid>
-        <w:gridCol w:w="2193"/>
-        <w:gridCol w:w="6663"/>
+        <w:gridCol w:w="2196"/>
+        <w:gridCol w:w="6660"/>
       </w:tblGrid>
       <w:tr>
         <w:trPr>
@@ -5282,9 +10308,12 @@
         </w:tc>
       </w:tr>
       <w:tr>
-        <w:tc>
-          <w:tcPr>
-            <w:tcW w:type="dxa" w:w="2193"/>
+        <w:trPr>
+          <w:jc w:val="center"/>
+        </w:trPr>
+        <w:tc>
+          <w:tcPr>
+            <w:tcW w:w="2193" w:type="dxa"/>
           </w:tcPr>
           <w:p>
             <w:r>
@@ -5294,7 +10323,7 @@
         </w:tc>
         <w:tc>
           <w:tcPr>
-            <w:tcW w:type="dxa" w:w="6663"/>
+            <w:tcW w:w="6663" w:type="dxa"/>
           </w:tcPr>
           <w:p>
             <w:r>
@@ -5304,9 +10333,12 @@
         </w:tc>
       </w:tr>
       <w:tr>
-        <w:tc>
-          <w:tcPr>
-            <w:tcW w:type="dxa" w:w="2193"/>
+        <w:trPr>
+          <w:jc w:val="center"/>
+        </w:trPr>
+        <w:tc>
+          <w:tcPr>
+            <w:tcW w:w="2193" w:type="dxa"/>
           </w:tcPr>
           <w:p>
             <w:r>
@@ -5316,7 +10348,7 @@
         </w:tc>
         <w:tc>
           <w:tcPr>
-            <w:tcW w:type="dxa" w:w="6663"/>
+            <w:tcW w:w="6663" w:type="dxa"/>
           </w:tcPr>
           <w:p>
             <w:r>
@@ -5326,9 +10358,12 @@
         </w:tc>
       </w:tr>
       <w:tr>
-        <w:tc>
-          <w:tcPr>
-            <w:tcW w:type="dxa" w:w="2193"/>
+        <w:trPr>
+          <w:jc w:val="center"/>
+        </w:trPr>
+        <w:tc>
+          <w:tcPr>
+            <w:tcW w:w="2193" w:type="dxa"/>
           </w:tcPr>
           <w:p>
             <w:r>
@@ -5338,11 +10373,77 @@
         </w:tc>
         <w:tc>
           <w:tcPr>
-            <w:tcW w:type="dxa" w:w="6663"/>
+            <w:tcW w:w="6663" w:type="dxa"/>
           </w:tcPr>
           <w:p>
             <w:r>
               <w:t>AWS Identity and Access Management — controls exactly which AWS resource can access which other AWS resource, used in Phase 02 in place of network isolation to scope access.</w:t>
+            </w:r>
+          </w:p>
+        </w:tc>
+      </w:tr>
+      <w:tr>
+        <w:tc>
+          <w:tcPr>
+            <w:tcW w:type="dxa" w:w="2196"/>
+          </w:tcPr>
+          <w:p>
+            <w:r>
+              <w:t>CI/CD</w:t>
+            </w:r>
+          </w:p>
+        </w:tc>
+        <w:tc>
+          <w:tcPr>
+            <w:tcW w:type="dxa" w:w="6660"/>
+          </w:tcPr>
+          <w:p>
+            <w:r>
+              <w:t>Continuous Integration / Continuous Deployment — automated pipelines that check every proposed code change and, on deliberate instruction, build and deploy the system, replacing manual, ad-hoc commands run by hand.</w:t>
+            </w:r>
+          </w:p>
+        </w:tc>
+      </w:tr>
+      <w:tr>
+        <w:tc>
+          <w:tcPr>
+            <w:tcW w:type="dxa" w:w="2196"/>
+          </w:tcPr>
+          <w:p>
+            <w:r>
+              <w:t>OIDC (OpenID Connect)</w:t>
+            </w:r>
+          </w:p>
+        </w:tc>
+        <w:tc>
+          <w:tcPr>
+            <w:tcW w:type="dxa" w:w="6660"/>
+          </w:tcPr>
+          <w:p>
+            <w:r>
+              <w:t>An open, token-based trust mechanism that lets one platform (here, GitHub) prove its identity to another (AWS) and receive a short-lived, single-purpose credential — used in Phase 03 specifically to avoid storing any long-lived AWS password.</w:t>
+            </w:r>
+          </w:p>
+        </w:tc>
+      </w:tr>
+      <w:tr>
+        <w:tc>
+          <w:tcPr>
+            <w:tcW w:type="dxa" w:w="2196"/>
+          </w:tcPr>
+          <w:p>
+            <w:r>
+              <w:t>GitHub Actions</w:t>
+            </w:r>
+          </w:p>
+        </w:tc>
+        <w:tc>
+          <w:tcPr>
+            <w:tcW w:type="dxa" w:w="6660"/>
+          </w:tcPr>
+          <w:p>
+            <w:r>
+              <w:t>The automation platform used to run this system's CI/CD pipelines, triggered either automatically (on a proposed code change) or manually (to deploy).</w:t>
             </w:r>
           </w:p>
         </w:tc>
@@ -5358,12 +10459,14 @@
       <w:pPr>
         <w:pStyle w:val="Heading1"/>
       </w:pPr>
-      <w:bookmarkStart w:id="48" w:name="_Toc234670608"/>
+      <w:bookmarkStart w:id="107" w:name="_Toc234670608"/>
+      <w:bookmarkStart w:id="108" w:name="_Toc234826393"/>
       <w:r>
         <w:lastRenderedPageBreak/>
         <w:t>Appendix B — Reference Documentation</w:t>
       </w:r>
-      <w:bookmarkEnd w:id="48"/>
+      <w:bookmarkEnd w:id="107"/>
+      <w:bookmarkEnd w:id="108"/>
     </w:p>
     <w:p>
       <w:r>
@@ -5432,6 +10535,14 @@
       </w:pPr>
       <w:r>
         <w:t>infra/terraform/README.md — Phase 02 Terraform deployment guide: exact apply commands per environment, the three-pass rollout, and troubleshooting.</w:t>
+      </w:r>
+    </w:p>
+    <w:p>
+      <w:pPr>
+        <w:pStyle w:val="ListBullet"/>
+      </w:pPr>
+      <w:r>
+        <w:t>ci_cd_runbook.md — Phase 03 CI/CD one-time setup and the Staging/Production first-rollout runbook.</w:t>
       </w:r>
     </w:p>
     <w:p>
